--- a/JS Program.docx
+++ b/JS Program.docx
@@ -7,11 +7,13 @@
         <w:pStyle w:val="NoSpacing"/>
         <w:rPr>
           <w:b/>
-        </w:rPr>
-      </w:pPr>
-      <w:r>
-        <w:rPr>
-          <w:b/>
+          <w:color w:val="0070C0"/>
+        </w:rPr>
+      </w:pPr>
+      <w:r>
+        <w:rPr>
+          <w:b/>
+          <w:color w:val="0070C0"/>
         </w:rPr>
         <w:t>Reverse of string</w:t>
       </w:r>
@@ -60,12 +62,5614 @@
     </w:p>
     <w:p>
       <w:pPr>
+        <w:pStyle w:val="NoSpacing"/>
+      </w:pPr>
+      <w:r>
+        <w:t>OR</w:t>
+      </w:r>
+    </w:p>
+    <w:p>
+      <w:pPr>
+        <w:pStyle w:val="NoSpacing"/>
+      </w:pPr>
+      <w:r>
+        <w:t xml:space="preserve">const result = </w:t>
+      </w:r>
+      <w:proofErr w:type="spellStart"/>
+      <w:r>
+        <w:t>Array.from</w:t>
+      </w:r>
+      <w:proofErr w:type="spellEnd"/>
+      <w:r>
+        <w:t>(</w:t>
+      </w:r>
+      <w:proofErr w:type="spellStart"/>
+      <w:r>
+        <w:t>uname</w:t>
+      </w:r>
+      <w:proofErr w:type="spellEnd"/>
+      <w:proofErr w:type="gramStart"/>
+      <w:r>
+        <w:t>).reduce</w:t>
+      </w:r>
+      <w:proofErr w:type="gramEnd"/>
+      <w:r>
+        <w:t>((</w:t>
+      </w:r>
+      <w:proofErr w:type="spellStart"/>
+      <w:r>
+        <w:t>acc,curr</w:t>
+      </w:r>
+      <w:proofErr w:type="spellEnd"/>
+      <w:r>
+        <w:t>)=&gt;</w:t>
+      </w:r>
+      <w:proofErr w:type="spellStart"/>
+      <w:r>
+        <w:t>curr+acc</w:t>
+      </w:r>
+      <w:proofErr w:type="spellEnd"/>
+      <w:r>
+        <w:t>,"")</w:t>
+      </w:r>
+    </w:p>
+    <w:p>
+      <w:pPr>
+        <w:pStyle w:val="NoSpacing"/>
+      </w:pPr>
+      <w:r>
+        <w:t>console.log(</w:t>
+      </w:r>
+      <w:r>
+        <w:t>result</w:t>
+      </w:r>
+      <w:r>
+        <w:t>)</w:t>
+      </w:r>
+    </w:p>
+    <w:p>
+      <w:pPr>
+        <w:pStyle w:val="NoSpacing"/>
+      </w:pPr>
+    </w:p>
+    <w:p>
+      <w:pPr>
+        <w:pStyle w:val="NoSpacing"/>
+      </w:pPr>
+      <w:proofErr w:type="spellStart"/>
+      <w:r>
+        <w:rPr>
+          <w:rStyle w:val="HTMLCode"/>
+          <w:rFonts w:ascii="Times New Roman" w:eastAsiaTheme="minorHAnsi" w:hAnsi="Times New Roman" w:cstheme="minorBidi"/>
+          <w:b/>
+          <w:sz w:val="24"/>
+          <w:szCs w:val="22"/>
+        </w:rPr>
+        <w:t>Array.from</w:t>
+      </w:r>
+      <w:proofErr w:type="spellEnd"/>
+      <w:r>
+        <w:rPr>
+          <w:rStyle w:val="HTMLCode"/>
+          <w:rFonts w:ascii="Times New Roman" w:eastAsiaTheme="minorHAnsi" w:hAnsi="Times New Roman" w:cstheme="minorBidi"/>
+          <w:b/>
+          <w:sz w:val="24"/>
+          <w:szCs w:val="22"/>
+        </w:rPr>
+        <w:t>(str)</w:t>
+      </w:r>
+      <w:r>
+        <w:t xml:space="preserve"> → converts string to array of characters</w:t>
+      </w:r>
+    </w:p>
+    <w:p>
+      <w:pPr>
+        <w:pStyle w:val="NoSpacing"/>
+      </w:pPr>
+      <w:proofErr w:type="gramStart"/>
+      <w:r>
+        <w:rPr>
+          <w:rStyle w:val="HTMLCode"/>
+          <w:rFonts w:ascii="Times New Roman" w:eastAsiaTheme="minorHAnsi" w:hAnsi="Times New Roman" w:cstheme="minorBidi"/>
+          <w:b/>
+          <w:sz w:val="24"/>
+          <w:szCs w:val="22"/>
+        </w:rPr>
+        <w:t>reduce(</w:t>
+      </w:r>
+      <w:proofErr w:type="gramEnd"/>
+      <w:r>
+        <w:rPr>
+          <w:rStyle w:val="HTMLCode"/>
+          <w:rFonts w:ascii="Times New Roman" w:eastAsiaTheme="minorHAnsi" w:hAnsi="Times New Roman" w:cstheme="minorBidi"/>
+          <w:b/>
+          <w:sz w:val="24"/>
+          <w:szCs w:val="22"/>
+        </w:rPr>
+        <w:t>)</w:t>
+      </w:r>
+      <w:r>
+        <w:t xml:space="preserve"> → builds the reversed string by adding each character </w:t>
+      </w:r>
+      <w:r>
+        <w:rPr>
+          <w:rStyle w:val="Strong"/>
+          <w:b w:val="0"/>
+          <w:bCs w:val="0"/>
+        </w:rPr>
+        <w:t>before</w:t>
+      </w:r>
+      <w:r>
+        <w:t xml:space="preserve"> the accumulator</w:t>
+      </w:r>
+    </w:p>
+    <w:p>
+      <w:pPr>
+        <w:pStyle w:val="NoSpacing"/>
+      </w:pPr>
+    </w:p>
+    <w:p>
+      <w:pPr>
+        <w:pStyle w:val="NoSpacing"/>
+        <w:rPr>
+          <w:b/>
+          <w:color w:val="0070C0"/>
+        </w:rPr>
+      </w:pPr>
+      <w:r>
+        <w:rPr>
+          <w:b/>
+          <w:color w:val="0070C0"/>
+        </w:rPr>
+        <w:t>Reverse a number</w:t>
+      </w:r>
+    </w:p>
+    <w:p>
+      <w:pPr>
+        <w:pStyle w:val="NoSpacing"/>
+      </w:pPr>
+      <w:r>
+        <w:t xml:space="preserve">let </w:t>
+      </w:r>
+      <w:proofErr w:type="spellStart"/>
+      <w:r>
+        <w:t>uname</w:t>
+      </w:r>
+      <w:proofErr w:type="spellEnd"/>
+      <w:r>
+        <w:t>=1234;</w:t>
+      </w:r>
+    </w:p>
+    <w:p>
+      <w:pPr>
+        <w:pStyle w:val="NoSpacing"/>
+      </w:pPr>
+      <w:r>
+        <w:t xml:space="preserve">const result = </w:t>
+      </w:r>
+      <w:proofErr w:type="spellStart"/>
+      <w:proofErr w:type="gramStart"/>
+      <w:r>
+        <w:t>uname.</w:t>
+      </w:r>
+      <w:r>
+        <w:rPr>
+          <w:b/>
+        </w:rPr>
+        <w:t>toString</w:t>
+      </w:r>
+      <w:proofErr w:type="spellEnd"/>
+      <w:proofErr w:type="gramEnd"/>
+      <w:r>
+        <w:rPr>
+          <w:b/>
+        </w:rPr>
+        <w:t>()</w:t>
+      </w:r>
+      <w:r>
+        <w:t>.split("").reverse().join("");</w:t>
+      </w:r>
+    </w:p>
+    <w:p>
+      <w:pPr>
+        <w:pStyle w:val="NoSpacing"/>
+      </w:pPr>
+      <w:r>
+        <w:t>console.log(result)</w:t>
+      </w:r>
+    </w:p>
+    <w:p>
+      <w:pPr>
+        <w:pStyle w:val="NoSpacing"/>
+      </w:pPr>
+    </w:p>
+    <w:p>
+      <w:pPr>
+        <w:pStyle w:val="NoSpacing"/>
+      </w:pPr>
+      <w:proofErr w:type="spellStart"/>
+      <w:proofErr w:type="gramStart"/>
+      <w:r>
+        <w:rPr>
+          <w:b/>
+        </w:rPr>
+        <w:t>toString</w:t>
+      </w:r>
+      <w:proofErr w:type="spellEnd"/>
+      <w:r>
+        <w:rPr>
+          <w:b/>
+        </w:rPr>
+        <w:t>(</w:t>
+      </w:r>
+      <w:proofErr w:type="gramEnd"/>
+      <w:r>
+        <w:rPr>
+          <w:b/>
+        </w:rPr>
+        <w:t>)</w:t>
+      </w:r>
+      <w:r>
+        <w:t>→ converts</w:t>
+      </w:r>
+      <w:r>
+        <w:t xml:space="preserve"> number into string</w:t>
+      </w:r>
+    </w:p>
+    <w:p>
+      <w:pPr>
         <w:rPr>
           <w:lang w:val="en-US"/>
         </w:rPr>
       </w:pPr>
+    </w:p>
+    <w:p>
+      <w:pPr>
+        <w:pStyle w:val="NoSpacing"/>
+      </w:pPr>
+      <w:r>
+        <w:rPr>
+          <w:b/>
+          <w:color w:val="0070C0"/>
+        </w:rPr>
+        <w:t>Check if a String is Palindrome</w:t>
+      </w:r>
+    </w:p>
+    <w:p>
+      <w:pPr>
+        <w:pStyle w:val="NoSpacing"/>
+      </w:pPr>
+      <w:r>
+        <w:t xml:space="preserve">let </w:t>
+      </w:r>
+      <w:proofErr w:type="spellStart"/>
+      <w:r>
+        <w:t>uname</w:t>
+      </w:r>
+      <w:proofErr w:type="spellEnd"/>
+      <w:r>
+        <w:t>="12121";</w:t>
+      </w:r>
+    </w:p>
+    <w:p>
+      <w:pPr>
+        <w:pStyle w:val="NoSpacing"/>
+      </w:pPr>
+      <w:r>
+        <w:t xml:space="preserve">const </w:t>
+      </w:r>
+      <w:proofErr w:type="spellStart"/>
+      <w:r>
+        <w:t>polindrome</w:t>
+      </w:r>
+      <w:proofErr w:type="spellEnd"/>
+      <w:r>
+        <w:t xml:space="preserve"> = (str) =&gt; {</w:t>
+      </w:r>
+    </w:p>
+    <w:p>
+      <w:pPr>
+        <w:pStyle w:val="NoSpacing"/>
+      </w:pPr>
+      <w:r>
+        <w:t xml:space="preserve">    let reverse = </w:t>
+      </w:r>
+      <w:proofErr w:type="spellStart"/>
+      <w:proofErr w:type="gramStart"/>
+      <w:r>
+        <w:t>str.split</w:t>
+      </w:r>
+      <w:proofErr w:type="spellEnd"/>
+      <w:proofErr w:type="gramEnd"/>
+      <w:r>
+        <w:t>("").reverse().join("");</w:t>
+      </w:r>
+    </w:p>
+    <w:p>
+      <w:pPr>
+        <w:pStyle w:val="NoSpacing"/>
+      </w:pPr>
+      <w:r>
+        <w:t xml:space="preserve">    </w:t>
+      </w:r>
+      <w:proofErr w:type="gramStart"/>
+      <w:r>
+        <w:t>console.log(</w:t>
+      </w:r>
+      <w:proofErr w:type="gramEnd"/>
+      <w:r>
+        <w:t>str+" "+reverse);</w:t>
+      </w:r>
+    </w:p>
+    <w:p>
+      <w:pPr>
+        <w:pStyle w:val="NoSpacing"/>
+      </w:pPr>
+      <w:r>
+        <w:t>    if(str===</w:t>
+      </w:r>
+      <w:proofErr w:type="gramStart"/>
+      <w:r>
+        <w:t>reverse){</w:t>
+      </w:r>
+      <w:proofErr w:type="gramEnd"/>
+    </w:p>
+    <w:p>
+      <w:pPr>
+        <w:pStyle w:val="NoSpacing"/>
+      </w:pPr>
+      <w:r>
+        <w:t>         </w:t>
+      </w:r>
+      <w:proofErr w:type="gramStart"/>
+      <w:r>
+        <w:t>console.log(</w:t>
+      </w:r>
+      <w:proofErr w:type="gramEnd"/>
+      <w:r>
+        <w:t xml:space="preserve">"is a </w:t>
+      </w:r>
+      <w:proofErr w:type="spellStart"/>
+      <w:r>
+        <w:t>polindrome</w:t>
+      </w:r>
+      <w:proofErr w:type="spellEnd"/>
+      <w:r>
+        <w:t>")</w:t>
+      </w:r>
+    </w:p>
+    <w:p>
+      <w:pPr>
+        <w:pStyle w:val="NoSpacing"/>
+      </w:pPr>
+      <w:r>
+        <w:t>    }</w:t>
+      </w:r>
+    </w:p>
+    <w:p>
+      <w:pPr>
+        <w:pStyle w:val="NoSpacing"/>
+      </w:pPr>
+      <w:r>
+        <w:t xml:space="preserve">    </w:t>
+      </w:r>
+      <w:proofErr w:type="gramStart"/>
+      <w:r>
+        <w:t>else{</w:t>
+      </w:r>
+      <w:proofErr w:type="gramEnd"/>
+    </w:p>
+    <w:p>
+      <w:pPr>
+        <w:pStyle w:val="NoSpacing"/>
+      </w:pPr>
+      <w:r>
+        <w:t xml:space="preserve">        </w:t>
+      </w:r>
+      <w:proofErr w:type="gramStart"/>
+      <w:r>
+        <w:t>console.log(</w:t>
+      </w:r>
+      <w:proofErr w:type="gramEnd"/>
+      <w:r>
+        <w:t xml:space="preserve">"not a </w:t>
+      </w:r>
+      <w:proofErr w:type="spellStart"/>
+      <w:r>
+        <w:t>polindrome</w:t>
+      </w:r>
+      <w:proofErr w:type="spellEnd"/>
+      <w:r>
+        <w:t>");</w:t>
+      </w:r>
+    </w:p>
+    <w:p>
+      <w:pPr>
+        <w:pStyle w:val="NoSpacing"/>
+      </w:pPr>
+      <w:r>
+        <w:t>    }</w:t>
+      </w:r>
+    </w:p>
+    <w:p>
+      <w:pPr>
+        <w:pStyle w:val="NoSpacing"/>
+      </w:pPr>
+    </w:p>
+    <w:p>
+      <w:pPr>
+        <w:pStyle w:val="NoSpacing"/>
+      </w:pPr>
+      <w:r>
+        <w:t>}</w:t>
+      </w:r>
+    </w:p>
+    <w:p>
+      <w:pPr>
+        <w:pStyle w:val="NoSpacing"/>
+      </w:pPr>
+      <w:proofErr w:type="spellStart"/>
+      <w:r>
+        <w:t>polindrome</w:t>
+      </w:r>
+      <w:proofErr w:type="spellEnd"/>
+      <w:r>
+        <w:t>(</w:t>
+      </w:r>
+      <w:proofErr w:type="spellStart"/>
+      <w:r>
+        <w:t>uname</w:t>
+      </w:r>
+      <w:proofErr w:type="spellEnd"/>
+      <w:r>
+        <w:t>)</w:t>
+      </w:r>
+    </w:p>
+    <w:p>
+      <w:pPr>
+        <w:pStyle w:val="NoSpacing"/>
+      </w:pPr>
+    </w:p>
+    <w:p>
+      <w:pPr>
+        <w:pStyle w:val="NoSpacing"/>
+        <w:rPr>
+          <w:b/>
+          <w:color w:val="4472C4" w:themeColor="accent1"/>
+        </w:rPr>
+      </w:pPr>
+      <w:r>
+        <w:rPr>
+          <w:b/>
+          <w:color w:val="4472C4" w:themeColor="accent1"/>
+        </w:rPr>
+        <w:t>Factorial of a number</w:t>
+      </w:r>
+    </w:p>
+    <w:p>
+      <w:pPr>
+        <w:pStyle w:val="NoSpacing"/>
+      </w:pPr>
+      <w:r>
+        <w:t>const fact = (n) =</w:t>
+      </w:r>
+      <w:proofErr w:type="gramStart"/>
+      <w:r>
+        <w:t>&gt;{</w:t>
+      </w:r>
+      <w:proofErr w:type="gramEnd"/>
+    </w:p>
+    <w:p>
+      <w:pPr>
+        <w:pStyle w:val="NoSpacing"/>
+      </w:pPr>
+      <w:r>
+        <w:t>    if(n==</w:t>
+      </w:r>
+      <w:proofErr w:type="gramStart"/>
+      <w:r>
+        <w:t>0){</w:t>
+      </w:r>
+      <w:proofErr w:type="gramEnd"/>
+    </w:p>
+    <w:p>
+      <w:pPr>
+        <w:pStyle w:val="NoSpacing"/>
+      </w:pPr>
+      <w:r>
+        <w:t>        return 1</w:t>
+      </w:r>
+    </w:p>
+    <w:p>
+      <w:pPr>
+        <w:pStyle w:val="NoSpacing"/>
+      </w:pPr>
+      <w:r>
+        <w:t xml:space="preserve">    </w:t>
+      </w:r>
+      <w:proofErr w:type="gramStart"/>
+      <w:r>
+        <w:t>}else</w:t>
+      </w:r>
+      <w:proofErr w:type="gramEnd"/>
+      <w:r>
+        <w:t xml:space="preserve"> if(n &lt;0 ){</w:t>
+      </w:r>
+    </w:p>
+    <w:p>
+      <w:pPr>
+        <w:pStyle w:val="NoSpacing"/>
+      </w:pPr>
+      <w:r>
+        <w:t xml:space="preserve">        return "please enter </w:t>
+      </w:r>
+      <w:proofErr w:type="spellStart"/>
+      <w:r>
+        <w:t>possitive</w:t>
+      </w:r>
+      <w:proofErr w:type="spellEnd"/>
+      <w:r>
+        <w:t xml:space="preserve"> number"</w:t>
+      </w:r>
+    </w:p>
+    <w:p>
+      <w:pPr>
+        <w:pStyle w:val="NoSpacing"/>
+      </w:pPr>
+      <w:r>
+        <w:t xml:space="preserve">    </w:t>
+      </w:r>
+      <w:proofErr w:type="gramStart"/>
+      <w:r>
+        <w:t>}else</w:t>
+      </w:r>
+      <w:proofErr w:type="gramEnd"/>
+      <w:r>
+        <w:t>{</w:t>
+      </w:r>
+    </w:p>
+    <w:p>
+      <w:pPr>
+        <w:pStyle w:val="NoSpacing"/>
+      </w:pPr>
+      <w:r>
+        <w:t>        return n*fact(n-1)</w:t>
+      </w:r>
+    </w:p>
+    <w:p>
+      <w:pPr>
+        <w:pStyle w:val="NoSpacing"/>
+      </w:pPr>
+      <w:r>
+        <w:t>    }</w:t>
+      </w:r>
+    </w:p>
+    <w:p>
+      <w:pPr>
+        <w:pStyle w:val="NoSpacing"/>
+      </w:pPr>
+      <w:r>
+        <w:t>}</w:t>
+      </w:r>
+    </w:p>
+    <w:p>
+      <w:pPr>
+        <w:pStyle w:val="NoSpacing"/>
+      </w:pPr>
+    </w:p>
+    <w:p>
+      <w:pPr>
+        <w:pStyle w:val="NoSpacing"/>
+        <w:rPr>
+          <w:lang w:val="en-US"/>
+        </w:rPr>
+      </w:pPr>
+      <w:r>
+        <w:t>console.log(</w:t>
+      </w:r>
+      <w:proofErr w:type="gramStart"/>
+      <w:r>
+        <w:t>fact(</w:t>
+      </w:r>
+      <w:proofErr w:type="gramEnd"/>
+      <w:r>
+        <w:t>5))</w:t>
+      </w:r>
+    </w:p>
+    <w:p>
+      <w:pPr>
+        <w:pStyle w:val="NoSpacing"/>
+        <w:rPr>
+          <w:rFonts w:cs="Times New Roman"/>
+          <w:szCs w:val="24"/>
+          <w:lang w:val="en-US"/>
+        </w:rPr>
+      </w:pPr>
+    </w:p>
+    <w:p>
+      <w:pPr>
+        <w:pStyle w:val="NoSpacing"/>
+        <w:rPr>
+          <w:b/>
+          <w:color w:val="0070C0"/>
+          <w:lang w:val="en-US"/>
+        </w:rPr>
+      </w:pPr>
+      <w:r>
+        <w:rPr>
+          <w:b/>
+          <w:color w:val="0070C0"/>
+          <w:lang w:val="en-US"/>
+        </w:rPr>
+        <w:t xml:space="preserve">Find </w:t>
+      </w:r>
+      <w:proofErr w:type="spellStart"/>
+      <w:r>
+        <w:rPr>
+          <w:b/>
+          <w:color w:val="0070C0"/>
+          <w:lang w:val="en-US"/>
+        </w:rPr>
+        <w:t>larget</w:t>
+      </w:r>
+      <w:proofErr w:type="spellEnd"/>
+      <w:r>
+        <w:rPr>
+          <w:b/>
+          <w:color w:val="0070C0"/>
+          <w:lang w:val="en-US"/>
+        </w:rPr>
+        <w:t xml:space="preserve"> element in an array</w:t>
+      </w:r>
+    </w:p>
+    <w:p>
+      <w:pPr>
+        <w:pStyle w:val="NoSpacing"/>
+      </w:pPr>
+      <w:r>
+        <w:t xml:space="preserve">const </w:t>
+      </w:r>
+      <w:proofErr w:type="spellStart"/>
+      <w:r>
+        <w:t>arr</w:t>
+      </w:r>
+      <w:proofErr w:type="spellEnd"/>
+      <w:r>
+        <w:t xml:space="preserve"> = [10,20,30,40,50];</w:t>
+      </w:r>
+    </w:p>
+    <w:p>
+      <w:pPr>
+        <w:pStyle w:val="NoSpacing"/>
+      </w:pPr>
+      <w:proofErr w:type="gramStart"/>
+      <w:r>
+        <w:t>console.log(</w:t>
+      </w:r>
+      <w:proofErr w:type="spellStart"/>
+      <w:proofErr w:type="gramEnd"/>
+      <w:r>
+        <w:t>Math.max</w:t>
+      </w:r>
+      <w:proofErr w:type="spellEnd"/>
+      <w:r>
+        <w:t>(...</w:t>
+      </w:r>
+      <w:proofErr w:type="spellStart"/>
+      <w:r>
+        <w:t>arr</w:t>
+      </w:r>
+      <w:proofErr w:type="spellEnd"/>
+      <w:r>
+        <w:t>))</w:t>
+      </w:r>
+    </w:p>
+    <w:p>
+      <w:pPr>
+        <w:pStyle w:val="NoSpacing"/>
+      </w:pPr>
+      <w:r>
+        <w:lastRenderedPageBreak/>
+        <w:t>const maxi = (</w:t>
+      </w:r>
+      <w:proofErr w:type="spellStart"/>
+      <w:r>
+        <w:t>arr</w:t>
+      </w:r>
+      <w:proofErr w:type="spellEnd"/>
+      <w:r>
+        <w:t>) =&gt; {</w:t>
+      </w:r>
+    </w:p>
+    <w:p>
+      <w:pPr>
+        <w:pStyle w:val="NoSpacing"/>
+      </w:pPr>
+      <w:r>
+        <w:t xml:space="preserve">    return </w:t>
+      </w:r>
+      <w:proofErr w:type="spellStart"/>
+      <w:proofErr w:type="gramStart"/>
+      <w:r>
+        <w:t>arr.reduce</w:t>
+      </w:r>
+      <w:proofErr w:type="spellEnd"/>
+      <w:proofErr w:type="gramEnd"/>
+      <w:r>
+        <w:t>((</w:t>
+      </w:r>
+      <w:proofErr w:type="spellStart"/>
+      <w:r>
+        <w:t>acc</w:t>
+      </w:r>
+      <w:proofErr w:type="spellEnd"/>
+      <w:r>
+        <w:t xml:space="preserve">, </w:t>
+      </w:r>
+      <w:proofErr w:type="spellStart"/>
+      <w:r>
+        <w:t>curr</w:t>
+      </w:r>
+      <w:proofErr w:type="spellEnd"/>
+      <w:r>
+        <w:t>)=&gt;{</w:t>
+      </w:r>
+    </w:p>
+    <w:p>
+      <w:pPr>
+        <w:pStyle w:val="NoSpacing"/>
+      </w:pPr>
+      <w:r>
+        <w:t xml:space="preserve">        return </w:t>
+      </w:r>
+      <w:proofErr w:type="spellStart"/>
+      <w:r>
+        <w:t>curr</w:t>
+      </w:r>
+      <w:proofErr w:type="spellEnd"/>
+      <w:r>
+        <w:t xml:space="preserve"> &lt; </w:t>
+      </w:r>
+      <w:proofErr w:type="spellStart"/>
+      <w:proofErr w:type="gramStart"/>
+      <w:r>
+        <w:t>acc</w:t>
+      </w:r>
+      <w:proofErr w:type="spellEnd"/>
+      <w:r>
+        <w:t xml:space="preserve"> ?</w:t>
+      </w:r>
+      <w:proofErr w:type="gramEnd"/>
+      <w:r>
+        <w:t xml:space="preserve"> </w:t>
+      </w:r>
+      <w:proofErr w:type="spellStart"/>
+      <w:r>
+        <w:t>curr</w:t>
+      </w:r>
+      <w:proofErr w:type="spellEnd"/>
+      <w:r>
+        <w:t xml:space="preserve"> : </w:t>
+      </w:r>
+      <w:proofErr w:type="spellStart"/>
+      <w:r>
+        <w:t>acc</w:t>
+      </w:r>
+      <w:proofErr w:type="spellEnd"/>
+    </w:p>
+    <w:p>
+      <w:pPr>
+        <w:pStyle w:val="NoSpacing"/>
+      </w:pPr>
+      <w:r>
+        <w:t xml:space="preserve">    }, </w:t>
+      </w:r>
+      <w:proofErr w:type="spellStart"/>
+      <w:proofErr w:type="gramStart"/>
+      <w:r>
+        <w:t>arr</w:t>
+      </w:r>
+      <w:proofErr w:type="spellEnd"/>
+      <w:r>
+        <w:t>[</w:t>
+      </w:r>
+      <w:proofErr w:type="gramEnd"/>
+      <w:r>
+        <w:t>0])</w:t>
+      </w:r>
+    </w:p>
+    <w:p>
+      <w:pPr>
+        <w:pStyle w:val="NoSpacing"/>
+      </w:pPr>
+      <w:r>
+        <w:t>}</w:t>
+      </w:r>
+    </w:p>
+    <w:p>
+      <w:pPr>
+        <w:pStyle w:val="NoSpacing"/>
+      </w:pPr>
+    </w:p>
+    <w:p>
+      <w:pPr>
+        <w:pStyle w:val="NoSpacing"/>
+      </w:pPr>
+      <w:r>
+        <w:t>console.log(</w:t>
+      </w:r>
+      <w:proofErr w:type="gramStart"/>
+      <w:r>
+        <w:t>maxi(</w:t>
+      </w:r>
+      <w:proofErr w:type="gramEnd"/>
+      <w:r>
+        <w:t>[1,2,3,5,8,9]))</w:t>
+      </w:r>
+    </w:p>
+    <w:p>
+      <w:pPr>
+        <w:pStyle w:val="NoSpacing"/>
+      </w:pPr>
+    </w:p>
+    <w:p>
+      <w:pPr>
+        <w:pStyle w:val="NoSpacing"/>
+      </w:pPr>
+      <w:r>
+        <w:rPr>
+          <w:b/>
+          <w:color w:val="4472C4" w:themeColor="accent1"/>
+        </w:rPr>
+        <w:t>Find occurrence of character</w:t>
+      </w:r>
+    </w:p>
+    <w:p>
+      <w:pPr>
+        <w:pStyle w:val="NoSpacing"/>
+      </w:pPr>
+      <w:r>
+        <w:t xml:space="preserve">const </w:t>
+      </w:r>
+      <w:proofErr w:type="spellStart"/>
+      <w:r>
+        <w:t>occurence</w:t>
+      </w:r>
+      <w:proofErr w:type="spellEnd"/>
+      <w:r>
+        <w:t xml:space="preserve"> = (str) =</w:t>
+      </w:r>
+      <w:proofErr w:type="gramStart"/>
+      <w:r>
+        <w:t>&gt;{</w:t>
+      </w:r>
+      <w:proofErr w:type="gramEnd"/>
+    </w:p>
+    <w:p>
+      <w:pPr>
+        <w:pStyle w:val="NoSpacing"/>
+      </w:pPr>
+      <w:r>
+        <w:t>    let count = {};</w:t>
+      </w:r>
+    </w:p>
+    <w:p>
+      <w:pPr>
+        <w:pStyle w:val="NoSpacing"/>
+      </w:pPr>
+      <w:r>
+        <w:t>    let char;</w:t>
+      </w:r>
+    </w:p>
+    <w:p>
+      <w:pPr>
+        <w:pStyle w:val="NoSpacing"/>
+      </w:pPr>
+      <w:r>
+        <w:t xml:space="preserve">    </w:t>
+      </w:r>
+      <w:proofErr w:type="gramStart"/>
+      <w:r>
+        <w:t>for(</w:t>
+      </w:r>
+      <w:proofErr w:type="gramEnd"/>
+      <w:r>
+        <w:t>char of str){</w:t>
+      </w:r>
+    </w:p>
+    <w:p>
+      <w:pPr>
+        <w:pStyle w:val="NoSpacing"/>
+      </w:pPr>
+      <w:r>
+        <w:t>        count[char] = (count[char]+0 | 0) +1</w:t>
+      </w:r>
+    </w:p>
+    <w:p>
+      <w:pPr>
+        <w:pStyle w:val="NoSpacing"/>
+      </w:pPr>
+      <w:r>
+        <w:t>    }</w:t>
+      </w:r>
+    </w:p>
+    <w:p>
+      <w:pPr>
+        <w:pStyle w:val="NoSpacing"/>
+      </w:pPr>
+      <w:r>
+        <w:t>    return count</w:t>
+      </w:r>
+    </w:p>
+    <w:p>
+      <w:pPr>
+        <w:pStyle w:val="NoSpacing"/>
+      </w:pPr>
+      <w:r>
+        <w:t>}</w:t>
+      </w:r>
+    </w:p>
+    <w:p>
+      <w:pPr>
+        <w:pStyle w:val="NoSpacing"/>
+      </w:pPr>
+      <w:proofErr w:type="gramStart"/>
+      <w:r>
+        <w:t>console.log(</w:t>
+      </w:r>
+      <w:proofErr w:type="spellStart"/>
+      <w:proofErr w:type="gramEnd"/>
+      <w:r>
+        <w:t>occurence</w:t>
+      </w:r>
+      <w:proofErr w:type="spellEnd"/>
+      <w:r>
+        <w:t>("</w:t>
+      </w:r>
+      <w:proofErr w:type="spellStart"/>
+      <w:r>
+        <w:t>ananda</w:t>
+      </w:r>
+      <w:proofErr w:type="spellEnd"/>
+      <w:r>
+        <w:t xml:space="preserve"> K B"))</w:t>
+      </w:r>
+    </w:p>
+    <w:p>
+      <w:pPr>
+        <w:pStyle w:val="NoSpacing"/>
+      </w:pPr>
+    </w:p>
+    <w:p>
+      <w:pPr>
+        <w:pStyle w:val="NoSpacing"/>
+      </w:pPr>
+      <w:r>
+        <w:rPr>
+          <w:rStyle w:val="HTMLCode"/>
+          <w:rFonts w:ascii="Times New Roman" w:eastAsiaTheme="minorHAnsi" w:hAnsi="Times New Roman" w:cstheme="minorBidi"/>
+          <w:b/>
+          <w:sz w:val="24"/>
+          <w:szCs w:val="22"/>
+        </w:rPr>
+        <w:t>for...of</w:t>
+      </w:r>
+      <w:r>
+        <w:t xml:space="preserve"> when you want to work directly with the values inside an </w:t>
+      </w:r>
+      <w:proofErr w:type="spellStart"/>
+      <w:r>
+        <w:t>iterable</w:t>
+      </w:r>
+      <w:proofErr w:type="spellEnd"/>
+      <w:r>
+        <w:t xml:space="preserve"> collection like an Array, String, Set, or Map.</w:t>
+      </w:r>
+    </w:p>
+    <w:p>
+      <w:pPr>
+        <w:pStyle w:val="NoSpacing"/>
+      </w:pPr>
+      <w:r>
+        <w:rPr>
+          <w:rStyle w:val="HTMLCode"/>
+          <w:rFonts w:ascii="Times New Roman" w:eastAsiaTheme="minorHAnsi" w:hAnsi="Times New Roman" w:cstheme="minorBidi"/>
+          <w:b/>
+          <w:sz w:val="24"/>
+          <w:szCs w:val="22"/>
+        </w:rPr>
+        <w:t>for...in</w:t>
+      </w:r>
+      <w:r>
+        <w:t xml:space="preserve"> when you want to inspect or loop through the keys (property names) of a plain JavaScript Object.</w:t>
+      </w:r>
+    </w:p>
+    <w:p>
+      <w:pPr>
+        <w:pStyle w:val="NoSpacing"/>
+      </w:pPr>
+    </w:p>
+    <w:p>
+      <w:pPr>
+        <w:pStyle w:val="NoSpacing"/>
+        <w:rPr>
+          <w:b/>
+          <w:color w:val="4472C4" w:themeColor="accent1"/>
+        </w:rPr>
+      </w:pPr>
+      <w:r>
+        <w:rPr>
+          <w:b/>
+          <w:color w:val="4472C4" w:themeColor="accent1"/>
+        </w:rPr>
+        <w:t>Swap 2 variable without temp</w:t>
+      </w:r>
+    </w:p>
+    <w:p>
+      <w:pPr>
+        <w:pStyle w:val="NoSpacing"/>
+      </w:pPr>
+      <w:r>
+        <w:t>const swap = (</w:t>
+      </w:r>
+      <w:proofErr w:type="spellStart"/>
+      <w:proofErr w:type="gramStart"/>
+      <w:r>
+        <w:t>a,b</w:t>
+      </w:r>
+      <w:proofErr w:type="spellEnd"/>
+      <w:proofErr w:type="gramEnd"/>
+      <w:r>
+        <w:t>) =&gt;{</w:t>
+      </w:r>
+    </w:p>
+    <w:p>
+      <w:pPr>
+        <w:pStyle w:val="NoSpacing"/>
+      </w:pPr>
+      <w:r>
+        <w:t>    return [</w:t>
+      </w:r>
+      <w:proofErr w:type="spellStart"/>
+      <w:proofErr w:type="gramStart"/>
+      <w:r>
+        <w:t>a,b</w:t>
+      </w:r>
+      <w:proofErr w:type="spellEnd"/>
+      <w:proofErr w:type="gramEnd"/>
+      <w:r>
+        <w:t>]=[</w:t>
+      </w:r>
+      <w:proofErr w:type="spellStart"/>
+      <w:r>
+        <w:t>b,a</w:t>
+      </w:r>
+      <w:proofErr w:type="spellEnd"/>
+      <w:r>
+        <w:t>]</w:t>
+      </w:r>
+    </w:p>
+    <w:p>
+      <w:pPr>
+        <w:pStyle w:val="NoSpacing"/>
+      </w:pPr>
+      <w:r>
+        <w:t>}</w:t>
+      </w:r>
+    </w:p>
+    <w:p>
+      <w:pPr>
+        <w:pStyle w:val="NoSpacing"/>
+      </w:pPr>
+    </w:p>
+    <w:p>
+      <w:pPr>
+        <w:pStyle w:val="NoSpacing"/>
+      </w:pPr>
+      <w:r>
+        <w:t>console.log(</w:t>
+      </w:r>
+      <w:proofErr w:type="gramStart"/>
+      <w:r>
+        <w:t>swap(</w:t>
+      </w:r>
+      <w:proofErr w:type="gramEnd"/>
+      <w:r>
+        <w:t>10,20))</w:t>
+      </w:r>
+    </w:p>
+    <w:p>
+      <w:pPr>
+        <w:pStyle w:val="NoSpacing"/>
+      </w:pPr>
+    </w:p>
+    <w:p>
+      <w:pPr>
+        <w:pStyle w:val="NoSpacing"/>
+        <w:rPr>
+          <w:b/>
+          <w:color w:val="4472C4" w:themeColor="accent1"/>
+        </w:rPr>
+      </w:pPr>
+      <w:r>
+        <w:rPr>
+          <w:b/>
+          <w:color w:val="4472C4" w:themeColor="accent1"/>
+        </w:rPr>
+        <w:t xml:space="preserve">Swap </w:t>
+      </w:r>
+      <w:r>
+        <w:rPr>
+          <w:b/>
+          <w:color w:val="4472C4" w:themeColor="accent1"/>
+        </w:rPr>
+        <w:t>array elements</w:t>
+      </w:r>
+    </w:p>
+    <w:p>
+      <w:pPr>
+        <w:pStyle w:val="NoSpacing"/>
+      </w:pPr>
+      <w:r>
+        <w:t xml:space="preserve">const </w:t>
+      </w:r>
+      <w:proofErr w:type="spellStart"/>
+      <w:r>
+        <w:t>swapArr</w:t>
+      </w:r>
+      <w:proofErr w:type="spellEnd"/>
+      <w:r>
+        <w:t xml:space="preserve"> = (</w:t>
+      </w:r>
+      <w:proofErr w:type="spellStart"/>
+      <w:r>
+        <w:t>arr</w:t>
+      </w:r>
+      <w:proofErr w:type="spellEnd"/>
+      <w:r>
+        <w:t>) =&gt; {</w:t>
+      </w:r>
+    </w:p>
+    <w:p>
+      <w:pPr>
+        <w:pStyle w:val="NoSpacing"/>
+      </w:pPr>
+      <w:r>
+        <w:t>    let result = [...</w:t>
+      </w:r>
+      <w:proofErr w:type="spellStart"/>
+      <w:r>
+        <w:t>arr</w:t>
+      </w:r>
+      <w:proofErr w:type="spellEnd"/>
+      <w:r>
+        <w:t>];</w:t>
+      </w:r>
+    </w:p>
+    <w:p>
+      <w:pPr>
+        <w:pStyle w:val="NoSpacing"/>
+      </w:pPr>
+      <w:r>
+        <w:t xml:space="preserve">    </w:t>
+      </w:r>
+      <w:proofErr w:type="gramStart"/>
+      <w:r>
+        <w:t>for(</w:t>
+      </w:r>
+      <w:proofErr w:type="gramEnd"/>
+      <w:r>
+        <w:t xml:space="preserve">let </w:t>
+      </w:r>
+      <w:proofErr w:type="spellStart"/>
+      <w:r>
+        <w:t>i</w:t>
+      </w:r>
+      <w:proofErr w:type="spellEnd"/>
+      <w:r>
+        <w:t xml:space="preserve">=0; </w:t>
+      </w:r>
+      <w:proofErr w:type="spellStart"/>
+      <w:r>
+        <w:t>i</w:t>
+      </w:r>
+      <w:proofErr w:type="spellEnd"/>
+      <w:r>
+        <w:t>&lt;</w:t>
+      </w:r>
+      <w:proofErr w:type="spellStart"/>
+      <w:r>
+        <w:t>result.length</w:t>
+      </w:r>
+      <w:proofErr w:type="spellEnd"/>
+      <w:r>
+        <w:t xml:space="preserve"> -1; </w:t>
+      </w:r>
+      <w:proofErr w:type="spellStart"/>
+      <w:r>
+        <w:t>i</w:t>
+      </w:r>
+      <w:proofErr w:type="spellEnd"/>
+      <w:r>
+        <w:t>+=2){</w:t>
+      </w:r>
+    </w:p>
+    <w:p>
+      <w:pPr>
+        <w:pStyle w:val="NoSpacing"/>
+      </w:pPr>
+      <w:r>
+        <w:t>        [result[</w:t>
+      </w:r>
+      <w:proofErr w:type="spellStart"/>
+      <w:r>
+        <w:t>i</w:t>
+      </w:r>
+      <w:proofErr w:type="spellEnd"/>
+      <w:r>
+        <w:t>], result[i+1]] = [result[i+1], result[</w:t>
+      </w:r>
+      <w:proofErr w:type="spellStart"/>
+      <w:r>
+        <w:t>i</w:t>
+      </w:r>
+      <w:proofErr w:type="spellEnd"/>
+      <w:r>
+        <w:t>]]</w:t>
+      </w:r>
+    </w:p>
+    <w:p>
+      <w:pPr>
+        <w:pStyle w:val="NoSpacing"/>
+      </w:pPr>
+      <w:r>
+        <w:t>    }</w:t>
+      </w:r>
+    </w:p>
+    <w:p>
+      <w:pPr>
+        <w:pStyle w:val="NoSpacing"/>
+      </w:pPr>
+      <w:r>
+        <w:t>    return result</w:t>
+      </w:r>
+    </w:p>
+    <w:p>
+      <w:pPr>
+        <w:pStyle w:val="NoSpacing"/>
+      </w:pPr>
+      <w:r>
+        <w:t>}</w:t>
+      </w:r>
+    </w:p>
+    <w:p>
+      <w:pPr>
+        <w:pStyle w:val="NoSpacing"/>
+      </w:pPr>
+    </w:p>
+    <w:p>
+      <w:pPr>
+        <w:pStyle w:val="NoSpacing"/>
+      </w:pPr>
+      <w:r>
+        <w:t>console.log(</w:t>
+      </w:r>
+      <w:proofErr w:type="spellStart"/>
+      <w:proofErr w:type="gramStart"/>
+      <w:r>
+        <w:t>swapArr</w:t>
+      </w:r>
+      <w:proofErr w:type="spellEnd"/>
+      <w:r>
+        <w:t>(</w:t>
+      </w:r>
+      <w:proofErr w:type="gramEnd"/>
+      <w:r>
+        <w:t>[10,20,30,40,50]))</w:t>
+      </w:r>
+    </w:p>
+    <w:p>
+      <w:pPr>
+        <w:pStyle w:val="NoSpacing"/>
+      </w:pPr>
+    </w:p>
+    <w:p>
+      <w:pPr>
+        <w:pStyle w:val="NoSpacing"/>
+        <w:rPr>
+          <w:b/>
+          <w:color w:val="4472C4" w:themeColor="accent1"/>
+        </w:rPr>
+      </w:pPr>
+      <w:r>
+        <w:rPr>
+          <w:b/>
+          <w:color w:val="4472C4" w:themeColor="accent1"/>
+        </w:rPr>
+        <w:t>To find second largest/smallest in an array</w:t>
+      </w:r>
+    </w:p>
+    <w:p>
+      <w:pPr>
+        <w:pStyle w:val="NoSpacing"/>
+      </w:pPr>
+      <w:r>
+        <w:t>const filtered = (</w:t>
+      </w:r>
+      <w:proofErr w:type="spellStart"/>
+      <w:r>
+        <w:t>arr</w:t>
+      </w:r>
+      <w:proofErr w:type="spellEnd"/>
+      <w:r>
+        <w:t>) =</w:t>
+      </w:r>
+      <w:proofErr w:type="gramStart"/>
+      <w:r>
+        <w:t>&gt;{</w:t>
+      </w:r>
+      <w:proofErr w:type="gramEnd"/>
+    </w:p>
+    <w:p>
+      <w:pPr>
+        <w:pStyle w:val="NoSpacing"/>
+      </w:pPr>
+      <w:r>
+        <w:t>    const unique = [...new Set(</w:t>
+      </w:r>
+      <w:proofErr w:type="spellStart"/>
+      <w:r>
+        <w:t>arr</w:t>
+      </w:r>
+      <w:proofErr w:type="spellEnd"/>
+      <w:r>
+        <w:t>)];</w:t>
+      </w:r>
+    </w:p>
+    <w:p>
+      <w:pPr>
+        <w:pStyle w:val="NoSpacing"/>
+      </w:pPr>
+      <w:r>
+        <w:t xml:space="preserve">    </w:t>
+      </w:r>
+      <w:proofErr w:type="spellStart"/>
+      <w:proofErr w:type="gramStart"/>
+      <w:r>
+        <w:t>unique.sort</w:t>
+      </w:r>
+      <w:proofErr w:type="spellEnd"/>
+      <w:proofErr w:type="gramEnd"/>
+      <w:r>
+        <w:t>((</w:t>
+      </w:r>
+      <w:proofErr w:type="spellStart"/>
+      <w:r>
+        <w:t>a,b</w:t>
+      </w:r>
+      <w:proofErr w:type="spellEnd"/>
+      <w:r>
+        <w:t>)=&gt;b-a)</w:t>
+      </w:r>
+    </w:p>
+    <w:p>
+      <w:pPr>
+        <w:pStyle w:val="NoSpacing"/>
+      </w:pPr>
+      <w:r>
+        <w:t xml:space="preserve">    return </w:t>
+      </w:r>
+      <w:proofErr w:type="gramStart"/>
+      <w:r>
+        <w:t>unique[</w:t>
+      </w:r>
+      <w:proofErr w:type="gramEnd"/>
+      <w:r>
+        <w:t>1]</w:t>
+      </w:r>
+    </w:p>
+    <w:p>
+      <w:pPr>
+        <w:pStyle w:val="NoSpacing"/>
+      </w:pPr>
+      <w:r>
+        <w:t>}</w:t>
+      </w:r>
+    </w:p>
+    <w:p>
+      <w:pPr>
+        <w:pStyle w:val="NoSpacing"/>
+      </w:pPr>
+    </w:p>
+    <w:p>
+      <w:pPr>
+        <w:pStyle w:val="NoSpacing"/>
+      </w:pPr>
+      <w:r>
+        <w:t>console.log(</w:t>
+      </w:r>
+      <w:proofErr w:type="gramStart"/>
+      <w:r>
+        <w:t>filtered(</w:t>
+      </w:r>
+      <w:proofErr w:type="gramEnd"/>
+      <w:r>
+        <w:t>[34,100,10,20,30,40,30,50,60,50]))</w:t>
+      </w:r>
+    </w:p>
+    <w:p>
+      <w:pPr>
+        <w:pStyle w:val="NoSpacing"/>
+        <w:rPr>
+          <w:rFonts w:ascii="Consolas" w:eastAsia="Times New Roman" w:hAnsi="Consolas" w:cs="Times New Roman"/>
+          <w:color w:val="AF00DB"/>
+          <w:sz w:val="21"/>
+          <w:szCs w:val="21"/>
+          <w:lang w:eastAsia="en-IN"/>
+        </w:rPr>
+      </w:pPr>
+      <w:r>
+        <w:rPr>
+          <w:rFonts w:cs="Times New Roman"/>
+          <w:b/>
+          <w:color w:val="4472C4" w:themeColor="accent1"/>
+          <w:szCs w:val="24"/>
+        </w:rPr>
+        <w:lastRenderedPageBreak/>
+        <w:t>remove duplicates from array</w:t>
+      </w:r>
+    </w:p>
+    <w:p>
+      <w:pPr>
+        <w:pStyle w:val="NoSpacing"/>
+      </w:pPr>
+      <w:r>
+        <w:t xml:space="preserve">const </w:t>
+      </w:r>
+      <w:proofErr w:type="spellStart"/>
+      <w:r>
+        <w:t>DuplicateRemoved</w:t>
+      </w:r>
+      <w:proofErr w:type="spellEnd"/>
+      <w:r>
+        <w:t xml:space="preserve"> = (</w:t>
+      </w:r>
+      <w:proofErr w:type="spellStart"/>
+      <w:r>
+        <w:t>arr</w:t>
+      </w:r>
+      <w:proofErr w:type="spellEnd"/>
+      <w:r>
+        <w:t>) =</w:t>
+      </w:r>
+      <w:proofErr w:type="gramStart"/>
+      <w:r>
+        <w:t>&gt;{</w:t>
+      </w:r>
+      <w:proofErr w:type="gramEnd"/>
+    </w:p>
+    <w:p>
+      <w:pPr>
+        <w:pStyle w:val="NoSpacing"/>
+      </w:pPr>
+      <w:r>
+        <w:t xml:space="preserve">    </w:t>
+      </w:r>
+      <w:proofErr w:type="gramStart"/>
+      <w:r>
+        <w:t>return[</w:t>
+      </w:r>
+      <w:proofErr w:type="gramEnd"/>
+      <w:r>
+        <w:t>...new Set(</w:t>
+      </w:r>
+      <w:proofErr w:type="spellStart"/>
+      <w:r>
+        <w:t>arr</w:t>
+      </w:r>
+      <w:proofErr w:type="spellEnd"/>
+      <w:r>
+        <w:t xml:space="preserve">)] </w:t>
+      </w:r>
+    </w:p>
+    <w:p>
+      <w:pPr>
+        <w:pStyle w:val="NoSpacing"/>
+      </w:pPr>
+      <w:r>
+        <w:t>}</w:t>
+      </w:r>
+    </w:p>
+    <w:p>
+      <w:pPr>
+        <w:pStyle w:val="NoSpacing"/>
+      </w:pPr>
+      <w:proofErr w:type="gramStart"/>
+      <w:r>
+        <w:t>console.log(</w:t>
+      </w:r>
+      <w:proofErr w:type="spellStart"/>
+      <w:proofErr w:type="gramEnd"/>
+      <w:r>
+        <w:t>DuplicateRemoved</w:t>
+      </w:r>
+      <w:proofErr w:type="spellEnd"/>
+      <w:r>
+        <w:t>([1,2,3,3,3,4,4,5,6,7,8]))</w:t>
+      </w:r>
+    </w:p>
+    <w:p>
+      <w:pPr>
+        <w:pStyle w:val="NoSpacing"/>
+      </w:pPr>
+    </w:p>
+    <w:p>
+      <w:pPr>
+        <w:pStyle w:val="NoSpacing"/>
+      </w:pPr>
+      <w:r>
+        <w:t xml:space="preserve">const </w:t>
+      </w:r>
+      <w:proofErr w:type="spellStart"/>
+      <w:r>
+        <w:t>DuplicateRemoved</w:t>
+      </w:r>
+      <w:proofErr w:type="spellEnd"/>
+      <w:r>
+        <w:t xml:space="preserve"> = (</w:t>
+      </w:r>
+      <w:proofErr w:type="spellStart"/>
+      <w:r>
+        <w:t>arr</w:t>
+      </w:r>
+      <w:proofErr w:type="spellEnd"/>
+      <w:r>
+        <w:t>) =</w:t>
+      </w:r>
+      <w:proofErr w:type="gramStart"/>
+      <w:r>
+        <w:t>&gt;{</w:t>
+      </w:r>
+      <w:proofErr w:type="gramEnd"/>
+    </w:p>
+    <w:p>
+      <w:pPr>
+        <w:pStyle w:val="NoSpacing"/>
+      </w:pPr>
+      <w:r>
+        <w:t xml:space="preserve">return </w:t>
+      </w:r>
+      <w:proofErr w:type="spellStart"/>
+      <w:proofErr w:type="gramStart"/>
+      <w:r>
+        <w:t>arr.filter</w:t>
+      </w:r>
+      <w:proofErr w:type="spellEnd"/>
+      <w:proofErr w:type="gramEnd"/>
+      <w:r>
+        <w:t>((</w:t>
+      </w:r>
+      <w:proofErr w:type="spellStart"/>
+      <w:r>
+        <w:t>item,index</w:t>
+      </w:r>
+      <w:proofErr w:type="spellEnd"/>
+      <w:r>
+        <w:t>)=&gt;{</w:t>
+      </w:r>
+    </w:p>
+    <w:p>
+      <w:pPr>
+        <w:pStyle w:val="NoSpacing"/>
+      </w:pPr>
+      <w:r>
+        <w:t xml:space="preserve">    return </w:t>
+      </w:r>
+      <w:proofErr w:type="spellStart"/>
+      <w:proofErr w:type="gramStart"/>
+      <w:r>
+        <w:t>arr.indexOf</w:t>
+      </w:r>
+      <w:proofErr w:type="spellEnd"/>
+      <w:proofErr w:type="gramEnd"/>
+      <w:r>
+        <w:t>(item) === index</w:t>
+      </w:r>
+    </w:p>
+    <w:p>
+      <w:pPr>
+        <w:pStyle w:val="NoSpacing"/>
+      </w:pPr>
+      <w:r>
+        <w:t>}</w:t>
+      </w:r>
+    </w:p>
+    <w:p>
+      <w:pPr>
+        <w:pStyle w:val="NoSpacing"/>
+      </w:pPr>
+      <w:r>
+        <w:t>)</w:t>
+      </w:r>
+    </w:p>
+    <w:p>
+      <w:pPr>
+        <w:pStyle w:val="NoSpacing"/>
+      </w:pPr>
+      <w:r>
+        <w:t>}</w:t>
+      </w:r>
+    </w:p>
+    <w:p>
+      <w:pPr>
+        <w:pStyle w:val="NoSpacing"/>
+      </w:pPr>
+      <w:proofErr w:type="gramStart"/>
+      <w:r>
+        <w:t>console.log(</w:t>
+      </w:r>
+      <w:proofErr w:type="spellStart"/>
+      <w:proofErr w:type="gramEnd"/>
+      <w:r>
+        <w:t>DuplicateRemoved</w:t>
+      </w:r>
+      <w:proofErr w:type="spellEnd"/>
+      <w:r>
+        <w:t>([1,2,3,3,3,4,4,5,6,7,8]))</w:t>
+      </w:r>
+    </w:p>
+    <w:p>
+      <w:pPr>
+        <w:pStyle w:val="NoSpacing"/>
+      </w:pPr>
+    </w:p>
+    <w:p>
+      <w:pPr>
+        <w:pStyle w:val="NoSpacing"/>
+        <w:rPr>
+          <w:b/>
+          <w:color w:val="4472C4" w:themeColor="accent1"/>
+          <w:lang w:val="en-US"/>
+        </w:rPr>
+      </w:pPr>
+      <w:r>
+        <w:rPr>
+          <w:b/>
+          <w:color w:val="4472C4" w:themeColor="accent1"/>
+          <w:lang w:val="en-US"/>
+        </w:rPr>
+        <w:t>Flatten an array</w:t>
+      </w:r>
+    </w:p>
+    <w:p>
+      <w:pPr>
+        <w:pStyle w:val="NoSpacing"/>
+        <w:rPr>
+          <w:lang w:val="en-US"/>
+        </w:rPr>
+      </w:pPr>
+      <w:proofErr w:type="gramStart"/>
+      <w:r>
+        <w:rPr>
+          <w:lang w:val="en-US"/>
+        </w:rPr>
+        <w:t>Flat(</w:t>
+      </w:r>
+      <w:proofErr w:type="gramEnd"/>
+      <w:r>
+        <w:rPr>
+          <w:lang w:val="en-US"/>
+        </w:rPr>
+        <w:t xml:space="preserve">) method can be used </w:t>
+      </w:r>
+      <w:proofErr w:type="spellStart"/>
+      <w:r>
+        <w:rPr>
+          <w:lang w:val="en-US"/>
+        </w:rPr>
+        <w:t>eg</w:t>
+      </w:r>
+      <w:proofErr w:type="spellEnd"/>
+      <w:r>
+        <w:rPr>
+          <w:lang w:val="en-US"/>
+        </w:rPr>
+        <w:t xml:space="preserve">: </w:t>
+      </w:r>
+      <w:proofErr w:type="spellStart"/>
+      <w:r>
+        <w:rPr>
+          <w:lang w:val="en-US"/>
+        </w:rPr>
+        <w:t>arr.flat</w:t>
+      </w:r>
+      <w:proofErr w:type="spellEnd"/>
+      <w:r>
+        <w:rPr>
+          <w:lang w:val="en-US"/>
+        </w:rPr>
+        <w:t>()</w:t>
+      </w:r>
+    </w:p>
+    <w:p>
+      <w:pPr>
+        <w:pStyle w:val="NoSpacing"/>
+        <w:rPr>
+          <w:lang w:val="en-US"/>
+        </w:rPr>
+      </w:pPr>
+    </w:p>
+    <w:p>
+      <w:pPr>
+        <w:shd w:val="clear" w:color="auto" w:fill="FFFFFF"/>
+        <w:spacing w:after="0" w:line="285" w:lineRule="atLeast"/>
+        <w:rPr>
+          <w:rFonts w:ascii="Consolas" w:eastAsia="Times New Roman" w:hAnsi="Consolas" w:cs="Times New Roman"/>
+          <w:color w:val="000000"/>
+          <w:sz w:val="21"/>
+          <w:szCs w:val="21"/>
+          <w:lang w:eastAsia="en-IN"/>
+        </w:rPr>
+      </w:pPr>
+      <w:r>
+        <w:rPr>
+          <w:rFonts w:ascii="Consolas" w:eastAsia="Times New Roman" w:hAnsi="Consolas" w:cs="Times New Roman"/>
+          <w:color w:val="0000FF"/>
+          <w:sz w:val="21"/>
+          <w:szCs w:val="21"/>
+          <w:lang w:eastAsia="en-IN"/>
+        </w:rPr>
+        <w:t>const</w:t>
+      </w:r>
+      <w:r>
+        <w:rPr>
+          <w:rFonts w:ascii="Consolas" w:eastAsia="Times New Roman" w:hAnsi="Consolas" w:cs="Times New Roman"/>
+          <w:color w:val="000000"/>
+          <w:sz w:val="21"/>
+          <w:szCs w:val="21"/>
+          <w:lang w:eastAsia="en-IN"/>
+        </w:rPr>
+        <w:t xml:space="preserve"> </w:t>
+      </w:r>
+      <w:r>
+        <w:rPr>
+          <w:rFonts w:ascii="Consolas" w:eastAsia="Times New Roman" w:hAnsi="Consolas" w:cs="Times New Roman"/>
+          <w:color w:val="0070C1"/>
+          <w:sz w:val="21"/>
+          <w:szCs w:val="21"/>
+          <w:lang w:eastAsia="en-IN"/>
+        </w:rPr>
+        <w:t>arr1</w:t>
+      </w:r>
+      <w:r>
+        <w:rPr>
+          <w:rFonts w:ascii="Consolas" w:eastAsia="Times New Roman" w:hAnsi="Consolas" w:cs="Times New Roman"/>
+          <w:color w:val="000000"/>
+          <w:sz w:val="21"/>
+          <w:szCs w:val="21"/>
+          <w:lang w:eastAsia="en-IN"/>
+        </w:rPr>
+        <w:t>= [</w:t>
+      </w:r>
+      <w:r>
+        <w:rPr>
+          <w:rFonts w:ascii="Consolas" w:eastAsia="Times New Roman" w:hAnsi="Consolas" w:cs="Times New Roman"/>
+          <w:color w:val="098658"/>
+          <w:sz w:val="21"/>
+          <w:szCs w:val="21"/>
+          <w:lang w:eastAsia="en-IN"/>
+        </w:rPr>
+        <w:t>1</w:t>
+      </w:r>
+      <w:r>
+        <w:rPr>
+          <w:rFonts w:ascii="Consolas" w:eastAsia="Times New Roman" w:hAnsi="Consolas" w:cs="Times New Roman"/>
+          <w:color w:val="000000"/>
+          <w:sz w:val="21"/>
+          <w:szCs w:val="21"/>
+          <w:lang w:eastAsia="en-IN"/>
+        </w:rPr>
+        <w:t>,</w:t>
+      </w:r>
+      <w:proofErr w:type="gramStart"/>
+      <w:r>
+        <w:rPr>
+          <w:rFonts w:ascii="Consolas" w:eastAsia="Times New Roman" w:hAnsi="Consolas" w:cs="Times New Roman"/>
+          <w:color w:val="098658"/>
+          <w:sz w:val="21"/>
+          <w:szCs w:val="21"/>
+          <w:lang w:eastAsia="en-IN"/>
+        </w:rPr>
+        <w:t>2</w:t>
+      </w:r>
+      <w:r>
+        <w:rPr>
+          <w:rFonts w:ascii="Consolas" w:eastAsia="Times New Roman" w:hAnsi="Consolas" w:cs="Times New Roman"/>
+          <w:color w:val="000000"/>
+          <w:sz w:val="21"/>
+          <w:szCs w:val="21"/>
+          <w:lang w:eastAsia="en-IN"/>
+        </w:rPr>
+        <w:t>,[</w:t>
+      </w:r>
+      <w:proofErr w:type="gramEnd"/>
+      <w:r>
+        <w:rPr>
+          <w:rFonts w:ascii="Consolas" w:eastAsia="Times New Roman" w:hAnsi="Consolas" w:cs="Times New Roman"/>
+          <w:color w:val="098658"/>
+          <w:sz w:val="21"/>
+          <w:szCs w:val="21"/>
+          <w:lang w:eastAsia="en-IN"/>
+        </w:rPr>
+        <w:t>3</w:t>
+      </w:r>
+      <w:r>
+        <w:rPr>
+          <w:rFonts w:ascii="Consolas" w:eastAsia="Times New Roman" w:hAnsi="Consolas" w:cs="Times New Roman"/>
+          <w:color w:val="000000"/>
+          <w:sz w:val="21"/>
+          <w:szCs w:val="21"/>
+          <w:lang w:eastAsia="en-IN"/>
+        </w:rPr>
+        <w:t>,</w:t>
+      </w:r>
+      <w:r>
+        <w:rPr>
+          <w:rFonts w:ascii="Consolas" w:eastAsia="Times New Roman" w:hAnsi="Consolas" w:cs="Times New Roman"/>
+          <w:color w:val="098658"/>
+          <w:sz w:val="21"/>
+          <w:szCs w:val="21"/>
+          <w:lang w:eastAsia="en-IN"/>
+        </w:rPr>
+        <w:t>4</w:t>
+      </w:r>
+      <w:r>
+        <w:rPr>
+          <w:rFonts w:ascii="Consolas" w:eastAsia="Times New Roman" w:hAnsi="Consolas" w:cs="Times New Roman"/>
+          <w:color w:val="000000"/>
+          <w:sz w:val="21"/>
+          <w:szCs w:val="21"/>
+          <w:lang w:eastAsia="en-IN"/>
+        </w:rPr>
+        <w:t>],</w:t>
+      </w:r>
+      <w:r>
+        <w:rPr>
+          <w:rFonts w:ascii="Consolas" w:eastAsia="Times New Roman" w:hAnsi="Consolas" w:cs="Times New Roman"/>
+          <w:color w:val="098658"/>
+          <w:sz w:val="21"/>
+          <w:szCs w:val="21"/>
+          <w:lang w:eastAsia="en-IN"/>
+        </w:rPr>
+        <w:t>5</w:t>
+      </w:r>
+      <w:r>
+        <w:rPr>
+          <w:rFonts w:ascii="Consolas" w:eastAsia="Times New Roman" w:hAnsi="Consolas" w:cs="Times New Roman"/>
+          <w:color w:val="000000"/>
+          <w:sz w:val="21"/>
+          <w:szCs w:val="21"/>
+          <w:lang w:eastAsia="en-IN"/>
+        </w:rPr>
+        <w:t>,[</w:t>
+      </w:r>
+      <w:r>
+        <w:rPr>
+          <w:rFonts w:ascii="Consolas" w:eastAsia="Times New Roman" w:hAnsi="Consolas" w:cs="Times New Roman"/>
+          <w:color w:val="098658"/>
+          <w:sz w:val="21"/>
+          <w:szCs w:val="21"/>
+          <w:lang w:eastAsia="en-IN"/>
+        </w:rPr>
+        <w:t>6</w:t>
+      </w:r>
+      <w:r>
+        <w:rPr>
+          <w:rFonts w:ascii="Consolas" w:eastAsia="Times New Roman" w:hAnsi="Consolas" w:cs="Times New Roman"/>
+          <w:color w:val="000000"/>
+          <w:sz w:val="21"/>
+          <w:szCs w:val="21"/>
+          <w:lang w:eastAsia="en-IN"/>
+        </w:rPr>
+        <w:t>,</w:t>
+      </w:r>
+      <w:r>
+        <w:rPr>
+          <w:rFonts w:ascii="Consolas" w:eastAsia="Times New Roman" w:hAnsi="Consolas" w:cs="Times New Roman"/>
+          <w:color w:val="098658"/>
+          <w:sz w:val="21"/>
+          <w:szCs w:val="21"/>
+          <w:lang w:eastAsia="en-IN"/>
+        </w:rPr>
+        <w:t>7</w:t>
+      </w:r>
+      <w:r>
+        <w:rPr>
+          <w:rFonts w:ascii="Consolas" w:eastAsia="Times New Roman" w:hAnsi="Consolas" w:cs="Times New Roman"/>
+          <w:color w:val="000000"/>
+          <w:sz w:val="21"/>
+          <w:szCs w:val="21"/>
+          <w:lang w:eastAsia="en-IN"/>
+        </w:rPr>
+        <w:t>]]</w:t>
+      </w:r>
+    </w:p>
+    <w:p>
+      <w:pPr>
+        <w:shd w:val="clear" w:color="auto" w:fill="FFFFFF"/>
+        <w:spacing w:after="0" w:line="285" w:lineRule="atLeast"/>
+        <w:rPr>
+          <w:rFonts w:ascii="Consolas" w:eastAsia="Times New Roman" w:hAnsi="Consolas" w:cs="Times New Roman"/>
+          <w:color w:val="000000"/>
+          <w:sz w:val="21"/>
+          <w:szCs w:val="21"/>
+          <w:lang w:eastAsia="en-IN"/>
+        </w:rPr>
+      </w:pPr>
+    </w:p>
+    <w:p>
+      <w:pPr>
+        <w:pStyle w:val="NoSpacing"/>
+      </w:pPr>
+      <w:r>
+        <w:t xml:space="preserve">const </w:t>
+      </w:r>
+      <w:proofErr w:type="spellStart"/>
+      <w:r>
+        <w:t>flattenedArr</w:t>
+      </w:r>
+      <w:proofErr w:type="spellEnd"/>
+      <w:r>
+        <w:t xml:space="preserve"> = (</w:t>
+      </w:r>
+      <w:proofErr w:type="spellStart"/>
+      <w:r>
+        <w:t>arr</w:t>
+      </w:r>
+      <w:proofErr w:type="spellEnd"/>
+      <w:r>
+        <w:t>) =</w:t>
+      </w:r>
+      <w:proofErr w:type="gramStart"/>
+      <w:r>
+        <w:t>&gt;{</w:t>
+      </w:r>
+      <w:proofErr w:type="gramEnd"/>
+    </w:p>
+    <w:p>
+      <w:pPr>
+        <w:pStyle w:val="NoSpacing"/>
+      </w:pPr>
+      <w:r>
+        <w:t xml:space="preserve">    return </w:t>
+      </w:r>
+      <w:proofErr w:type="spellStart"/>
+      <w:proofErr w:type="gramStart"/>
+      <w:r>
+        <w:t>arr.reduce</w:t>
+      </w:r>
+      <w:proofErr w:type="spellEnd"/>
+      <w:proofErr w:type="gramEnd"/>
+      <w:r>
+        <w:t>((</w:t>
+      </w:r>
+      <w:proofErr w:type="spellStart"/>
+      <w:r>
+        <w:t>acc</w:t>
+      </w:r>
+      <w:proofErr w:type="spellEnd"/>
+      <w:r>
+        <w:t xml:space="preserve">, </w:t>
+      </w:r>
+      <w:proofErr w:type="spellStart"/>
+      <w:r>
+        <w:t>curr</w:t>
+      </w:r>
+      <w:proofErr w:type="spellEnd"/>
+      <w:r>
+        <w:t>)=&gt;{</w:t>
+      </w:r>
+    </w:p>
+    <w:p>
+      <w:pPr>
+        <w:pStyle w:val="NoSpacing"/>
+      </w:pPr>
+      <w:r>
+        <w:t xml:space="preserve">        </w:t>
+      </w:r>
+      <w:proofErr w:type="gramStart"/>
+      <w:r>
+        <w:t>if(</w:t>
+      </w:r>
+      <w:proofErr w:type="spellStart"/>
+      <w:proofErr w:type="gramEnd"/>
+      <w:r>
+        <w:t>Array.isArray</w:t>
+      </w:r>
+      <w:proofErr w:type="spellEnd"/>
+      <w:r>
+        <w:t>(</w:t>
+      </w:r>
+      <w:proofErr w:type="spellStart"/>
+      <w:r>
+        <w:t>curr</w:t>
+      </w:r>
+      <w:proofErr w:type="spellEnd"/>
+      <w:r>
+        <w:t>)){</w:t>
+      </w:r>
+    </w:p>
+    <w:p>
+      <w:pPr>
+        <w:pStyle w:val="NoSpacing"/>
+      </w:pPr>
+      <w:r>
+        <w:t xml:space="preserve">            </w:t>
+      </w:r>
+      <w:proofErr w:type="spellStart"/>
+      <w:proofErr w:type="gramStart"/>
+      <w:r>
+        <w:t>acc.push</w:t>
+      </w:r>
+      <w:proofErr w:type="spellEnd"/>
+      <w:proofErr w:type="gramEnd"/>
+      <w:r>
+        <w:t>(...</w:t>
+      </w:r>
+      <w:proofErr w:type="spellStart"/>
+      <w:r>
+        <w:t>flattenedArr</w:t>
+      </w:r>
+      <w:proofErr w:type="spellEnd"/>
+      <w:r>
+        <w:t>(</w:t>
+      </w:r>
+      <w:proofErr w:type="spellStart"/>
+      <w:r>
+        <w:t>curr</w:t>
+      </w:r>
+      <w:proofErr w:type="spellEnd"/>
+      <w:r>
+        <w:t>))</w:t>
+      </w:r>
+    </w:p>
+    <w:p>
+      <w:pPr>
+        <w:pStyle w:val="NoSpacing"/>
+      </w:pPr>
+      <w:r>
+        <w:t xml:space="preserve">        </w:t>
+      </w:r>
+      <w:proofErr w:type="gramStart"/>
+      <w:r>
+        <w:t>}else</w:t>
+      </w:r>
+      <w:proofErr w:type="gramEnd"/>
+      <w:r>
+        <w:t>{</w:t>
+      </w:r>
+    </w:p>
+    <w:p>
+      <w:pPr>
+        <w:pStyle w:val="NoSpacing"/>
+      </w:pPr>
+      <w:r>
+        <w:t xml:space="preserve">            </w:t>
+      </w:r>
+      <w:proofErr w:type="spellStart"/>
+      <w:proofErr w:type="gramStart"/>
+      <w:r>
+        <w:t>acc.push</w:t>
+      </w:r>
+      <w:proofErr w:type="spellEnd"/>
+      <w:proofErr w:type="gramEnd"/>
+      <w:r>
+        <w:t>(</w:t>
+      </w:r>
+      <w:proofErr w:type="spellStart"/>
+      <w:r>
+        <w:t>curr</w:t>
+      </w:r>
+      <w:proofErr w:type="spellEnd"/>
+      <w:r>
+        <w:t>)</w:t>
+      </w:r>
+    </w:p>
+    <w:p>
+      <w:pPr>
+        <w:pStyle w:val="NoSpacing"/>
+      </w:pPr>
+      <w:r>
+        <w:t>        }</w:t>
+      </w:r>
+    </w:p>
+    <w:p>
+      <w:pPr>
+        <w:pStyle w:val="NoSpacing"/>
+      </w:pPr>
+      <w:r>
+        <w:t xml:space="preserve">        return </w:t>
+      </w:r>
+      <w:proofErr w:type="spellStart"/>
+      <w:r>
+        <w:t>acc</w:t>
+      </w:r>
+      <w:proofErr w:type="spellEnd"/>
+      <w:r>
+        <w:t>;</w:t>
+      </w:r>
+    </w:p>
+    <w:p>
+      <w:pPr>
+        <w:pStyle w:val="NoSpacing"/>
+      </w:pPr>
+      <w:r>
+        <w:t>    },[])</w:t>
+      </w:r>
+    </w:p>
+    <w:p>
+      <w:pPr>
+        <w:pStyle w:val="NoSpacing"/>
+      </w:pPr>
+      <w:r>
+        <w:t>}</w:t>
+      </w:r>
+    </w:p>
+    <w:p>
+      <w:pPr>
+        <w:pStyle w:val="NoSpacing"/>
+      </w:pPr>
+      <w:r>
+        <w:t>console.log(</w:t>
+      </w:r>
+      <w:proofErr w:type="spellStart"/>
+      <w:r>
+        <w:t>flattenedArr</w:t>
+      </w:r>
+      <w:proofErr w:type="spellEnd"/>
+      <w:r>
+        <w:t>(arr1))</w:t>
+      </w:r>
+    </w:p>
+    <w:p>
+      <w:pPr>
+        <w:pStyle w:val="NoSpacing"/>
+        <w:rPr>
+          <w:lang w:val="en-US"/>
+        </w:rPr>
+      </w:pPr>
+    </w:p>
+    <w:p>
+      <w:pPr>
+        <w:pStyle w:val="NoSpacing"/>
+        <w:rPr>
+          <w:b/>
+          <w:color w:val="4472C4" w:themeColor="accent1"/>
+        </w:rPr>
+      </w:pPr>
+      <w:r>
+        <w:rPr>
+          <w:b/>
+          <w:color w:val="4472C4" w:themeColor="accent1"/>
+        </w:rPr>
+        <w:t>M</w:t>
+      </w:r>
+      <w:r>
+        <w:rPr>
+          <w:b/>
+          <w:color w:val="4472C4" w:themeColor="accent1"/>
+        </w:rPr>
+        <w:t>erge 2 array with sorting</w:t>
+      </w:r>
+    </w:p>
+    <w:p>
+      <w:pPr>
+        <w:pStyle w:val="NoSpacing"/>
+      </w:pPr>
+      <w:r>
+        <w:t>const arr1</w:t>
+      </w:r>
+      <w:proofErr w:type="gramStart"/>
+      <w:r>
+        <w:t>=[</w:t>
+      </w:r>
+      <w:proofErr w:type="gramEnd"/>
+      <w:r>
+        <w:t>4,3,1];</w:t>
+      </w:r>
+    </w:p>
+    <w:p>
+      <w:pPr>
+        <w:pStyle w:val="NoSpacing"/>
+      </w:pPr>
+      <w:r>
+        <w:t>const arr2 = [8,9,4];</w:t>
+      </w:r>
+    </w:p>
+    <w:p>
+      <w:pPr>
+        <w:pStyle w:val="NoSpacing"/>
+      </w:pPr>
+    </w:p>
+    <w:p>
+      <w:pPr>
+        <w:pStyle w:val="NoSpacing"/>
+      </w:pPr>
+      <w:r>
+        <w:t>const merged = (arr1, arr2) =&gt; {</w:t>
+      </w:r>
+    </w:p>
+    <w:p>
+      <w:pPr>
+        <w:pStyle w:val="NoSpacing"/>
+      </w:pPr>
+      <w:r>
+        <w:t xml:space="preserve">    const combine </w:t>
+      </w:r>
+      <w:proofErr w:type="gramStart"/>
+      <w:r>
+        <w:t>=  [</w:t>
+      </w:r>
+      <w:proofErr w:type="gramEnd"/>
+      <w:r>
+        <w:t>...arr1,...arr2]</w:t>
+      </w:r>
+    </w:p>
+    <w:p>
+      <w:pPr>
+        <w:pStyle w:val="NoSpacing"/>
+      </w:pPr>
+      <w:r>
+        <w:t xml:space="preserve">    return </w:t>
+      </w:r>
+      <w:proofErr w:type="spellStart"/>
+      <w:proofErr w:type="gramStart"/>
+      <w:r>
+        <w:t>combine.sort</w:t>
+      </w:r>
+      <w:proofErr w:type="spellEnd"/>
+      <w:proofErr w:type="gramEnd"/>
+      <w:r>
+        <w:t>((</w:t>
+      </w:r>
+      <w:proofErr w:type="spellStart"/>
+      <w:r>
+        <w:t>a,b</w:t>
+      </w:r>
+      <w:proofErr w:type="spellEnd"/>
+      <w:r>
+        <w:t>)=&gt;a-b)</w:t>
+      </w:r>
+    </w:p>
+    <w:p>
+      <w:pPr>
+        <w:pStyle w:val="NoSpacing"/>
+      </w:pPr>
+      <w:r>
+        <w:t>}</w:t>
+      </w:r>
+    </w:p>
+    <w:p>
+      <w:pPr>
+        <w:pStyle w:val="NoSpacing"/>
+      </w:pPr>
+      <w:r>
+        <w:t>console.log(merged(arr</w:t>
+      </w:r>
+      <w:proofErr w:type="gramStart"/>
+      <w:r>
+        <w:t>1,arr</w:t>
+      </w:r>
+      <w:proofErr w:type="gramEnd"/>
+      <w:r>
+        <w:t>2))</w:t>
+      </w:r>
+    </w:p>
+    <w:p>
+      <w:pPr>
+        <w:pStyle w:val="NoSpacing"/>
+      </w:pPr>
+    </w:p>
+    <w:p>
+      <w:pPr>
+        <w:pStyle w:val="NoSpacing"/>
+        <w:rPr>
+          <w:b/>
+          <w:color w:val="4472C4" w:themeColor="accent1"/>
+        </w:rPr>
+      </w:pPr>
+      <w:r>
+        <w:rPr>
+          <w:b/>
+          <w:color w:val="4472C4" w:themeColor="accent1"/>
+        </w:rPr>
+        <w:t>Sum of array elements</w:t>
+      </w:r>
+    </w:p>
+    <w:p>
+      <w:pPr>
+        <w:pStyle w:val="NoSpacing"/>
+      </w:pPr>
+    </w:p>
+    <w:p>
+      <w:pPr>
+        <w:pStyle w:val="NoSpacing"/>
+      </w:pPr>
+      <w:r>
+        <w:t>const arr1</w:t>
+      </w:r>
+      <w:proofErr w:type="gramStart"/>
+      <w:r>
+        <w:t>=[</w:t>
+      </w:r>
+      <w:proofErr w:type="gramEnd"/>
+      <w:r>
+        <w:t>4,3,1,5];</w:t>
+      </w:r>
+    </w:p>
+    <w:p>
+      <w:pPr>
+        <w:pStyle w:val="NoSpacing"/>
+      </w:pPr>
+      <w:r>
+        <w:t xml:space="preserve">const </w:t>
+      </w:r>
+      <w:proofErr w:type="spellStart"/>
+      <w:r>
+        <w:t>sumOfElements</w:t>
+      </w:r>
+      <w:proofErr w:type="spellEnd"/>
+      <w:r>
+        <w:t xml:space="preserve"> = (</w:t>
+      </w:r>
+      <w:proofErr w:type="spellStart"/>
+      <w:r>
+        <w:t>arr</w:t>
+      </w:r>
+      <w:proofErr w:type="spellEnd"/>
+      <w:r>
+        <w:t>) =&gt; {</w:t>
+      </w:r>
+    </w:p>
+    <w:p>
+      <w:pPr>
+        <w:pStyle w:val="NoSpacing"/>
+      </w:pPr>
+      <w:r>
+        <w:t xml:space="preserve">    return </w:t>
+      </w:r>
+      <w:proofErr w:type="spellStart"/>
+      <w:proofErr w:type="gramStart"/>
+      <w:r>
+        <w:t>arr.reduce</w:t>
+      </w:r>
+      <w:proofErr w:type="spellEnd"/>
+      <w:proofErr w:type="gramEnd"/>
+      <w:r>
+        <w:t>((</w:t>
+      </w:r>
+      <w:proofErr w:type="spellStart"/>
+      <w:r>
+        <w:t>acc,curr</w:t>
+      </w:r>
+      <w:proofErr w:type="spellEnd"/>
+      <w:r>
+        <w:t>)=&gt;acc+curr,0)</w:t>
+      </w:r>
+    </w:p>
+    <w:p>
+      <w:pPr>
+        <w:pStyle w:val="NoSpacing"/>
+      </w:pPr>
+      <w:r>
+        <w:t>}</w:t>
+      </w:r>
+    </w:p>
+    <w:p>
+      <w:pPr>
+        <w:pStyle w:val="NoSpacing"/>
+        <w:rPr>
+          <w:b/>
+          <w:color w:val="4472C4" w:themeColor="accent1"/>
+        </w:rPr>
+      </w:pPr>
+      <w:r>
+        <w:t>console.log(</w:t>
+      </w:r>
+      <w:proofErr w:type="spellStart"/>
+      <w:r>
+        <w:t>sumOfElements</w:t>
+      </w:r>
+      <w:proofErr w:type="spellEnd"/>
+      <w:r>
+        <w:t>(arr1))</w:t>
+      </w:r>
+    </w:p>
+    <w:p>
+      <w:pPr>
+        <w:pStyle w:val="NoSpacing"/>
+        <w:rPr>
+          <w:b/>
+          <w:color w:val="4472C4" w:themeColor="accent1"/>
+        </w:rPr>
+      </w:pPr>
+    </w:p>
+    <w:p>
+      <w:pPr>
+        <w:pStyle w:val="NoSpacing"/>
+        <w:rPr>
+          <w:b/>
+          <w:color w:val="4472C4" w:themeColor="accent1"/>
+        </w:rPr>
+      </w:pPr>
+    </w:p>
+    <w:p>
+      <w:pPr>
+        <w:pStyle w:val="NoSpacing"/>
+        <w:rPr>
+          <w:b/>
+          <w:color w:val="4472C4" w:themeColor="accent1"/>
+        </w:rPr>
+      </w:pPr>
+      <w:r>
+        <w:rPr>
+          <w:b/>
+          <w:color w:val="4472C4" w:themeColor="accent1"/>
+        </w:rPr>
+        <w:lastRenderedPageBreak/>
+        <w:t xml:space="preserve">Find missing </w:t>
+      </w:r>
+      <w:r>
+        <w:rPr>
+          <w:b/>
+          <w:color w:val="FF0000"/>
+        </w:rPr>
+        <w:t xml:space="preserve">number </w:t>
+      </w:r>
+      <w:r>
+        <w:rPr>
+          <w:b/>
+          <w:color w:val="4472C4" w:themeColor="accent1"/>
+        </w:rPr>
+        <w:t>in the sequence</w:t>
+      </w:r>
+    </w:p>
+    <w:p>
+      <w:pPr>
+        <w:pStyle w:val="NoSpacing"/>
+      </w:pPr>
+      <w:r>
+        <w:t xml:space="preserve">const </w:t>
+      </w:r>
+      <w:proofErr w:type="spellStart"/>
+      <w:r>
+        <w:t>arr</w:t>
+      </w:r>
+      <w:proofErr w:type="spellEnd"/>
+      <w:r>
+        <w:t xml:space="preserve"> = [1,2,3,5,6,7];</w:t>
+      </w:r>
+    </w:p>
+    <w:p>
+      <w:pPr>
+        <w:pStyle w:val="NoSpacing"/>
+      </w:pPr>
+    </w:p>
+    <w:p>
+      <w:pPr>
+        <w:pStyle w:val="NoSpacing"/>
+      </w:pPr>
+      <w:r>
+        <w:t xml:space="preserve">const </w:t>
+      </w:r>
+      <w:proofErr w:type="spellStart"/>
+      <w:r>
+        <w:t>missingNum</w:t>
+      </w:r>
+      <w:proofErr w:type="spellEnd"/>
+      <w:r>
+        <w:t xml:space="preserve"> = (</w:t>
+      </w:r>
+      <w:proofErr w:type="spellStart"/>
+      <w:r>
+        <w:t>arr</w:t>
+      </w:r>
+      <w:proofErr w:type="spellEnd"/>
+      <w:r>
+        <w:t>) =</w:t>
+      </w:r>
+      <w:proofErr w:type="gramStart"/>
+      <w:r>
+        <w:t>&gt;{</w:t>
+      </w:r>
+      <w:proofErr w:type="gramEnd"/>
+    </w:p>
+    <w:p>
+      <w:pPr>
+        <w:pStyle w:val="NoSpacing"/>
+      </w:pPr>
+      <w:r>
+        <w:t>    let n=</w:t>
+      </w:r>
+      <w:proofErr w:type="gramStart"/>
+      <w:r>
+        <w:t>arr.length</w:t>
+      </w:r>
+      <w:proofErr w:type="gramEnd"/>
+      <w:r>
+        <w:t>+1;</w:t>
+      </w:r>
+    </w:p>
+    <w:p>
+      <w:pPr>
+        <w:pStyle w:val="NoSpacing"/>
+      </w:pPr>
+      <w:r>
+        <w:t>    let total = (n*(n+1)/2);</w:t>
+      </w:r>
+    </w:p>
+    <w:p>
+      <w:pPr>
+        <w:pStyle w:val="NoSpacing"/>
+      </w:pPr>
+      <w:r>
+        <w:t xml:space="preserve">    let sum = </w:t>
+      </w:r>
+      <w:proofErr w:type="spellStart"/>
+      <w:proofErr w:type="gramStart"/>
+      <w:r>
+        <w:t>arr.reduce</w:t>
+      </w:r>
+      <w:proofErr w:type="spellEnd"/>
+      <w:proofErr w:type="gramEnd"/>
+      <w:r>
+        <w:t>((</w:t>
+      </w:r>
+      <w:proofErr w:type="spellStart"/>
+      <w:r>
+        <w:t>a,b</w:t>
+      </w:r>
+      <w:proofErr w:type="spellEnd"/>
+      <w:r>
+        <w:t>)=&gt;</w:t>
+      </w:r>
+      <w:proofErr w:type="spellStart"/>
+      <w:r>
+        <w:t>a+b</w:t>
+      </w:r>
+      <w:proofErr w:type="spellEnd"/>
+      <w:r>
+        <w:t>)</w:t>
+      </w:r>
+    </w:p>
+    <w:p>
+      <w:pPr>
+        <w:pStyle w:val="NoSpacing"/>
+      </w:pPr>
+      <w:r>
+        <w:t>    return total -sum</w:t>
+      </w:r>
+    </w:p>
+    <w:p>
+      <w:pPr>
+        <w:pStyle w:val="NoSpacing"/>
+      </w:pPr>
+      <w:r>
+        <w:t>}</w:t>
+      </w:r>
+    </w:p>
+    <w:p>
+      <w:pPr>
+        <w:pStyle w:val="NoSpacing"/>
+      </w:pPr>
+      <w:r>
+        <w:t>console.log(</w:t>
+      </w:r>
+      <w:proofErr w:type="spellStart"/>
+      <w:r>
+        <w:t>missingNum</w:t>
+      </w:r>
+      <w:proofErr w:type="spellEnd"/>
+      <w:r>
+        <w:t>(</w:t>
+      </w:r>
+      <w:proofErr w:type="spellStart"/>
+      <w:r>
+        <w:t>arr</w:t>
+      </w:r>
+      <w:proofErr w:type="spellEnd"/>
+      <w:r>
+        <w:t>))</w:t>
+      </w:r>
+    </w:p>
+    <w:p>
+      <w:pPr>
+        <w:pStyle w:val="NoSpacing"/>
+        <w:rPr>
+          <w:lang w:val="en-US"/>
+        </w:rPr>
+      </w:pPr>
+    </w:p>
+    <w:p>
+      <w:pPr>
+        <w:pStyle w:val="NoSpacing"/>
+        <w:rPr>
+          <w:b/>
+          <w:color w:val="4472C4" w:themeColor="accent1"/>
+        </w:rPr>
+      </w:pPr>
+      <w:r>
+        <w:rPr>
+          <w:b/>
+          <w:color w:val="4472C4" w:themeColor="accent1"/>
+        </w:rPr>
+        <w:t xml:space="preserve">Find missing </w:t>
+      </w:r>
+      <w:r>
+        <w:rPr>
+          <w:b/>
+          <w:color w:val="FF0000"/>
+        </w:rPr>
+        <w:t>number</w:t>
+      </w:r>
+      <w:r>
+        <w:rPr>
+          <w:b/>
+          <w:color w:val="FF0000"/>
+        </w:rPr>
+        <w:t>s</w:t>
+      </w:r>
+      <w:r>
+        <w:rPr>
+          <w:b/>
+          <w:color w:val="FF0000"/>
+        </w:rPr>
+        <w:t xml:space="preserve"> </w:t>
+      </w:r>
+      <w:r>
+        <w:rPr>
+          <w:b/>
+          <w:color w:val="4472C4" w:themeColor="accent1"/>
+        </w:rPr>
+        <w:t>in the sequence</w:t>
+      </w:r>
+    </w:p>
+    <w:p>
+      <w:pPr>
+        <w:pStyle w:val="NoSpacing"/>
+        <w:rPr>
+          <w:lang w:val="en-US"/>
+        </w:rPr>
+      </w:pPr>
+    </w:p>
+    <w:p>
+      <w:pPr>
+        <w:pStyle w:val="NoSpacing"/>
+      </w:pPr>
+      <w:r>
+        <w:t xml:space="preserve">const </w:t>
+      </w:r>
+      <w:proofErr w:type="spellStart"/>
+      <w:r>
+        <w:t>arr</w:t>
+      </w:r>
+      <w:proofErr w:type="spellEnd"/>
+      <w:r>
+        <w:t xml:space="preserve"> = [1,2,3,5,6,7,9];</w:t>
+      </w:r>
+    </w:p>
+    <w:p>
+      <w:pPr>
+        <w:pStyle w:val="NoSpacing"/>
+      </w:pPr>
+    </w:p>
+    <w:p>
+      <w:pPr>
+        <w:pStyle w:val="NoSpacing"/>
+      </w:pPr>
+      <w:r>
+        <w:t xml:space="preserve">const </w:t>
+      </w:r>
+      <w:proofErr w:type="spellStart"/>
+      <w:r>
+        <w:t>missingNum</w:t>
+      </w:r>
+      <w:proofErr w:type="spellEnd"/>
+      <w:r>
+        <w:t xml:space="preserve"> = (</w:t>
+      </w:r>
+      <w:proofErr w:type="spellStart"/>
+      <w:r>
+        <w:t>arr</w:t>
+      </w:r>
+      <w:proofErr w:type="spellEnd"/>
+      <w:r>
+        <w:t>) =</w:t>
+      </w:r>
+      <w:proofErr w:type="gramStart"/>
+      <w:r>
+        <w:t>&gt;{</w:t>
+      </w:r>
+      <w:proofErr w:type="gramEnd"/>
+    </w:p>
+    <w:p>
+      <w:pPr>
+        <w:pStyle w:val="NoSpacing"/>
+      </w:pPr>
+      <w:r>
+        <w:t>let missing = [];</w:t>
+      </w:r>
+    </w:p>
+    <w:p>
+      <w:pPr>
+        <w:pStyle w:val="NoSpacing"/>
+      </w:pPr>
+      <w:proofErr w:type="gramStart"/>
+      <w:r>
+        <w:t>for(</w:t>
+      </w:r>
+      <w:proofErr w:type="gramEnd"/>
+      <w:r>
+        <w:t xml:space="preserve">let </w:t>
+      </w:r>
+      <w:proofErr w:type="spellStart"/>
+      <w:r>
+        <w:t>i</w:t>
+      </w:r>
+      <w:proofErr w:type="spellEnd"/>
+      <w:r>
+        <w:t xml:space="preserve">=0; </w:t>
+      </w:r>
+      <w:proofErr w:type="spellStart"/>
+      <w:r>
+        <w:t>i</w:t>
+      </w:r>
+      <w:proofErr w:type="spellEnd"/>
+      <w:r>
+        <w:t>&lt;arr.length-1;i++){</w:t>
+      </w:r>
+    </w:p>
+    <w:p>
+      <w:pPr>
+        <w:pStyle w:val="NoSpacing"/>
+      </w:pPr>
+      <w:r>
+        <w:t xml:space="preserve">    let </w:t>
+      </w:r>
+      <w:proofErr w:type="gramStart"/>
+      <w:r>
+        <w:t>current  =</w:t>
+      </w:r>
+      <w:proofErr w:type="gramEnd"/>
+      <w:r>
+        <w:t xml:space="preserve"> </w:t>
+      </w:r>
+      <w:proofErr w:type="spellStart"/>
+      <w:r>
+        <w:t>arr</w:t>
+      </w:r>
+      <w:proofErr w:type="spellEnd"/>
+      <w:r>
+        <w:t>[</w:t>
+      </w:r>
+      <w:proofErr w:type="spellStart"/>
+      <w:r>
+        <w:t>i</w:t>
+      </w:r>
+      <w:proofErr w:type="spellEnd"/>
+      <w:r>
+        <w:t>];</w:t>
+      </w:r>
+    </w:p>
+    <w:p>
+      <w:pPr>
+        <w:pStyle w:val="NoSpacing"/>
+      </w:pPr>
+      <w:r>
+        <w:t xml:space="preserve">    let next = </w:t>
+      </w:r>
+      <w:proofErr w:type="spellStart"/>
+      <w:r>
+        <w:t>arr</w:t>
+      </w:r>
+      <w:proofErr w:type="spellEnd"/>
+      <w:r>
+        <w:t>[i+1];</w:t>
+      </w:r>
+    </w:p>
+    <w:p>
+      <w:pPr>
+        <w:pStyle w:val="NoSpacing"/>
+      </w:pPr>
+      <w:r>
+        <w:t>    while(current+1&lt;next</w:t>
+      </w:r>
+      <w:proofErr w:type="gramStart"/>
+      <w:r>
+        <w:t>){</w:t>
+      </w:r>
+      <w:proofErr w:type="gramEnd"/>
+    </w:p>
+    <w:p>
+      <w:pPr>
+        <w:pStyle w:val="NoSpacing"/>
+      </w:pPr>
+      <w:r>
+        <w:t>        current++</w:t>
+      </w:r>
+    </w:p>
+    <w:p>
+      <w:pPr>
+        <w:pStyle w:val="NoSpacing"/>
+      </w:pPr>
+      <w:r>
+        <w:t xml:space="preserve">        </w:t>
+      </w:r>
+      <w:proofErr w:type="spellStart"/>
+      <w:proofErr w:type="gramStart"/>
+      <w:r>
+        <w:t>missing.push</w:t>
+      </w:r>
+      <w:proofErr w:type="spellEnd"/>
+      <w:proofErr w:type="gramEnd"/>
+      <w:r>
+        <w:t>(current);</w:t>
+      </w:r>
+    </w:p>
+    <w:p>
+      <w:pPr>
+        <w:pStyle w:val="NoSpacing"/>
+      </w:pPr>
+      <w:r>
+        <w:t>    }</w:t>
+      </w:r>
+    </w:p>
+    <w:p>
+      <w:pPr>
+        <w:pStyle w:val="NoSpacing"/>
+      </w:pPr>
+      <w:r>
+        <w:t>}</w:t>
+      </w:r>
+    </w:p>
+    <w:p>
+      <w:pPr>
+        <w:pStyle w:val="NoSpacing"/>
+      </w:pPr>
+      <w:r>
+        <w:t>return missing</w:t>
+      </w:r>
+    </w:p>
+    <w:p>
+      <w:pPr>
+        <w:pStyle w:val="NoSpacing"/>
+      </w:pPr>
+      <w:r>
+        <w:t>}</w:t>
+      </w:r>
+    </w:p>
+    <w:p>
+      <w:pPr>
+        <w:pStyle w:val="NoSpacing"/>
+      </w:pPr>
+      <w:r>
+        <w:t>console.log(</w:t>
+      </w:r>
+      <w:proofErr w:type="spellStart"/>
+      <w:r>
+        <w:t>missingNum</w:t>
+      </w:r>
+      <w:proofErr w:type="spellEnd"/>
+      <w:r>
+        <w:t>(</w:t>
+      </w:r>
+      <w:proofErr w:type="spellStart"/>
+      <w:r>
+        <w:t>arr</w:t>
+      </w:r>
+      <w:proofErr w:type="spellEnd"/>
+      <w:r>
+        <w:t>))</w:t>
+      </w:r>
+    </w:p>
+    <w:p>
+      <w:pPr>
+        <w:pStyle w:val="NoSpacing"/>
+        <w:rPr>
+          <w:b/>
+          <w:color w:val="4472C4" w:themeColor="accent1"/>
+          <w:lang w:val="en-US"/>
+        </w:rPr>
+      </w:pPr>
+      <w:r>
+        <w:rPr>
+          <w:b/>
+          <w:color w:val="4472C4" w:themeColor="accent1"/>
+          <w:lang w:val="en-US"/>
+        </w:rPr>
+        <w:t>OR</w:t>
+      </w:r>
+    </w:p>
+    <w:p>
+      <w:pPr>
+        <w:pStyle w:val="NoSpacing"/>
+      </w:pPr>
+      <w:r>
+        <w:t xml:space="preserve">function </w:t>
+      </w:r>
+      <w:proofErr w:type="spellStart"/>
+      <w:r>
+        <w:t>missing_nums</w:t>
+      </w:r>
+      <w:proofErr w:type="spellEnd"/>
+      <w:r>
+        <w:t>(</w:t>
+      </w:r>
+      <w:proofErr w:type="spellStart"/>
+      <w:r>
+        <w:t>arr</w:t>
+      </w:r>
+      <w:proofErr w:type="spellEnd"/>
+      <w:proofErr w:type="gramStart"/>
+      <w:r>
+        <w:t>){</w:t>
+      </w:r>
+      <w:proofErr w:type="gramEnd"/>
+    </w:p>
+    <w:p>
+      <w:pPr>
+        <w:pStyle w:val="NoSpacing"/>
+      </w:pPr>
+      <w:r>
+        <w:t xml:space="preserve">  let n = </w:t>
+      </w:r>
+      <w:proofErr w:type="spellStart"/>
+      <w:proofErr w:type="gramStart"/>
+      <w:r>
+        <w:t>Math.max</w:t>
+      </w:r>
+      <w:proofErr w:type="spellEnd"/>
+      <w:r>
+        <w:t>(</w:t>
+      </w:r>
+      <w:proofErr w:type="gramEnd"/>
+      <w:r>
+        <w:t>...</w:t>
+      </w:r>
+      <w:proofErr w:type="spellStart"/>
+      <w:r>
+        <w:t>arr</w:t>
+      </w:r>
+      <w:proofErr w:type="spellEnd"/>
+      <w:r>
+        <w:t>);</w:t>
+      </w:r>
+    </w:p>
+    <w:p>
+      <w:pPr>
+        <w:pStyle w:val="NoSpacing"/>
+      </w:pPr>
+      <w:r>
+        <w:t>let missing = [];</w:t>
+      </w:r>
+    </w:p>
+    <w:p>
+      <w:pPr>
+        <w:pStyle w:val="NoSpacing"/>
+      </w:pPr>
+    </w:p>
+    <w:p>
+      <w:pPr>
+        <w:pStyle w:val="NoSpacing"/>
+      </w:pPr>
+      <w:proofErr w:type="gramStart"/>
+      <w:r>
+        <w:t>for(</w:t>
+      </w:r>
+      <w:proofErr w:type="gramEnd"/>
+      <w:r>
+        <w:t xml:space="preserve">let </w:t>
+      </w:r>
+      <w:proofErr w:type="spellStart"/>
+      <w:r>
+        <w:t>i</w:t>
+      </w:r>
+      <w:proofErr w:type="spellEnd"/>
+      <w:r>
+        <w:t xml:space="preserve">=1; </w:t>
+      </w:r>
+      <w:proofErr w:type="spellStart"/>
+      <w:r>
+        <w:t>i</w:t>
+      </w:r>
+      <w:proofErr w:type="spellEnd"/>
+      <w:r>
+        <w:t>&lt;=</w:t>
+      </w:r>
+      <w:proofErr w:type="spellStart"/>
+      <w:r>
+        <w:t>n;i</w:t>
+      </w:r>
+      <w:proofErr w:type="spellEnd"/>
+      <w:r>
+        <w:t>++){</w:t>
+      </w:r>
+    </w:p>
+    <w:p>
+      <w:pPr>
+        <w:pStyle w:val="NoSpacing"/>
+      </w:pPr>
+      <w:r>
+        <w:t xml:space="preserve">  if</w:t>
+      </w:r>
+      <w:proofErr w:type="gramStart"/>
+      <w:r>
+        <w:t>(!</w:t>
+      </w:r>
+      <w:proofErr w:type="spellStart"/>
+      <w:r>
+        <w:t>arr</w:t>
+      </w:r>
+      <w:proofErr w:type="gramEnd"/>
+      <w:r>
+        <w:t>.includes</w:t>
+      </w:r>
+      <w:proofErr w:type="spellEnd"/>
+      <w:r>
+        <w:t>(</w:t>
+      </w:r>
+      <w:proofErr w:type="spellStart"/>
+      <w:r>
+        <w:t>i</w:t>
+      </w:r>
+      <w:proofErr w:type="spellEnd"/>
+      <w:r>
+        <w:t>)){</w:t>
+      </w:r>
+    </w:p>
+    <w:p>
+      <w:pPr>
+        <w:pStyle w:val="NoSpacing"/>
+      </w:pPr>
+      <w:r>
+        <w:t xml:space="preserve">    </w:t>
+      </w:r>
+      <w:proofErr w:type="spellStart"/>
+      <w:proofErr w:type="gramStart"/>
+      <w:r>
+        <w:t>missing.push</w:t>
+      </w:r>
+      <w:proofErr w:type="spellEnd"/>
+      <w:proofErr w:type="gramEnd"/>
+      <w:r>
+        <w:t>(</w:t>
+      </w:r>
+      <w:proofErr w:type="spellStart"/>
+      <w:r>
+        <w:t>i</w:t>
+      </w:r>
+      <w:proofErr w:type="spellEnd"/>
+      <w:r>
+        <w:t>);</w:t>
+      </w:r>
+    </w:p>
+    <w:p>
+      <w:pPr>
+        <w:pStyle w:val="NoSpacing"/>
+      </w:pPr>
+      <w:r>
+        <w:t xml:space="preserve">  }</w:t>
+      </w:r>
+    </w:p>
+    <w:p>
+      <w:pPr>
+        <w:pStyle w:val="NoSpacing"/>
+      </w:pPr>
+      <w:r>
+        <w:t>}</w:t>
+      </w:r>
+    </w:p>
+    <w:p>
+      <w:pPr>
+        <w:pStyle w:val="NoSpacing"/>
+      </w:pPr>
+      <w:r>
+        <w:t>return missing</w:t>
+      </w:r>
+    </w:p>
+    <w:p>
+      <w:pPr>
+        <w:pStyle w:val="NoSpacing"/>
+      </w:pPr>
+      <w:r>
+        <w:t>}</w:t>
+      </w:r>
+    </w:p>
+    <w:p>
+      <w:pPr>
+        <w:pStyle w:val="NoSpacing"/>
+        <w:rPr>
+          <w:lang w:val="en-US"/>
+        </w:rPr>
+      </w:pPr>
+    </w:p>
+    <w:p>
+      <w:pPr>
+        <w:pStyle w:val="NoSpacing"/>
+        <w:rPr>
+          <w:b/>
+          <w:color w:val="4472C4" w:themeColor="accent1"/>
+        </w:rPr>
+      </w:pPr>
+      <w:r>
+        <w:rPr>
+          <w:b/>
+          <w:color w:val="4472C4" w:themeColor="accent1"/>
+        </w:rPr>
+        <w:t>Fibonacci of a number</w:t>
+      </w:r>
+    </w:p>
+    <w:p>
+      <w:pPr>
+        <w:pStyle w:val="NoSpacing"/>
+      </w:pPr>
+      <w:r>
+        <w:t xml:space="preserve">const </w:t>
+      </w:r>
+      <w:proofErr w:type="spellStart"/>
+      <w:r>
+        <w:t>fibonacci</w:t>
+      </w:r>
+      <w:proofErr w:type="spellEnd"/>
+      <w:r>
+        <w:t xml:space="preserve"> = (n) =&gt; {</w:t>
+      </w:r>
+    </w:p>
+    <w:p>
+      <w:pPr>
+        <w:pStyle w:val="NoSpacing"/>
+      </w:pPr>
+      <w:r>
+        <w:t xml:space="preserve">    let </w:t>
+      </w:r>
+      <w:proofErr w:type="spellStart"/>
+      <w:r>
+        <w:t>fibo</w:t>
+      </w:r>
+      <w:proofErr w:type="spellEnd"/>
+      <w:r>
+        <w:t xml:space="preserve"> = [0,1]</w:t>
+      </w:r>
+    </w:p>
+    <w:p>
+      <w:pPr>
+        <w:pStyle w:val="NoSpacing"/>
+      </w:pPr>
+      <w:r>
+        <w:t>    for(</w:t>
+      </w:r>
+      <w:proofErr w:type="spellStart"/>
+      <w:r>
+        <w:t>i</w:t>
+      </w:r>
+      <w:proofErr w:type="spellEnd"/>
+      <w:r>
+        <w:t>=</w:t>
+      </w:r>
+      <w:proofErr w:type="gramStart"/>
+      <w:r>
+        <w:t>2;i</w:t>
+      </w:r>
+      <w:proofErr w:type="gramEnd"/>
+      <w:r>
+        <w:t>&lt;</w:t>
+      </w:r>
+      <w:proofErr w:type="spellStart"/>
+      <w:r>
+        <w:t>n;i</w:t>
+      </w:r>
+      <w:proofErr w:type="spellEnd"/>
+      <w:r>
+        <w:t>++){</w:t>
+      </w:r>
+    </w:p>
+    <w:p>
+      <w:pPr>
+        <w:pStyle w:val="NoSpacing"/>
+      </w:pPr>
+      <w:r>
+        <w:t xml:space="preserve">        </w:t>
+      </w:r>
+      <w:proofErr w:type="spellStart"/>
+      <w:proofErr w:type="gramStart"/>
+      <w:r>
+        <w:t>fibo.push</w:t>
+      </w:r>
+      <w:proofErr w:type="spellEnd"/>
+      <w:proofErr w:type="gramEnd"/>
+      <w:r>
+        <w:t>(</w:t>
+      </w:r>
+      <w:proofErr w:type="spellStart"/>
+      <w:r>
+        <w:t>fibo</w:t>
+      </w:r>
+      <w:proofErr w:type="spellEnd"/>
+      <w:r>
+        <w:t>[i-1]+</w:t>
+      </w:r>
+      <w:proofErr w:type="spellStart"/>
+      <w:r>
+        <w:t>fibo</w:t>
+      </w:r>
+      <w:proofErr w:type="spellEnd"/>
+      <w:r>
+        <w:t>[i-2]);</w:t>
+      </w:r>
+    </w:p>
+    <w:p>
+      <w:pPr>
+        <w:pStyle w:val="NoSpacing"/>
+      </w:pPr>
+      <w:r>
+        <w:t>    }</w:t>
+      </w:r>
+    </w:p>
+    <w:p>
+      <w:pPr>
+        <w:pStyle w:val="NoSpacing"/>
+      </w:pPr>
+      <w:r>
+        <w:t xml:space="preserve">return </w:t>
+      </w:r>
+      <w:proofErr w:type="spellStart"/>
+      <w:r>
+        <w:t>fibo</w:t>
+      </w:r>
+      <w:proofErr w:type="spellEnd"/>
+    </w:p>
+    <w:p>
+      <w:pPr>
+        <w:pStyle w:val="NoSpacing"/>
+      </w:pPr>
+      <w:r>
+        <w:t>}</w:t>
+      </w:r>
+    </w:p>
+    <w:p>
+      <w:pPr>
+        <w:pStyle w:val="NoSpacing"/>
+      </w:pPr>
+      <w:r>
+        <w:t>console.log(</w:t>
+      </w:r>
+      <w:proofErr w:type="spellStart"/>
+      <w:proofErr w:type="gramStart"/>
+      <w:r>
+        <w:t>fibonacci</w:t>
+      </w:r>
+      <w:proofErr w:type="spellEnd"/>
+      <w:r>
+        <w:t>(</w:t>
+      </w:r>
+      <w:proofErr w:type="gramEnd"/>
+      <w:r>
+        <w:t>1))</w:t>
+      </w:r>
+    </w:p>
+    <w:p>
+      <w:pPr>
+        <w:pStyle w:val="NoSpacing"/>
+        <w:rPr>
+          <w:b/>
+          <w:color w:val="4472C4" w:themeColor="accent1"/>
+        </w:rPr>
+      </w:pPr>
+      <w:r>
+        <w:rPr>
+          <w:b/>
+          <w:color w:val="4472C4" w:themeColor="accent1"/>
+        </w:rPr>
+        <w:lastRenderedPageBreak/>
+        <w:t xml:space="preserve">Check is number is prime </w:t>
+      </w:r>
+    </w:p>
+    <w:p>
+      <w:pPr>
+        <w:pStyle w:val="NoSpacing"/>
+      </w:pPr>
+      <w:r>
+        <w:t xml:space="preserve">const </w:t>
+      </w:r>
+      <w:proofErr w:type="spellStart"/>
+      <w:r>
+        <w:t>isPrime</w:t>
+      </w:r>
+      <w:proofErr w:type="spellEnd"/>
+      <w:r>
+        <w:t xml:space="preserve"> = (n) =&gt; {</w:t>
+      </w:r>
+    </w:p>
+    <w:p>
+      <w:pPr>
+        <w:pStyle w:val="NoSpacing"/>
+      </w:pPr>
+      <w:r>
+        <w:t xml:space="preserve">  if (n &lt;= 1) return false;</w:t>
+      </w:r>
+    </w:p>
+    <w:p>
+      <w:pPr>
+        <w:pStyle w:val="NoSpacing"/>
+      </w:pPr>
+      <w:r>
+        <w:t xml:space="preserve">  for (let </w:t>
+      </w:r>
+      <w:proofErr w:type="spellStart"/>
+      <w:r>
+        <w:t>i</w:t>
+      </w:r>
+      <w:proofErr w:type="spellEnd"/>
+      <w:r>
+        <w:t xml:space="preserve"> = 2; </w:t>
+      </w:r>
+      <w:proofErr w:type="spellStart"/>
+      <w:r>
+        <w:t>i</w:t>
+      </w:r>
+      <w:proofErr w:type="spellEnd"/>
+      <w:r>
+        <w:t xml:space="preserve"> &lt;= </w:t>
+      </w:r>
+      <w:proofErr w:type="spellStart"/>
+      <w:r>
+        <w:t>Math.sqrt</w:t>
+      </w:r>
+      <w:proofErr w:type="spellEnd"/>
+      <w:r>
+        <w:t xml:space="preserve">(n); </w:t>
+      </w:r>
+      <w:proofErr w:type="spellStart"/>
+      <w:r>
+        <w:t>i</w:t>
+      </w:r>
+      <w:proofErr w:type="spellEnd"/>
+      <w:r>
+        <w:t>++) {</w:t>
+      </w:r>
+    </w:p>
+    <w:p>
+      <w:pPr>
+        <w:pStyle w:val="NoSpacing"/>
+      </w:pPr>
+      <w:r>
+        <w:t xml:space="preserve">    if (n % </w:t>
+      </w:r>
+      <w:proofErr w:type="spellStart"/>
+      <w:r>
+        <w:t>i</w:t>
+      </w:r>
+      <w:proofErr w:type="spellEnd"/>
+      <w:r>
+        <w:t xml:space="preserve"> === 0) {</w:t>
+      </w:r>
+    </w:p>
+    <w:p>
+      <w:pPr>
+        <w:pStyle w:val="NoSpacing"/>
+      </w:pPr>
+      <w:r>
+        <w:t xml:space="preserve">      return false;</w:t>
+      </w:r>
+    </w:p>
+    <w:p>
+      <w:pPr>
+        <w:pStyle w:val="NoSpacing"/>
+      </w:pPr>
+      <w:r>
+        <w:t xml:space="preserve">    }</w:t>
+      </w:r>
+    </w:p>
+    <w:p>
+      <w:pPr>
+        <w:pStyle w:val="NoSpacing"/>
+      </w:pPr>
+      <w:r>
+        <w:t xml:space="preserve">  }</w:t>
+      </w:r>
+    </w:p>
+    <w:p>
+      <w:pPr>
+        <w:pStyle w:val="NoSpacing"/>
+      </w:pPr>
+      <w:r>
+        <w:t xml:space="preserve">  return true;</w:t>
+      </w:r>
+    </w:p>
+    <w:p>
+      <w:pPr>
+        <w:pStyle w:val="NoSpacing"/>
+      </w:pPr>
+      <w:r>
+        <w:t>};</w:t>
+      </w:r>
+    </w:p>
+    <w:p>
+      <w:pPr>
+        <w:pStyle w:val="NoSpacing"/>
+      </w:pPr>
+    </w:p>
+    <w:p>
+      <w:pPr>
+        <w:pStyle w:val="NoSpacing"/>
+      </w:pPr>
+      <w:r>
+        <w:t>console.log(</w:t>
+      </w:r>
+      <w:proofErr w:type="spellStart"/>
+      <w:proofErr w:type="gramStart"/>
+      <w:r>
+        <w:t>isPrime</w:t>
+      </w:r>
+      <w:proofErr w:type="spellEnd"/>
+      <w:r>
+        <w:t>(</w:t>
+      </w:r>
+      <w:proofErr w:type="gramEnd"/>
+      <w:r>
+        <w:t>4)); // false</w:t>
+      </w:r>
+    </w:p>
+    <w:p>
+      <w:pPr>
+        <w:pStyle w:val="NoSpacing"/>
+        <w:rPr>
+          <w:lang w:val="en-US"/>
+        </w:rPr>
+      </w:pPr>
+    </w:p>
+    <w:p>
+      <w:pPr>
+        <w:pStyle w:val="NoSpacing"/>
+        <w:rPr>
+          <w:b/>
+          <w:color w:val="4472C4" w:themeColor="accent1"/>
+        </w:rPr>
+      </w:pPr>
+      <w:r>
+        <w:rPr>
+          <w:b/>
+          <w:color w:val="4472C4" w:themeColor="accent1"/>
+        </w:rPr>
+        <w:t>ES6: Arrow Functions &amp; Default Parameters</w:t>
+      </w:r>
+    </w:p>
+    <w:p>
+      <w:pPr>
+        <w:pStyle w:val="NoSpacing"/>
+      </w:pPr>
+      <w:r>
+        <w:t xml:space="preserve">function </w:t>
+      </w:r>
+      <w:proofErr w:type="spellStart"/>
+      <w:proofErr w:type="gramStart"/>
+      <w:r>
+        <w:t>clickEvent</w:t>
+      </w:r>
+      <w:proofErr w:type="spellEnd"/>
+      <w:r>
+        <w:t>(</w:t>
+      </w:r>
+      <w:proofErr w:type="gramEnd"/>
+      <w:r>
+        <w:t>){</w:t>
+      </w:r>
+    </w:p>
+    <w:p>
+      <w:pPr>
+        <w:pStyle w:val="NoSpacing"/>
+      </w:pPr>
+      <w:r>
+        <w:t xml:space="preserve">const result = (name = "Guest") =&gt; </w:t>
+      </w:r>
+      <w:proofErr w:type="gramStart"/>
+      <w:r>
+        <w:t>( `</w:t>
+      </w:r>
+      <w:proofErr w:type="gramEnd"/>
+      <w:r>
+        <w:t>hello ${name}`)</w:t>
+      </w:r>
+    </w:p>
+    <w:p>
+      <w:pPr>
+        <w:pStyle w:val="NoSpacing"/>
+      </w:pPr>
+      <w:r>
+        <w:t xml:space="preserve">  </w:t>
+      </w:r>
+      <w:proofErr w:type="spellStart"/>
+      <w:proofErr w:type="gramStart"/>
+      <w:r>
+        <w:t>document.getElementById</w:t>
+      </w:r>
+      <w:proofErr w:type="spellEnd"/>
+      <w:proofErr w:type="gramEnd"/>
+      <w:r>
+        <w:t>("output").</w:t>
+      </w:r>
+      <w:proofErr w:type="spellStart"/>
+      <w:r>
+        <w:t>innerHTML</w:t>
+      </w:r>
+      <w:proofErr w:type="spellEnd"/>
+      <w:r>
+        <w:t xml:space="preserve"> = result('</w:t>
+      </w:r>
+      <w:proofErr w:type="spellStart"/>
+      <w:r>
+        <w:t>anand</w:t>
+      </w:r>
+      <w:proofErr w:type="spellEnd"/>
+      <w:r>
+        <w:t>');</w:t>
+      </w:r>
+    </w:p>
+    <w:p>
+      <w:pPr>
+        <w:pStyle w:val="NoSpacing"/>
+      </w:pPr>
+      <w:r>
+        <w:t>}</w:t>
+      </w:r>
+    </w:p>
+    <w:p>
+      <w:pPr>
+        <w:pStyle w:val="NoSpacing"/>
+        <w:rPr>
+          <w:lang w:val="en-US"/>
+        </w:rPr>
+      </w:pPr>
+    </w:p>
+    <w:p>
+      <w:pPr>
+        <w:pStyle w:val="NoSpacing"/>
+        <w:rPr>
+          <w:b/>
+        </w:rPr>
+      </w:pPr>
+      <w:r>
+        <w:rPr>
+          <w:b/>
+          <w:color w:val="4472C4" w:themeColor="accent1"/>
+        </w:rPr>
+        <w:t>Check if an Array is Sorted</w:t>
+      </w:r>
+    </w:p>
+    <w:p>
+      <w:pPr>
+        <w:pStyle w:val="NoSpacing"/>
+      </w:pPr>
+      <w:r>
+        <w:t xml:space="preserve">const </w:t>
+      </w:r>
+      <w:proofErr w:type="spellStart"/>
+      <w:r>
+        <w:t>arr</w:t>
+      </w:r>
+      <w:proofErr w:type="spellEnd"/>
+      <w:r>
+        <w:t xml:space="preserve"> = [1, 2, 3, 5,1];</w:t>
+      </w:r>
+    </w:p>
+    <w:p>
+      <w:pPr>
+        <w:pStyle w:val="NoSpacing"/>
+      </w:pPr>
+      <w:r>
+        <w:t xml:space="preserve">const </w:t>
+      </w:r>
+      <w:proofErr w:type="spellStart"/>
+      <w:r>
+        <w:t>isSorted</w:t>
+      </w:r>
+      <w:proofErr w:type="spellEnd"/>
+      <w:r>
+        <w:t xml:space="preserve"> = (</w:t>
+      </w:r>
+      <w:proofErr w:type="spellStart"/>
+      <w:r>
+        <w:t>arr</w:t>
+      </w:r>
+      <w:proofErr w:type="spellEnd"/>
+      <w:r>
+        <w:t>) =&gt; {</w:t>
+      </w:r>
+    </w:p>
+    <w:p>
+      <w:pPr>
+        <w:pStyle w:val="NoSpacing"/>
+      </w:pPr>
+      <w:r>
+        <w:t xml:space="preserve">  for (let </w:t>
+      </w:r>
+      <w:proofErr w:type="spellStart"/>
+      <w:r>
+        <w:t>i</w:t>
+      </w:r>
+      <w:proofErr w:type="spellEnd"/>
+      <w:r>
+        <w:t xml:space="preserve"> = 0; </w:t>
+      </w:r>
+      <w:proofErr w:type="spellStart"/>
+      <w:r>
+        <w:t>i</w:t>
+      </w:r>
+      <w:proofErr w:type="spellEnd"/>
+      <w:r>
+        <w:t xml:space="preserve"> &lt; </w:t>
+      </w:r>
+      <w:proofErr w:type="spellStart"/>
+      <w:proofErr w:type="gramStart"/>
+      <w:r>
+        <w:t>arr.length</w:t>
+      </w:r>
+      <w:proofErr w:type="spellEnd"/>
+      <w:proofErr w:type="gramEnd"/>
+      <w:r>
+        <w:t xml:space="preserve"> - 1; </w:t>
+      </w:r>
+      <w:proofErr w:type="spellStart"/>
+      <w:r>
+        <w:t>i</w:t>
+      </w:r>
+      <w:proofErr w:type="spellEnd"/>
+      <w:r>
+        <w:t>++) {</w:t>
+      </w:r>
+    </w:p>
+    <w:p>
+      <w:pPr>
+        <w:pStyle w:val="NoSpacing"/>
+      </w:pPr>
+      <w:r>
+        <w:t>    if (</w:t>
+      </w:r>
+      <w:proofErr w:type="spellStart"/>
+      <w:r>
+        <w:t>arr</w:t>
+      </w:r>
+      <w:proofErr w:type="spellEnd"/>
+      <w:r>
+        <w:t>[</w:t>
+      </w:r>
+      <w:proofErr w:type="spellStart"/>
+      <w:r>
+        <w:t>i</w:t>
+      </w:r>
+      <w:proofErr w:type="spellEnd"/>
+      <w:r>
+        <w:t xml:space="preserve">] &gt; </w:t>
+      </w:r>
+      <w:proofErr w:type="spellStart"/>
+      <w:proofErr w:type="gramStart"/>
+      <w:r>
+        <w:t>arr</w:t>
+      </w:r>
+      <w:proofErr w:type="spellEnd"/>
+      <w:r>
+        <w:t>[</w:t>
+      </w:r>
+      <w:proofErr w:type="spellStart"/>
+      <w:proofErr w:type="gramEnd"/>
+      <w:r>
+        <w:t>i</w:t>
+      </w:r>
+      <w:proofErr w:type="spellEnd"/>
+      <w:r>
+        <w:t xml:space="preserve"> + 1]) {</w:t>
+      </w:r>
+    </w:p>
+    <w:p>
+      <w:pPr>
+        <w:pStyle w:val="NoSpacing"/>
+      </w:pPr>
+      <w:r>
+        <w:t xml:space="preserve">      return false; </w:t>
+      </w:r>
+    </w:p>
+    <w:p>
+      <w:pPr>
+        <w:pStyle w:val="NoSpacing"/>
+      </w:pPr>
+      <w:r>
+        <w:t>    }</w:t>
+      </w:r>
+    </w:p>
+    <w:p>
+      <w:pPr>
+        <w:pStyle w:val="NoSpacing"/>
+      </w:pPr>
+      <w:r>
+        <w:t>  }</w:t>
+      </w:r>
+    </w:p>
+    <w:p>
+      <w:pPr>
+        <w:pStyle w:val="NoSpacing"/>
+      </w:pPr>
+      <w:r>
+        <w:t xml:space="preserve">  return true; </w:t>
+      </w:r>
+    </w:p>
+    <w:p>
+      <w:pPr>
+        <w:pStyle w:val="NoSpacing"/>
+      </w:pPr>
+      <w:r>
+        <w:t>};</w:t>
+      </w:r>
+    </w:p>
+    <w:p>
+      <w:pPr>
+        <w:pStyle w:val="NoSpacing"/>
+      </w:pPr>
+      <w:r>
+        <w:t>console.log(</w:t>
+      </w:r>
+      <w:proofErr w:type="spellStart"/>
+      <w:r>
+        <w:t>isSorted</w:t>
+      </w:r>
+      <w:proofErr w:type="spellEnd"/>
+      <w:r>
+        <w:t>(</w:t>
+      </w:r>
+      <w:proofErr w:type="spellStart"/>
+      <w:r>
+        <w:t>arr</w:t>
+      </w:r>
+      <w:proofErr w:type="spellEnd"/>
+      <w:r>
+        <w:t xml:space="preserve">)); </w:t>
+      </w:r>
+    </w:p>
+    <w:p>
+      <w:pPr>
+        <w:pStyle w:val="NoSpacing"/>
+      </w:pPr>
+    </w:p>
+    <w:p>
+      <w:pPr>
+        <w:pStyle w:val="NoSpacing"/>
+        <w:rPr>
+          <w:b/>
+          <w:color w:val="4472C4" w:themeColor="accent1"/>
+        </w:rPr>
+      </w:pPr>
+      <w:r>
+        <w:rPr>
+          <w:b/>
+          <w:color w:val="4472C4" w:themeColor="accent1"/>
+        </w:rPr>
+        <w:t xml:space="preserve">Remove </w:t>
+      </w:r>
+      <w:proofErr w:type="spellStart"/>
+      <w:r>
+        <w:rPr>
+          <w:b/>
+          <w:color w:val="4472C4" w:themeColor="accent1"/>
+        </w:rPr>
+        <w:t>Falsy</w:t>
+      </w:r>
+      <w:proofErr w:type="spellEnd"/>
+      <w:r>
+        <w:rPr>
+          <w:b/>
+          <w:color w:val="4472C4" w:themeColor="accent1"/>
+        </w:rPr>
+        <w:t xml:space="preserve"> Values from Array</w:t>
+      </w:r>
+    </w:p>
+    <w:p>
+      <w:pPr>
+        <w:pStyle w:val="NoSpacing"/>
+      </w:pPr>
+      <w:r>
+        <w:t xml:space="preserve">const </w:t>
+      </w:r>
+      <w:proofErr w:type="spellStart"/>
+      <w:r>
+        <w:t>arr</w:t>
+      </w:r>
+      <w:proofErr w:type="spellEnd"/>
+      <w:r>
+        <w:t xml:space="preserve"> = [0, 1, false, 2, '', 3];</w:t>
+      </w:r>
+    </w:p>
+    <w:p>
+      <w:pPr>
+        <w:pStyle w:val="NoSpacing"/>
+      </w:pPr>
+      <w:r>
+        <w:t xml:space="preserve">const filtered = </w:t>
+      </w:r>
+      <w:proofErr w:type="spellStart"/>
+      <w:proofErr w:type="gramStart"/>
+      <w:r>
+        <w:t>arr.filter</w:t>
+      </w:r>
+      <w:proofErr w:type="spellEnd"/>
+      <w:proofErr w:type="gramEnd"/>
+      <w:r>
+        <w:t>(Boolean);</w:t>
+      </w:r>
+    </w:p>
+    <w:p>
+      <w:pPr>
+        <w:pStyle w:val="NoSpacing"/>
+      </w:pPr>
+      <w:r>
+        <w:t>console.log(filtered</w:t>
+      </w:r>
+      <w:proofErr w:type="gramStart"/>
+      <w:r>
+        <w:t>);  /</w:t>
+      </w:r>
+      <w:proofErr w:type="gramEnd"/>
+      <w:r>
+        <w:t>/ [1,2,3]</w:t>
+      </w:r>
+    </w:p>
+    <w:p>
+      <w:pPr>
+        <w:pStyle w:val="NoSpacing"/>
+      </w:pPr>
+    </w:p>
+    <w:p>
+      <w:pPr>
+        <w:pStyle w:val="NoSpacing"/>
+        <w:rPr>
+          <w:b/>
+        </w:rPr>
+      </w:pPr>
+      <w:r>
+        <w:rPr>
+          <w:b/>
+          <w:color w:val="4472C4" w:themeColor="accent1"/>
+        </w:rPr>
+        <w:t>Deep Clone an Object</w:t>
+      </w:r>
+    </w:p>
+    <w:p>
+      <w:pPr>
+        <w:pStyle w:val="NoSpacing"/>
+      </w:pPr>
+      <w:r>
+        <w:t xml:space="preserve">const </w:t>
+      </w:r>
+      <w:proofErr w:type="spellStart"/>
+      <w:r>
+        <w:t>obj</w:t>
+      </w:r>
+      <w:proofErr w:type="spellEnd"/>
+      <w:r>
+        <w:t xml:space="preserve"> = </w:t>
+      </w:r>
+      <w:proofErr w:type="gramStart"/>
+      <w:r>
+        <w:t>{ a</w:t>
+      </w:r>
+      <w:proofErr w:type="gramEnd"/>
+      <w:r>
+        <w:t>: 1, b: { c: 2 } };</w:t>
+      </w:r>
+    </w:p>
+    <w:p>
+      <w:pPr>
+        <w:pStyle w:val="NoSpacing"/>
+      </w:pPr>
+      <w:r>
+        <w:t xml:space="preserve">const clone = </w:t>
+      </w:r>
+      <w:proofErr w:type="spellStart"/>
+      <w:r>
+        <w:t>JSON.parse</w:t>
+      </w:r>
+      <w:proofErr w:type="spellEnd"/>
+      <w:r>
+        <w:t>(</w:t>
+      </w:r>
+      <w:proofErr w:type="spellStart"/>
+      <w:r>
+        <w:t>JSON.stringify</w:t>
+      </w:r>
+      <w:proofErr w:type="spellEnd"/>
+      <w:r>
+        <w:t>(</w:t>
+      </w:r>
+      <w:proofErr w:type="spellStart"/>
+      <w:r>
+        <w:t>obj</w:t>
+      </w:r>
+      <w:proofErr w:type="spellEnd"/>
+      <w:r>
+        <w:t>));</w:t>
+      </w:r>
+    </w:p>
+    <w:p>
+      <w:pPr>
+        <w:pStyle w:val="NoSpacing"/>
+        <w:rPr>
+          <w:lang w:val="en-US"/>
+        </w:rPr>
+      </w:pPr>
+    </w:p>
+    <w:p>
+      <w:pPr>
+        <w:pStyle w:val="NoSpacing"/>
+        <w:rPr>
+          <w:b/>
+          <w:color w:val="4472C4" w:themeColor="accent1"/>
+        </w:rPr>
+      </w:pPr>
+      <w:r>
+        <w:rPr>
+          <w:b/>
+          <w:color w:val="4472C4" w:themeColor="accent1"/>
+        </w:rPr>
+        <w:t>Currying Function</w:t>
+      </w:r>
+    </w:p>
+    <w:p>
+      <w:pPr>
+        <w:pStyle w:val="NoSpacing"/>
+      </w:pPr>
+      <w:r>
+        <w:t>function multiply(a) {</w:t>
+      </w:r>
+    </w:p>
+    <w:p>
+      <w:pPr>
+        <w:pStyle w:val="NoSpacing"/>
+      </w:pPr>
+      <w:r>
+        <w:t xml:space="preserve">  return function(b) {</w:t>
+      </w:r>
+    </w:p>
+    <w:p>
+      <w:pPr>
+        <w:pStyle w:val="NoSpacing"/>
+      </w:pPr>
+      <w:r>
+        <w:t xml:space="preserve">    return a * b;</w:t>
+      </w:r>
+    </w:p>
+    <w:p>
+      <w:pPr>
+        <w:pStyle w:val="NoSpacing"/>
+      </w:pPr>
+      <w:r>
+        <w:t xml:space="preserve">  }</w:t>
+      </w:r>
+    </w:p>
+    <w:p>
+      <w:pPr>
+        <w:pStyle w:val="NoSpacing"/>
+      </w:pPr>
+      <w:r>
+        <w:t>}</w:t>
+      </w:r>
+    </w:p>
+    <w:p>
+      <w:pPr>
+        <w:pStyle w:val="NoSpacing"/>
+      </w:pPr>
+    </w:p>
+    <w:p>
+      <w:pPr>
+        <w:pStyle w:val="NoSpacing"/>
+      </w:pPr>
+      <w:r>
+        <w:t xml:space="preserve">const multiplyBy2 = </w:t>
+      </w:r>
+      <w:proofErr w:type="gramStart"/>
+      <w:r>
+        <w:t>multiply(</w:t>
+      </w:r>
+      <w:proofErr w:type="gramEnd"/>
+      <w:r>
+        <w:t>2);</w:t>
+      </w:r>
+    </w:p>
+    <w:p>
+      <w:pPr>
+        <w:pStyle w:val="NoSpacing"/>
+      </w:pPr>
+      <w:r>
+        <w:t>console.log(multiplyBy2(5)); // 10</w:t>
+      </w:r>
+    </w:p>
+    <w:p>
+      <w:pPr>
+        <w:pStyle w:val="NoSpacing"/>
+        <w:rPr>
+          <w:b/>
+        </w:rPr>
+      </w:pPr>
+      <w:r>
+        <w:rPr>
+          <w:b/>
+        </w:rPr>
+        <w:t>OR</w:t>
+      </w:r>
+    </w:p>
+    <w:p>
+      <w:pPr>
+        <w:pStyle w:val="NoSpacing"/>
+      </w:pPr>
+      <w:r>
+        <w:lastRenderedPageBreak/>
+        <w:t>function multiply(a</w:t>
+      </w:r>
+      <w:proofErr w:type="gramStart"/>
+      <w:r>
+        <w:t>){</w:t>
+      </w:r>
+      <w:proofErr w:type="gramEnd"/>
+    </w:p>
+    <w:p>
+      <w:pPr>
+        <w:pStyle w:val="NoSpacing"/>
+      </w:pPr>
+      <w:r>
+        <w:t>    return function(b</w:t>
+      </w:r>
+      <w:proofErr w:type="gramStart"/>
+      <w:r>
+        <w:t>){</w:t>
+      </w:r>
+      <w:proofErr w:type="gramEnd"/>
+    </w:p>
+    <w:p>
+      <w:pPr>
+        <w:pStyle w:val="NoSpacing"/>
+      </w:pPr>
+      <w:r>
+        <w:t>        return a*b</w:t>
+      </w:r>
+    </w:p>
+    <w:p>
+      <w:pPr>
+        <w:pStyle w:val="NoSpacing"/>
+      </w:pPr>
+      <w:r>
+        <w:t>    }</w:t>
+      </w:r>
+    </w:p>
+    <w:p>
+      <w:pPr>
+        <w:pStyle w:val="NoSpacing"/>
+      </w:pPr>
+      <w:r>
+        <w:t>}</w:t>
+      </w:r>
+    </w:p>
+    <w:p>
+      <w:pPr>
+        <w:pStyle w:val="NoSpacing"/>
+      </w:pPr>
+    </w:p>
+    <w:p>
+      <w:pPr>
+        <w:pStyle w:val="NoSpacing"/>
+      </w:pPr>
+      <w:r>
+        <w:t>console.log(</w:t>
+      </w:r>
+      <w:proofErr w:type="gramStart"/>
+      <w:r>
+        <w:t>multiply(</w:t>
+      </w:r>
+      <w:proofErr w:type="gramEnd"/>
+      <w:r>
+        <w:t>10)(20))</w:t>
+      </w:r>
+    </w:p>
+    <w:p>
+      <w:pPr>
+        <w:pStyle w:val="NoSpacing"/>
+      </w:pPr>
+    </w:p>
+    <w:p>
+      <w:pPr>
+        <w:pStyle w:val="NoSpacing"/>
+        <w:rPr>
+          <w:b/>
+          <w:color w:val="4472C4" w:themeColor="accent1"/>
+          <w:lang w:val="en-US"/>
+        </w:rPr>
+      </w:pPr>
+      <w:r>
+        <w:rPr>
+          <w:b/>
+          <w:color w:val="4472C4" w:themeColor="accent1"/>
+          <w:lang w:val="en-US"/>
+        </w:rPr>
+        <w:t>Remove duplicates from array</w:t>
+      </w:r>
+    </w:p>
+    <w:p>
+      <w:pPr>
+        <w:pStyle w:val="NoSpacing"/>
+        <w:rPr>
+          <w:b/>
+          <w:lang w:val="en-US"/>
+        </w:rPr>
+      </w:pPr>
+    </w:p>
+    <w:p>
+      <w:pPr>
+        <w:pStyle w:val="NoSpacing"/>
+      </w:pPr>
+      <w:r>
+        <w:t>const numbers = [1, 2, 3, 2, 4, 1, 5,1,1,1,1];</w:t>
+      </w:r>
+    </w:p>
+    <w:p>
+      <w:pPr>
+        <w:pStyle w:val="NoSpacing"/>
+      </w:pPr>
+      <w:r>
+        <w:t xml:space="preserve">const </w:t>
+      </w:r>
+      <w:proofErr w:type="spellStart"/>
+      <w:r>
+        <w:t>uniqueNumbers</w:t>
+      </w:r>
+      <w:proofErr w:type="spellEnd"/>
+      <w:r>
+        <w:t xml:space="preserve"> = </w:t>
+      </w:r>
+      <w:proofErr w:type="spellStart"/>
+      <w:proofErr w:type="gramStart"/>
+      <w:r>
+        <w:t>numbers.reduce</w:t>
+      </w:r>
+      <w:proofErr w:type="spellEnd"/>
+      <w:proofErr w:type="gramEnd"/>
+      <w:r>
+        <w:t>((</w:t>
+      </w:r>
+      <w:proofErr w:type="spellStart"/>
+      <w:r>
+        <w:t>acc</w:t>
+      </w:r>
+      <w:proofErr w:type="spellEnd"/>
+      <w:r>
+        <w:t>, current) =&gt; {</w:t>
+      </w:r>
+    </w:p>
+    <w:p>
+      <w:pPr>
+        <w:pStyle w:val="NoSpacing"/>
+      </w:pPr>
+      <w:r>
+        <w:t xml:space="preserve">  if </w:t>
+      </w:r>
+      <w:proofErr w:type="gramStart"/>
+      <w:r>
+        <w:t>(!</w:t>
+      </w:r>
+      <w:proofErr w:type="spellStart"/>
+      <w:r>
+        <w:t>acc</w:t>
+      </w:r>
+      <w:proofErr w:type="gramEnd"/>
+      <w:r>
+        <w:t>.includes</w:t>
+      </w:r>
+      <w:proofErr w:type="spellEnd"/>
+      <w:r>
+        <w:t>(current)) {</w:t>
+      </w:r>
+    </w:p>
+    <w:p>
+      <w:pPr>
+        <w:pStyle w:val="NoSpacing"/>
+      </w:pPr>
+      <w:r>
+        <w:t xml:space="preserve">    </w:t>
+      </w:r>
+      <w:proofErr w:type="spellStart"/>
+      <w:proofErr w:type="gramStart"/>
+      <w:r>
+        <w:t>acc.push</w:t>
+      </w:r>
+      <w:proofErr w:type="spellEnd"/>
+      <w:proofErr w:type="gramEnd"/>
+      <w:r>
+        <w:t>(current);</w:t>
+      </w:r>
+    </w:p>
+    <w:p>
+      <w:pPr>
+        <w:pStyle w:val="NoSpacing"/>
+      </w:pPr>
+      <w:r>
+        <w:t>  }</w:t>
+      </w:r>
+    </w:p>
+    <w:p>
+      <w:pPr>
+        <w:pStyle w:val="NoSpacing"/>
+      </w:pPr>
+      <w:r>
+        <w:t xml:space="preserve">  return </w:t>
+      </w:r>
+      <w:proofErr w:type="spellStart"/>
+      <w:r>
+        <w:t>acc</w:t>
+      </w:r>
+      <w:proofErr w:type="spellEnd"/>
+      <w:r>
+        <w:t>;</w:t>
+      </w:r>
+    </w:p>
+    <w:p>
+      <w:pPr>
+        <w:pStyle w:val="NoSpacing"/>
+      </w:pPr>
+      <w:r>
+        <w:t>}, []);</w:t>
+      </w:r>
+    </w:p>
+    <w:p>
+      <w:pPr>
+        <w:pStyle w:val="NoSpacing"/>
+      </w:pPr>
+      <w:r>
+        <w:t>console.log(</w:t>
+      </w:r>
+      <w:proofErr w:type="spellStart"/>
+      <w:r>
+        <w:t>uniqueNumbers</w:t>
+      </w:r>
+      <w:proofErr w:type="spellEnd"/>
+      <w:r>
+        <w:t xml:space="preserve">); </w:t>
+      </w:r>
+    </w:p>
+    <w:p>
+      <w:pPr>
+        <w:pStyle w:val="NoSpacing"/>
+        <w:rPr>
+          <w:b/>
+          <w:lang w:val="en-US"/>
+        </w:rPr>
+      </w:pPr>
+    </w:p>
+    <w:p>
+      <w:pPr>
+        <w:pStyle w:val="NoSpacing"/>
+        <w:rPr>
+          <w:b/>
+          <w:color w:val="4472C4" w:themeColor="accent1"/>
+          <w:lang w:val="en-US"/>
+        </w:rPr>
+      </w:pPr>
+      <w:r>
+        <w:rPr>
+          <w:b/>
+          <w:color w:val="4472C4" w:themeColor="accent1"/>
+          <w:lang w:val="en-US"/>
+        </w:rPr>
+        <w:t>Display only duplicated numbers</w:t>
+      </w:r>
+    </w:p>
+    <w:p>
+      <w:pPr>
+        <w:pStyle w:val="NoSpacing"/>
+      </w:pPr>
+      <w:r>
+        <w:t>const numbers = [1, 2, 3, 2, 4, 1, 5, 1, 1, 1, 1];</w:t>
+      </w:r>
+    </w:p>
+    <w:p>
+      <w:pPr>
+        <w:pStyle w:val="NoSpacing"/>
+      </w:pPr>
+    </w:p>
+    <w:p>
+      <w:pPr>
+        <w:pStyle w:val="NoSpacing"/>
+      </w:pPr>
+      <w:r>
+        <w:t xml:space="preserve">const duplicates = </w:t>
+      </w:r>
+      <w:proofErr w:type="spellStart"/>
+      <w:proofErr w:type="gramStart"/>
+      <w:r>
+        <w:t>numbers.reduce</w:t>
+      </w:r>
+      <w:proofErr w:type="spellEnd"/>
+      <w:proofErr w:type="gramEnd"/>
+      <w:r>
+        <w:t>((</w:t>
+      </w:r>
+      <w:proofErr w:type="spellStart"/>
+      <w:r>
+        <w:t>acc</w:t>
+      </w:r>
+      <w:proofErr w:type="spellEnd"/>
+      <w:r>
+        <w:t xml:space="preserve">, current, index, </w:t>
+      </w:r>
+      <w:proofErr w:type="spellStart"/>
+      <w:r>
+        <w:t>arr</w:t>
+      </w:r>
+      <w:proofErr w:type="spellEnd"/>
+      <w:r>
+        <w:t>) =&gt; {</w:t>
+      </w:r>
+    </w:p>
+    <w:p>
+      <w:pPr>
+        <w:pStyle w:val="NoSpacing"/>
+      </w:pPr>
+      <w:r>
+        <w:t>  if (</w:t>
+      </w:r>
+      <w:proofErr w:type="spellStart"/>
+      <w:proofErr w:type="gramStart"/>
+      <w:r>
+        <w:t>arr.indexOf</w:t>
+      </w:r>
+      <w:proofErr w:type="spellEnd"/>
+      <w:proofErr w:type="gramEnd"/>
+      <w:r>
+        <w:t>(current) !== index &amp;&amp; !</w:t>
+      </w:r>
+      <w:proofErr w:type="spellStart"/>
+      <w:r>
+        <w:t>acc.includes</w:t>
+      </w:r>
+      <w:proofErr w:type="spellEnd"/>
+      <w:r>
+        <w:t>(current)) {</w:t>
+      </w:r>
+    </w:p>
+    <w:p>
+      <w:pPr>
+        <w:pStyle w:val="NoSpacing"/>
+      </w:pPr>
+      <w:r>
+        <w:t xml:space="preserve">    </w:t>
+      </w:r>
+      <w:proofErr w:type="spellStart"/>
+      <w:proofErr w:type="gramStart"/>
+      <w:r>
+        <w:t>acc.push</w:t>
+      </w:r>
+      <w:proofErr w:type="spellEnd"/>
+      <w:proofErr w:type="gramEnd"/>
+      <w:r>
+        <w:t>(current);</w:t>
+      </w:r>
+    </w:p>
+    <w:p>
+      <w:pPr>
+        <w:pStyle w:val="NoSpacing"/>
+      </w:pPr>
+      <w:r>
+        <w:t>  }</w:t>
+      </w:r>
+    </w:p>
+    <w:p>
+      <w:pPr>
+        <w:pStyle w:val="NoSpacing"/>
+      </w:pPr>
+      <w:r>
+        <w:t xml:space="preserve">  return </w:t>
+      </w:r>
+      <w:proofErr w:type="spellStart"/>
+      <w:r>
+        <w:t>acc</w:t>
+      </w:r>
+      <w:proofErr w:type="spellEnd"/>
+      <w:r>
+        <w:t>;</w:t>
+      </w:r>
+    </w:p>
+    <w:p>
+      <w:pPr>
+        <w:pStyle w:val="NoSpacing"/>
+      </w:pPr>
+      <w:r>
+        <w:t>}, []);</w:t>
+      </w:r>
+    </w:p>
+    <w:p>
+      <w:pPr>
+        <w:pStyle w:val="NoSpacing"/>
+      </w:pPr>
+    </w:p>
+    <w:p>
+      <w:pPr>
+        <w:pStyle w:val="NoSpacing"/>
+      </w:pPr>
+      <w:r>
+        <w:t>console.log(duplicates);</w:t>
+      </w:r>
+    </w:p>
+    <w:p>
+      <w:pPr>
+        <w:pStyle w:val="NoSpacing"/>
+        <w:rPr>
+          <w:b/>
+          <w:lang w:val="en-US"/>
+        </w:rPr>
+      </w:pPr>
+    </w:p>
+    <w:p>
+      <w:pPr>
+        <w:pStyle w:val="NoSpacing"/>
+        <w:rPr>
+          <w:b/>
+          <w:color w:val="4472C4" w:themeColor="accent1"/>
+        </w:rPr>
+      </w:pPr>
+      <w:r>
+        <w:rPr>
+          <w:b/>
+          <w:color w:val="4472C4" w:themeColor="accent1"/>
+        </w:rPr>
+        <w:t>Debounce Function</w:t>
+      </w:r>
+    </w:p>
+    <w:p>
+      <w:pPr>
+        <w:pStyle w:val="NoSpacing"/>
+      </w:pPr>
+      <w:r>
+        <w:t xml:space="preserve">function </w:t>
+      </w:r>
+      <w:proofErr w:type="gramStart"/>
+      <w:r>
+        <w:t>debounce(</w:t>
+      </w:r>
+      <w:proofErr w:type="spellStart"/>
+      <w:proofErr w:type="gramEnd"/>
+      <w:r>
+        <w:t>fn</w:t>
+      </w:r>
+      <w:proofErr w:type="spellEnd"/>
+      <w:r>
+        <w:t>, delay) {</w:t>
+      </w:r>
+    </w:p>
+    <w:p>
+      <w:pPr>
+        <w:pStyle w:val="NoSpacing"/>
+      </w:pPr>
+      <w:r>
+        <w:t xml:space="preserve">  let timer;</w:t>
+      </w:r>
+    </w:p>
+    <w:p>
+      <w:pPr>
+        <w:pStyle w:val="NoSpacing"/>
+      </w:pPr>
+      <w:r>
+        <w:t xml:space="preserve">  return </w:t>
+      </w:r>
+      <w:proofErr w:type="gramStart"/>
+      <w:r>
+        <w:t>function(</w:t>
+      </w:r>
+      <w:proofErr w:type="gramEnd"/>
+      <w:r>
+        <w:t>...</w:t>
+      </w:r>
+      <w:proofErr w:type="spellStart"/>
+      <w:r>
+        <w:t>args</w:t>
+      </w:r>
+      <w:proofErr w:type="spellEnd"/>
+      <w:r>
+        <w:t>) {</w:t>
+      </w:r>
+    </w:p>
+    <w:p>
+      <w:pPr>
+        <w:pStyle w:val="NoSpacing"/>
+      </w:pPr>
+      <w:r>
+        <w:t xml:space="preserve">    </w:t>
+      </w:r>
+      <w:proofErr w:type="spellStart"/>
+      <w:r>
+        <w:t>clearTimeout</w:t>
+      </w:r>
+      <w:proofErr w:type="spellEnd"/>
+      <w:r>
+        <w:t>(timer);</w:t>
+      </w:r>
+    </w:p>
+    <w:p>
+      <w:pPr>
+        <w:pStyle w:val="NoSpacing"/>
+      </w:pPr>
+      <w:r>
+        <w:t xml:space="preserve">    timer = </w:t>
+      </w:r>
+      <w:proofErr w:type="spellStart"/>
+      <w:proofErr w:type="gramStart"/>
+      <w:r>
+        <w:t>setTimeout</w:t>
+      </w:r>
+      <w:proofErr w:type="spellEnd"/>
+      <w:r>
+        <w:t>(</w:t>
+      </w:r>
+      <w:proofErr w:type="gramEnd"/>
+      <w:r>
+        <w:t xml:space="preserve">() =&gt; </w:t>
+      </w:r>
+      <w:proofErr w:type="spellStart"/>
+      <w:r>
+        <w:t>fn.apply</w:t>
+      </w:r>
+      <w:proofErr w:type="spellEnd"/>
+      <w:r>
+        <w:t xml:space="preserve">(this, </w:t>
+      </w:r>
+      <w:proofErr w:type="spellStart"/>
+      <w:r>
+        <w:t>args</w:t>
+      </w:r>
+      <w:proofErr w:type="spellEnd"/>
+      <w:r>
+        <w:t>), delay);</w:t>
+      </w:r>
+    </w:p>
+    <w:p>
+      <w:pPr>
+        <w:pStyle w:val="NoSpacing"/>
+      </w:pPr>
+      <w:r>
+        <w:t xml:space="preserve">  }</w:t>
+      </w:r>
+    </w:p>
+    <w:p>
+      <w:pPr>
+        <w:pStyle w:val="NoSpacing"/>
+      </w:pPr>
+      <w:r>
+        <w:t>}</w:t>
+      </w:r>
+    </w:p>
+    <w:p>
+      <w:pPr>
+        <w:pStyle w:val="NoSpacing"/>
+      </w:pPr>
+    </w:p>
+    <w:p>
+      <w:pPr>
+        <w:pStyle w:val="NoSpacing"/>
+      </w:pPr>
+      <w:r>
+        <w:t>const log = debounce((</w:t>
+      </w:r>
+      <w:proofErr w:type="spellStart"/>
+      <w:r>
+        <w:t>msg</w:t>
+      </w:r>
+      <w:proofErr w:type="spellEnd"/>
+      <w:r>
+        <w:t>) =&gt; console.log(</w:t>
+      </w:r>
+      <w:proofErr w:type="spellStart"/>
+      <w:r>
+        <w:t>msg</w:t>
+      </w:r>
+      <w:proofErr w:type="spellEnd"/>
+      <w:r>
+        <w:t>), 500);</w:t>
+      </w:r>
+    </w:p>
+    <w:p>
+      <w:pPr>
+        <w:pStyle w:val="NoSpacing"/>
+      </w:pPr>
+      <w:r>
+        <w:t>log("Hello"</w:t>
+      </w:r>
+      <w:proofErr w:type="gramStart"/>
+      <w:r>
+        <w:t>);  /</w:t>
+      </w:r>
+      <w:proofErr w:type="gramEnd"/>
+      <w:r>
+        <w:t>/ Will print after 500ms</w:t>
+      </w:r>
+    </w:p>
+    <w:p>
+      <w:pPr>
+        <w:pStyle w:val="NoSpacing"/>
+      </w:pPr>
+    </w:p>
+    <w:p>
+      <w:pPr>
+        <w:pStyle w:val="NoSpacing"/>
+        <w:rPr>
+          <w:b/>
+          <w:color w:val="4472C4" w:themeColor="accent1"/>
+        </w:rPr>
+      </w:pPr>
+      <w:r>
+        <w:rPr>
+          <w:b/>
+          <w:color w:val="4472C4" w:themeColor="accent1"/>
+        </w:rPr>
+        <w:t>Throttle Function</w:t>
+      </w:r>
+    </w:p>
+    <w:p>
+      <w:pPr>
+        <w:pStyle w:val="NoSpacing"/>
+      </w:pPr>
+      <w:r>
+        <w:t xml:space="preserve">function </w:t>
+      </w:r>
+      <w:proofErr w:type="gramStart"/>
+      <w:r>
+        <w:t>throttle(</w:t>
+      </w:r>
+      <w:proofErr w:type="spellStart"/>
+      <w:proofErr w:type="gramEnd"/>
+      <w:r>
+        <w:t>fn</w:t>
+      </w:r>
+      <w:proofErr w:type="spellEnd"/>
+      <w:r>
+        <w:t>, limit) {</w:t>
+      </w:r>
+    </w:p>
+    <w:p>
+      <w:pPr>
+        <w:pStyle w:val="NoSpacing"/>
+      </w:pPr>
+      <w:r>
+        <w:t xml:space="preserve">  let </w:t>
+      </w:r>
+      <w:proofErr w:type="spellStart"/>
+      <w:r>
+        <w:t>lastCall</w:t>
+      </w:r>
+      <w:proofErr w:type="spellEnd"/>
+      <w:r>
+        <w:t xml:space="preserve"> = 0;</w:t>
+      </w:r>
+    </w:p>
+    <w:p>
+      <w:pPr>
+        <w:pStyle w:val="NoSpacing"/>
+      </w:pPr>
+      <w:r>
+        <w:t xml:space="preserve">  return </w:t>
+      </w:r>
+      <w:proofErr w:type="gramStart"/>
+      <w:r>
+        <w:t>function(</w:t>
+      </w:r>
+      <w:proofErr w:type="gramEnd"/>
+      <w:r>
+        <w:t>...</w:t>
+      </w:r>
+      <w:proofErr w:type="spellStart"/>
+      <w:r>
+        <w:t>args</w:t>
+      </w:r>
+      <w:proofErr w:type="spellEnd"/>
+      <w:r>
+        <w:t>) {</w:t>
+      </w:r>
+    </w:p>
+    <w:p>
+      <w:pPr>
+        <w:pStyle w:val="NoSpacing"/>
+      </w:pPr>
+      <w:r>
+        <w:t xml:space="preserve">    let now = </w:t>
+      </w:r>
+      <w:proofErr w:type="spellStart"/>
+      <w:proofErr w:type="gramStart"/>
+      <w:r>
+        <w:t>Date.now</w:t>
+      </w:r>
+      <w:proofErr w:type="spellEnd"/>
+      <w:r>
+        <w:t>(</w:t>
+      </w:r>
+      <w:proofErr w:type="gramEnd"/>
+      <w:r>
+        <w:t>);</w:t>
+      </w:r>
+    </w:p>
+    <w:p>
+      <w:pPr>
+        <w:pStyle w:val="NoSpacing"/>
+      </w:pPr>
+      <w:r>
+        <w:t xml:space="preserve">    if (now - </w:t>
+      </w:r>
+      <w:proofErr w:type="spellStart"/>
+      <w:r>
+        <w:t>lastCall</w:t>
+      </w:r>
+      <w:proofErr w:type="spellEnd"/>
+      <w:r>
+        <w:t xml:space="preserve"> &gt;= limit) {</w:t>
+      </w:r>
+    </w:p>
+    <w:p>
+      <w:pPr>
+        <w:pStyle w:val="NoSpacing"/>
+      </w:pPr>
+      <w:r>
+        <w:t xml:space="preserve">      </w:t>
+      </w:r>
+      <w:proofErr w:type="spellStart"/>
+      <w:r>
+        <w:t>lastCall</w:t>
+      </w:r>
+      <w:proofErr w:type="spellEnd"/>
+      <w:r>
+        <w:t xml:space="preserve"> = now;</w:t>
+      </w:r>
+    </w:p>
+    <w:p>
+      <w:pPr>
+        <w:pStyle w:val="NoSpacing"/>
+      </w:pPr>
+      <w:r>
+        <w:lastRenderedPageBreak/>
+        <w:t xml:space="preserve">      </w:t>
+      </w:r>
+      <w:proofErr w:type="spellStart"/>
+      <w:proofErr w:type="gramStart"/>
+      <w:r>
+        <w:t>fn.apply</w:t>
+      </w:r>
+      <w:proofErr w:type="spellEnd"/>
+      <w:proofErr w:type="gramEnd"/>
+      <w:r>
+        <w:t xml:space="preserve">(this, </w:t>
+      </w:r>
+      <w:proofErr w:type="spellStart"/>
+      <w:r>
+        <w:t>args</w:t>
+      </w:r>
+      <w:proofErr w:type="spellEnd"/>
+      <w:r>
+        <w:t>);</w:t>
+      </w:r>
+    </w:p>
+    <w:p>
+      <w:pPr>
+        <w:pStyle w:val="NoSpacing"/>
+      </w:pPr>
+      <w:r>
+        <w:t xml:space="preserve">    }</w:t>
+      </w:r>
+    </w:p>
+    <w:p>
+      <w:pPr>
+        <w:pStyle w:val="NoSpacing"/>
+      </w:pPr>
+      <w:r>
+        <w:t xml:space="preserve">  }</w:t>
+      </w:r>
+    </w:p>
+    <w:p>
+      <w:pPr>
+        <w:pStyle w:val="NoSpacing"/>
+      </w:pPr>
+      <w:r>
+        <w:t>}</w:t>
+      </w:r>
+    </w:p>
+    <w:p>
+      <w:pPr>
+        <w:pStyle w:val="NoSpacing"/>
+      </w:pPr>
+    </w:p>
+    <w:p>
+      <w:pPr>
+        <w:pStyle w:val="NoSpacing"/>
+      </w:pPr>
+      <w:r>
+        <w:t xml:space="preserve">const </w:t>
+      </w:r>
+      <w:proofErr w:type="spellStart"/>
+      <w:r>
+        <w:t>logThrottle</w:t>
+      </w:r>
+      <w:proofErr w:type="spellEnd"/>
+      <w:r>
+        <w:t xml:space="preserve"> = </w:t>
+      </w:r>
+      <w:proofErr w:type="gramStart"/>
+      <w:r>
+        <w:t>throttle(</w:t>
+      </w:r>
+      <w:proofErr w:type="gramEnd"/>
+      <w:r>
+        <w:t>() =&gt; console.log("Throttled!"), 1000);</w:t>
+      </w:r>
+    </w:p>
+    <w:p>
+      <w:pPr>
+        <w:pStyle w:val="NoSpacing"/>
+      </w:pPr>
+    </w:p>
+    <w:p>
+      <w:pPr>
+        <w:pStyle w:val="NoSpacing"/>
+        <w:rPr>
+          <w:b/>
+          <w:color w:val="4472C4" w:themeColor="accent1"/>
+        </w:rPr>
+      </w:pPr>
+      <w:r>
+        <w:rPr>
+          <w:b/>
+          <w:color w:val="4472C4" w:themeColor="accent1"/>
+        </w:rPr>
+        <w:t>Pattern Printing (Triangle)</w:t>
+      </w:r>
+    </w:p>
+    <w:p>
+      <w:pPr>
+        <w:pStyle w:val="NoSpacing"/>
+      </w:pPr>
+      <w:r>
+        <w:t xml:space="preserve">function </w:t>
+      </w:r>
+      <w:proofErr w:type="spellStart"/>
+      <w:proofErr w:type="gramStart"/>
+      <w:r>
+        <w:t>clickEvent</w:t>
+      </w:r>
+      <w:proofErr w:type="spellEnd"/>
+      <w:r>
+        <w:t>(</w:t>
+      </w:r>
+      <w:proofErr w:type="gramEnd"/>
+      <w:r>
+        <w:t>) {</w:t>
+      </w:r>
+    </w:p>
+    <w:p>
+      <w:pPr>
+        <w:pStyle w:val="NoSpacing"/>
+      </w:pPr>
+      <w:r>
+        <w:t xml:space="preserve">  </w:t>
+      </w:r>
+      <w:proofErr w:type="spellStart"/>
+      <w:proofErr w:type="gramStart"/>
+      <w:r>
+        <w:t>document.getElementById</w:t>
+      </w:r>
+      <w:proofErr w:type="spellEnd"/>
+      <w:proofErr w:type="gramEnd"/>
+      <w:r>
+        <w:t>("output").</w:t>
+      </w:r>
+      <w:proofErr w:type="spellStart"/>
+      <w:r>
+        <w:t>innerHTML</w:t>
+      </w:r>
+      <w:proofErr w:type="spellEnd"/>
+      <w:r>
+        <w:t xml:space="preserve"> = pattern(5);</w:t>
+      </w:r>
+    </w:p>
+    <w:p>
+      <w:pPr>
+        <w:pStyle w:val="NoSpacing"/>
+      </w:pPr>
+      <w:r>
+        <w:t>}</w:t>
+      </w:r>
+    </w:p>
+    <w:p>
+      <w:pPr>
+        <w:pStyle w:val="NoSpacing"/>
+      </w:pPr>
+    </w:p>
+    <w:p>
+      <w:pPr>
+        <w:pStyle w:val="NoSpacing"/>
+      </w:pPr>
+      <w:r>
+        <w:t>function pattern(n) {</w:t>
+      </w:r>
+    </w:p>
+    <w:p>
+      <w:pPr>
+        <w:pStyle w:val="NoSpacing"/>
+      </w:pPr>
+      <w:r>
+        <w:t xml:space="preserve">  let result = "";</w:t>
+      </w:r>
+    </w:p>
+    <w:p>
+      <w:pPr>
+        <w:pStyle w:val="NoSpacing"/>
+      </w:pPr>
+      <w:r>
+        <w:t xml:space="preserve">  for (let </w:t>
+      </w:r>
+      <w:proofErr w:type="spellStart"/>
+      <w:r>
+        <w:t>i</w:t>
+      </w:r>
+      <w:proofErr w:type="spellEnd"/>
+      <w:r>
+        <w:t xml:space="preserve"> = 1; </w:t>
+      </w:r>
+      <w:proofErr w:type="spellStart"/>
+      <w:r>
+        <w:t>i</w:t>
+      </w:r>
+      <w:proofErr w:type="spellEnd"/>
+      <w:r>
+        <w:t xml:space="preserve"> &lt;= n; </w:t>
+      </w:r>
+      <w:proofErr w:type="spellStart"/>
+      <w:r>
+        <w:t>i</w:t>
+      </w:r>
+      <w:proofErr w:type="spellEnd"/>
+      <w:r>
+        <w:t>++) {</w:t>
+      </w:r>
+    </w:p>
+    <w:p>
+      <w:pPr>
+        <w:pStyle w:val="NoSpacing"/>
+      </w:pPr>
+      <w:r>
+        <w:t xml:space="preserve">    result += "*</w:t>
+      </w:r>
+      <w:proofErr w:type="gramStart"/>
+      <w:r>
+        <w:t>".repeat</w:t>
+      </w:r>
+      <w:proofErr w:type="gramEnd"/>
+      <w:r>
+        <w:t>(</w:t>
+      </w:r>
+      <w:proofErr w:type="spellStart"/>
+      <w:r>
+        <w:t>i</w:t>
+      </w:r>
+      <w:proofErr w:type="spellEnd"/>
+      <w:r>
+        <w:t>) + "&lt;</w:t>
+      </w:r>
+      <w:proofErr w:type="spellStart"/>
+      <w:r>
+        <w:t>br</w:t>
+      </w:r>
+      <w:proofErr w:type="spellEnd"/>
+      <w:r>
+        <w:t>&gt;";</w:t>
+      </w:r>
+    </w:p>
+    <w:p>
+      <w:pPr>
+        <w:pStyle w:val="NoSpacing"/>
+      </w:pPr>
+      <w:r>
+        <w:t xml:space="preserve">  }</w:t>
+      </w:r>
+    </w:p>
+    <w:p>
+      <w:pPr>
+        <w:pStyle w:val="NoSpacing"/>
+      </w:pPr>
+      <w:r>
+        <w:t xml:space="preserve">  return result;</w:t>
+      </w:r>
+    </w:p>
+    <w:p>
+      <w:pPr>
+        <w:pStyle w:val="NoSpacing"/>
+      </w:pPr>
+      <w:r>
+        <w:t>}</w:t>
+      </w:r>
+    </w:p>
+    <w:p>
+      <w:pPr>
+        <w:pStyle w:val="NoSpacing"/>
+        <w:rPr>
+          <w:b/>
+          <w:lang w:val="en-US"/>
+        </w:rPr>
+      </w:pPr>
+    </w:p>
+    <w:p>
+      <w:pPr>
+        <w:pStyle w:val="NoSpacing"/>
+        <w:rPr>
+          <w:b/>
+          <w:color w:val="4472C4" w:themeColor="accent1"/>
+        </w:rPr>
+      </w:pPr>
+      <w:r>
+        <w:rPr>
+          <w:b/>
+          <w:color w:val="4472C4" w:themeColor="accent1"/>
+        </w:rPr>
+        <w:t xml:space="preserve">Merge 2 string </w:t>
+      </w:r>
+    </w:p>
+    <w:p>
+      <w:pPr>
+        <w:pStyle w:val="NoSpacing"/>
+      </w:pPr>
+      <w:r>
+        <w:t>const str1 = "</w:t>
+      </w:r>
+      <w:proofErr w:type="spellStart"/>
+      <w:r>
+        <w:t>abcd</w:t>
+      </w:r>
+      <w:proofErr w:type="spellEnd"/>
+      <w:r>
+        <w:t>";</w:t>
+      </w:r>
+    </w:p>
+    <w:p>
+      <w:pPr>
+        <w:pStyle w:val="NoSpacing"/>
+      </w:pPr>
+      <w:r>
+        <w:t>const str2 = "</w:t>
+      </w:r>
+      <w:proofErr w:type="spellStart"/>
+      <w:r>
+        <w:t>wxyz</w:t>
+      </w:r>
+      <w:proofErr w:type="spellEnd"/>
+      <w:r>
+        <w:t>";</w:t>
+      </w:r>
+    </w:p>
+    <w:p>
+      <w:pPr>
+        <w:pStyle w:val="NoSpacing"/>
+      </w:pPr>
+    </w:p>
+    <w:p>
+      <w:pPr>
+        <w:pStyle w:val="NoSpacing"/>
+      </w:pPr>
+      <w:r>
+        <w:t xml:space="preserve">const </w:t>
+      </w:r>
+      <w:proofErr w:type="spellStart"/>
+      <w:r>
+        <w:t>mergeData</w:t>
+      </w:r>
+      <w:proofErr w:type="spellEnd"/>
+      <w:r>
+        <w:t xml:space="preserve"> = (word1, word2) =&gt; {</w:t>
+      </w:r>
+    </w:p>
+    <w:p>
+      <w:pPr>
+        <w:pStyle w:val="NoSpacing"/>
+      </w:pPr>
+      <w:r>
+        <w:t xml:space="preserve">    let result = "";</w:t>
+      </w:r>
+    </w:p>
+    <w:p>
+      <w:pPr>
+        <w:pStyle w:val="NoSpacing"/>
+      </w:pPr>
+      <w:r>
+        <w:t xml:space="preserve">    let </w:t>
+      </w:r>
+      <w:proofErr w:type="spellStart"/>
+      <w:r>
+        <w:t>i</w:t>
+      </w:r>
+      <w:proofErr w:type="spellEnd"/>
+      <w:r>
+        <w:t>=0;</w:t>
+      </w:r>
+    </w:p>
+    <w:p>
+      <w:pPr>
+        <w:pStyle w:val="NoSpacing"/>
+      </w:pPr>
+      <w:r>
+        <w:t xml:space="preserve">    let j=0;</w:t>
+      </w:r>
+    </w:p>
+    <w:p>
+      <w:pPr>
+        <w:pStyle w:val="NoSpacing"/>
+      </w:pPr>
+      <w:r>
+        <w:t xml:space="preserve">    </w:t>
+      </w:r>
+      <w:proofErr w:type="gramStart"/>
+      <w:r>
+        <w:t>while(</w:t>
+      </w:r>
+      <w:proofErr w:type="spellStart"/>
+      <w:proofErr w:type="gramEnd"/>
+      <w:r>
+        <w:t>i</w:t>
+      </w:r>
+      <w:proofErr w:type="spellEnd"/>
+      <w:r>
+        <w:t xml:space="preserve"> &lt; word1.length || j &lt; word2.length){</w:t>
+      </w:r>
+    </w:p>
+    <w:p>
+      <w:pPr>
+        <w:pStyle w:val="NoSpacing"/>
+      </w:pPr>
+      <w:r>
+        <w:t xml:space="preserve">        </w:t>
+      </w:r>
+      <w:proofErr w:type="gramStart"/>
+      <w:r>
+        <w:t>if(</w:t>
+      </w:r>
+      <w:proofErr w:type="spellStart"/>
+      <w:proofErr w:type="gramEnd"/>
+      <w:r>
+        <w:t>i</w:t>
+      </w:r>
+      <w:proofErr w:type="spellEnd"/>
+      <w:r>
+        <w:t xml:space="preserve"> &lt; word1.length){</w:t>
+      </w:r>
       <w:bookmarkStart w:id="0" w:name="_GoBack"/>
       <w:bookmarkEnd w:id="0"/>
+    </w:p>
+    <w:p>
+      <w:pPr>
+        <w:pStyle w:val="NoSpacing"/>
+      </w:pPr>
+      <w:r>
+        <w:t xml:space="preserve">            result += word1[</w:t>
+      </w:r>
+      <w:proofErr w:type="spellStart"/>
+      <w:r>
+        <w:t>i</w:t>
+      </w:r>
+      <w:proofErr w:type="spellEnd"/>
+      <w:r>
+        <w:t>];</w:t>
+      </w:r>
+    </w:p>
+    <w:p>
+      <w:pPr>
+        <w:pStyle w:val="NoSpacing"/>
+      </w:pPr>
+      <w:r>
+        <w:t xml:space="preserve">            </w:t>
+      </w:r>
+      <w:proofErr w:type="spellStart"/>
+      <w:r>
+        <w:t>i</w:t>
+      </w:r>
+      <w:proofErr w:type="spellEnd"/>
+      <w:r>
+        <w:t>++;</w:t>
+      </w:r>
+    </w:p>
+    <w:p>
+      <w:pPr>
+        <w:pStyle w:val="NoSpacing"/>
+      </w:pPr>
+      <w:r>
+        <w:t xml:space="preserve">        }</w:t>
+      </w:r>
+    </w:p>
+    <w:p>
+      <w:pPr>
+        <w:pStyle w:val="NoSpacing"/>
+      </w:pPr>
+      <w:r>
+        <w:t xml:space="preserve">        </w:t>
+      </w:r>
+      <w:proofErr w:type="gramStart"/>
+      <w:r>
+        <w:t>if(</w:t>
+      </w:r>
+      <w:proofErr w:type="gramEnd"/>
+      <w:r>
+        <w:t>j &lt;word2.length){</w:t>
+      </w:r>
+    </w:p>
+    <w:p>
+      <w:pPr>
+        <w:pStyle w:val="NoSpacing"/>
+      </w:pPr>
+      <w:r>
+        <w:t xml:space="preserve">            result +=word2[j];</w:t>
+      </w:r>
+    </w:p>
+    <w:p>
+      <w:pPr>
+        <w:pStyle w:val="NoSpacing"/>
+      </w:pPr>
+      <w:r>
+        <w:t xml:space="preserve">            </w:t>
+      </w:r>
+      <w:proofErr w:type="spellStart"/>
+      <w:r>
+        <w:t>j++</w:t>
+      </w:r>
+      <w:proofErr w:type="spellEnd"/>
+      <w:r>
+        <w:t>;</w:t>
+      </w:r>
+    </w:p>
+    <w:p>
+      <w:pPr>
+        <w:pStyle w:val="NoSpacing"/>
+      </w:pPr>
+      <w:r>
+        <w:t xml:space="preserve">        }</w:t>
+      </w:r>
+    </w:p>
+    <w:p>
+      <w:pPr>
+        <w:pStyle w:val="NoSpacing"/>
+      </w:pPr>
+      <w:r>
+        <w:t xml:space="preserve">    }</w:t>
+      </w:r>
+    </w:p>
+    <w:p>
+      <w:pPr>
+        <w:pStyle w:val="NoSpacing"/>
+      </w:pPr>
+      <w:r>
+        <w:t xml:space="preserve">    return result;    </w:t>
+      </w:r>
+    </w:p>
+    <w:p>
+      <w:pPr>
+        <w:pStyle w:val="NoSpacing"/>
+      </w:pPr>
+      <w:r>
+        <w:t>}</w:t>
+      </w:r>
+    </w:p>
+    <w:p>
+      <w:pPr>
+        <w:pStyle w:val="NoSpacing"/>
+      </w:pPr>
+      <w:proofErr w:type="gramStart"/>
+      <w:r>
+        <w:t>console.log(</w:t>
+      </w:r>
+      <w:proofErr w:type="spellStart"/>
+      <w:proofErr w:type="gramEnd"/>
+      <w:r>
+        <w:t>mergeData</w:t>
+      </w:r>
+      <w:proofErr w:type="spellEnd"/>
+      <w:r>
+        <w:t>(str1, str2));</w:t>
+      </w:r>
+    </w:p>
+    <w:p>
+      <w:pPr>
+        <w:pStyle w:val="NoSpacing"/>
+      </w:pPr>
+    </w:p>
+    <w:p>
+      <w:pPr>
+        <w:pStyle w:val="NoSpacing"/>
+      </w:pPr>
+      <w:r>
+        <w:t>let str1 = "</w:t>
+      </w:r>
+      <w:proofErr w:type="spellStart"/>
+      <w:r>
+        <w:t>abc</w:t>
+      </w:r>
+      <w:proofErr w:type="spellEnd"/>
+      <w:r>
+        <w:t>";</w:t>
+      </w:r>
+    </w:p>
+    <w:p>
+      <w:pPr>
+        <w:pStyle w:val="NoSpacing"/>
+      </w:pPr>
+      <w:r>
+        <w:t>let str2 = "</w:t>
+      </w:r>
+      <w:proofErr w:type="spellStart"/>
+      <w:r>
+        <w:t>xyz</w:t>
+      </w:r>
+      <w:proofErr w:type="spellEnd"/>
+      <w:r>
+        <w:t>";</w:t>
+      </w:r>
+    </w:p>
+    <w:p>
+      <w:pPr>
+        <w:pStyle w:val="NoSpacing"/>
+      </w:pPr>
+    </w:p>
+    <w:p>
+      <w:pPr>
+        <w:pStyle w:val="NoSpacing"/>
+      </w:pPr>
+      <w:r>
+        <w:t xml:space="preserve">const </w:t>
+      </w:r>
+      <w:proofErr w:type="spellStart"/>
+      <w:r>
+        <w:t>mergeStr</w:t>
+      </w:r>
+      <w:proofErr w:type="spellEnd"/>
+      <w:r>
+        <w:t xml:space="preserve"> = (str1, str2) =&gt; {</w:t>
+      </w:r>
+    </w:p>
+    <w:p>
+      <w:pPr>
+        <w:pStyle w:val="NoSpacing"/>
+      </w:pPr>
+      <w:r>
+        <w:t>    let result = "";</w:t>
+      </w:r>
+    </w:p>
+    <w:p>
+      <w:pPr>
+        <w:pStyle w:val="NoSpacing"/>
+      </w:pPr>
+      <w:r>
+        <w:t xml:space="preserve">    let </w:t>
+      </w:r>
+      <w:proofErr w:type="spellStart"/>
+      <w:r>
+        <w:t>maxLength</w:t>
+      </w:r>
+      <w:proofErr w:type="spellEnd"/>
+      <w:r>
+        <w:t xml:space="preserve"> </w:t>
+      </w:r>
+      <w:proofErr w:type="gramStart"/>
+      <w:r>
+        <w:t>=  </w:t>
+      </w:r>
+      <w:proofErr w:type="spellStart"/>
+      <w:r>
+        <w:t>Math.max</w:t>
+      </w:r>
+      <w:proofErr w:type="spellEnd"/>
+      <w:proofErr w:type="gramEnd"/>
+      <w:r>
+        <w:t>(str1.length, str2.length);</w:t>
+      </w:r>
+    </w:p>
+    <w:p>
+      <w:pPr>
+        <w:pStyle w:val="NoSpacing"/>
+      </w:pPr>
+    </w:p>
+    <w:p>
+      <w:pPr>
+        <w:pStyle w:val="NoSpacing"/>
+      </w:pPr>
+      <w:r>
+        <w:t xml:space="preserve">    </w:t>
+      </w:r>
+      <w:proofErr w:type="gramStart"/>
+      <w:r>
+        <w:t>for(</w:t>
+      </w:r>
+      <w:proofErr w:type="gramEnd"/>
+      <w:r>
+        <w:t xml:space="preserve">let </w:t>
+      </w:r>
+      <w:proofErr w:type="spellStart"/>
+      <w:r>
+        <w:t>i</w:t>
+      </w:r>
+      <w:proofErr w:type="spellEnd"/>
+      <w:r>
+        <w:t xml:space="preserve">=0; </w:t>
+      </w:r>
+      <w:proofErr w:type="spellStart"/>
+      <w:r>
+        <w:t>i</w:t>
+      </w:r>
+      <w:proofErr w:type="spellEnd"/>
+      <w:r>
+        <w:t>&lt;</w:t>
+      </w:r>
+      <w:proofErr w:type="spellStart"/>
+      <w:r>
+        <w:t>maxLength;i</w:t>
+      </w:r>
+      <w:proofErr w:type="spellEnd"/>
+      <w:r>
+        <w:t>++){</w:t>
+      </w:r>
+    </w:p>
+    <w:p>
+      <w:pPr>
+        <w:pStyle w:val="NoSpacing"/>
+      </w:pPr>
+      <w:r>
+        <w:lastRenderedPageBreak/>
+        <w:t xml:space="preserve">        </w:t>
+      </w:r>
+      <w:proofErr w:type="gramStart"/>
+      <w:r>
+        <w:t>if(</w:t>
+      </w:r>
+      <w:proofErr w:type="spellStart"/>
+      <w:proofErr w:type="gramEnd"/>
+      <w:r>
+        <w:t>i</w:t>
+      </w:r>
+      <w:proofErr w:type="spellEnd"/>
+      <w:r>
+        <w:t>&lt;str1.length){</w:t>
+      </w:r>
+    </w:p>
+    <w:p>
+      <w:pPr>
+        <w:pStyle w:val="NoSpacing"/>
+      </w:pPr>
+      <w:r>
+        <w:t>            result += str1[</w:t>
+      </w:r>
+      <w:proofErr w:type="spellStart"/>
+      <w:r>
+        <w:t>i</w:t>
+      </w:r>
+      <w:proofErr w:type="spellEnd"/>
+      <w:r>
+        <w:t>];</w:t>
+      </w:r>
+    </w:p>
+    <w:p>
+      <w:pPr>
+        <w:pStyle w:val="NoSpacing"/>
+      </w:pPr>
+      <w:r>
+        <w:t>        }</w:t>
+      </w:r>
+    </w:p>
+    <w:p>
+      <w:pPr>
+        <w:pStyle w:val="NoSpacing"/>
+      </w:pPr>
+    </w:p>
+    <w:p>
+      <w:pPr>
+        <w:pStyle w:val="NoSpacing"/>
+      </w:pPr>
+      <w:r>
+        <w:t xml:space="preserve">        </w:t>
+      </w:r>
+      <w:proofErr w:type="gramStart"/>
+      <w:r>
+        <w:t>if(</w:t>
+      </w:r>
+      <w:proofErr w:type="spellStart"/>
+      <w:proofErr w:type="gramEnd"/>
+      <w:r>
+        <w:t>i</w:t>
+      </w:r>
+      <w:proofErr w:type="spellEnd"/>
+      <w:r>
+        <w:t>&lt;str2.length){</w:t>
+      </w:r>
+    </w:p>
+    <w:p>
+      <w:pPr>
+        <w:pStyle w:val="NoSpacing"/>
+      </w:pPr>
+      <w:r>
+        <w:t>            result += str2[</w:t>
+      </w:r>
+      <w:proofErr w:type="spellStart"/>
+      <w:r>
+        <w:t>i</w:t>
+      </w:r>
+      <w:proofErr w:type="spellEnd"/>
+      <w:r>
+        <w:t>];</w:t>
+      </w:r>
+    </w:p>
+    <w:p>
+      <w:pPr>
+        <w:pStyle w:val="NoSpacing"/>
+      </w:pPr>
+      <w:r>
+        <w:t>        }</w:t>
+      </w:r>
+    </w:p>
+    <w:p>
+      <w:pPr>
+        <w:pStyle w:val="NoSpacing"/>
+      </w:pPr>
+      <w:r>
+        <w:t>    }</w:t>
+      </w:r>
+    </w:p>
+    <w:p>
+      <w:pPr>
+        <w:pStyle w:val="NoSpacing"/>
+      </w:pPr>
+      <w:r>
+        <w:t>return result</w:t>
+      </w:r>
+    </w:p>
+    <w:p>
+      <w:pPr>
+        <w:pStyle w:val="NoSpacing"/>
+      </w:pPr>
+      <w:r>
+        <w:t>}</w:t>
+      </w:r>
+    </w:p>
+    <w:p>
+      <w:pPr>
+        <w:pStyle w:val="NoSpacing"/>
+      </w:pPr>
+    </w:p>
+    <w:p>
+      <w:pPr>
+        <w:pStyle w:val="NoSpacing"/>
+      </w:pPr>
+      <w:proofErr w:type="gramStart"/>
+      <w:r>
+        <w:t>console.log(</w:t>
+      </w:r>
+      <w:proofErr w:type="spellStart"/>
+      <w:proofErr w:type="gramEnd"/>
+      <w:r>
+        <w:t>mergeStr</w:t>
+      </w:r>
+      <w:proofErr w:type="spellEnd"/>
+      <w:r>
+        <w:t>(str1, str2))</w:t>
+      </w:r>
+    </w:p>
+    <w:p>
+      <w:pPr>
+        <w:pStyle w:val="NoSpacing"/>
+        <w:rPr>
+          <w:b/>
+          <w:lang w:val="en-US"/>
+        </w:rPr>
+      </w:pPr>
     </w:p>
     <w:sectPr>
       <w:pgSz w:w="11906" w:h="16838"/>
@@ -75,6 +5679,219 @@
     </w:sectPr>
   </w:body>
 </w:document>
+</file>
+
+<file path=word/numbering.xml><?xml version="1.0" encoding="utf-8"?>
+<w:numbering xmlns:wpc="http://schemas.microsoft.com/office/word/2010/wordprocessingCanvas" xmlns:cx="http://schemas.microsoft.com/office/drawing/2014/chartex" xmlns:cx1="http://schemas.microsoft.com/office/drawing/2015/9/8/chartex" xmlns:cx2="http://schemas.microsoft.com/office/drawing/2015/10/21/chartex" xmlns:cx3="http://schemas.microsoft.com/office/drawing/2016/5/9/chartex" xmlns:cx4="http://schemas.microsoft.com/office/drawing/2016/5/10/chartex" xmlns:cx5="http://schemas.microsoft.com/office/drawing/2016/5/11/chartex" xmlns:cx6="http://schemas.microsoft.com/office/drawing/2016/5/12/chartex" xmlns:cx7="http://schemas.microsoft.com/office/drawing/2016/5/13/chartex" xmlns:cx8="http://schemas.microsoft.com/office/drawing/2016/5/14/chartex" xmlns:mc="http://schemas.openxmlformats.org/markup-compatibility/2006" xmlns:aink="http://schemas.microsoft.com/office/drawing/2016/ink" xmlns:am3d="http://schemas.microsoft.com/office/drawing/2017/model3d" xmlns:o="urn:schemas-microsoft-com:office:office" xmlns:r="http://schemas.openxmlformats.org/officeDocument/2006/relationships" xmlns:m="http://schemas.openxmlformats.org/officeDocument/2006/math" xmlns:v="urn:schemas-microsoft-com:vml" xmlns:wp14="http://schemas.microsoft.com/office/word/2010/wordprocessingDrawing" xmlns:wp="http://schemas.openxmlformats.org/drawingml/2006/wordprocessingDrawing" xmlns:w10="urn:schemas-microsoft-com:office:word" xmlns:w="http://schemas.openxmlformats.org/wordprocessingml/2006/main" xmlns:w14="http://schemas.microsoft.com/office/word/2010/wordml" xmlns:w15="http://schemas.microsoft.com/office/word/2012/wordml" xmlns:w16cid="http://schemas.microsoft.com/office/word/2016/wordml/cid" xmlns:w16se="http://schemas.microsoft.com/office/word/2015/wordml/symex" xmlns:wpg="http://schemas.microsoft.com/office/word/2010/wordprocessingGroup" xmlns:wpi="http://schemas.microsoft.com/office/word/2010/wordprocessingInk" xmlns:wne="http://schemas.microsoft.com/office/word/2006/wordml" xmlns:wps="http://schemas.microsoft.com/office/word/2010/wordprocessingShape" mc:Ignorable="w14 w15 w16se w16cid wp14">
+  <w:abstractNum w:abstractNumId="0" w15:restartNumberingAfterBreak="0">
+    <w:nsid w:val="2E790278"/>
+    <w:multiLevelType w:val="hybridMultilevel"/>
+    <w:tmpl w:val="5C7692F0"/>
+    <w:lvl w:ilvl="0" w:tplc="4009000F">
+      <w:start w:val="1"/>
+      <w:numFmt w:val="decimal"/>
+      <w:lvlText w:val="%1."/>
+      <w:lvlJc w:val="left"/>
+      <w:pPr>
+        <w:ind w:left="720" w:hanging="360"/>
+      </w:pPr>
+      <w:rPr>
+        <w:rFonts w:hint="default"/>
+      </w:rPr>
+    </w:lvl>
+    <w:lvl w:ilvl="1" w:tplc="40090019" w:tentative="1">
+      <w:start w:val="1"/>
+      <w:numFmt w:val="lowerLetter"/>
+      <w:lvlText w:val="%2."/>
+      <w:lvlJc w:val="left"/>
+      <w:pPr>
+        <w:ind w:left="1440" w:hanging="360"/>
+      </w:pPr>
+    </w:lvl>
+    <w:lvl w:ilvl="2" w:tplc="4009001B" w:tentative="1">
+      <w:start w:val="1"/>
+      <w:numFmt w:val="lowerRoman"/>
+      <w:lvlText w:val="%3."/>
+      <w:lvlJc w:val="right"/>
+      <w:pPr>
+        <w:ind w:left="2160" w:hanging="180"/>
+      </w:pPr>
+    </w:lvl>
+    <w:lvl w:ilvl="3" w:tplc="4009000F" w:tentative="1">
+      <w:start w:val="1"/>
+      <w:numFmt w:val="decimal"/>
+      <w:lvlText w:val="%4."/>
+      <w:lvlJc w:val="left"/>
+      <w:pPr>
+        <w:ind w:left="2880" w:hanging="360"/>
+      </w:pPr>
+    </w:lvl>
+    <w:lvl w:ilvl="4" w:tplc="40090019" w:tentative="1">
+      <w:start w:val="1"/>
+      <w:numFmt w:val="lowerLetter"/>
+      <w:lvlText w:val="%5."/>
+      <w:lvlJc w:val="left"/>
+      <w:pPr>
+        <w:ind w:left="3600" w:hanging="360"/>
+      </w:pPr>
+    </w:lvl>
+    <w:lvl w:ilvl="5" w:tplc="4009001B" w:tentative="1">
+      <w:start w:val="1"/>
+      <w:numFmt w:val="lowerRoman"/>
+      <w:lvlText w:val="%6."/>
+      <w:lvlJc w:val="right"/>
+      <w:pPr>
+        <w:ind w:left="4320" w:hanging="180"/>
+      </w:pPr>
+    </w:lvl>
+    <w:lvl w:ilvl="6" w:tplc="4009000F" w:tentative="1">
+      <w:start w:val="1"/>
+      <w:numFmt w:val="decimal"/>
+      <w:lvlText w:val="%7."/>
+      <w:lvlJc w:val="left"/>
+      <w:pPr>
+        <w:ind w:left="5040" w:hanging="360"/>
+      </w:pPr>
+    </w:lvl>
+    <w:lvl w:ilvl="7" w:tplc="40090019" w:tentative="1">
+      <w:start w:val="1"/>
+      <w:numFmt w:val="lowerLetter"/>
+      <w:lvlText w:val="%8."/>
+      <w:lvlJc w:val="left"/>
+      <w:pPr>
+        <w:ind w:left="5760" w:hanging="360"/>
+      </w:pPr>
+    </w:lvl>
+    <w:lvl w:ilvl="8" w:tplc="4009001B" w:tentative="1">
+      <w:start w:val="1"/>
+      <w:numFmt w:val="lowerRoman"/>
+      <w:lvlText w:val="%9."/>
+      <w:lvlJc w:val="right"/>
+      <w:pPr>
+        <w:ind w:left="6480" w:hanging="180"/>
+      </w:pPr>
+    </w:lvl>
+  </w:abstractNum>
+  <w:abstractNum w:abstractNumId="1" w15:restartNumberingAfterBreak="0">
+    <w:nsid w:val="4CDA01D9"/>
+    <w:multiLevelType w:val="hybridMultilevel"/>
+    <w:tmpl w:val="02ACD9FE"/>
+    <w:lvl w:ilvl="0" w:tplc="40090001">
+      <w:start w:val="1"/>
+      <w:numFmt w:val="bullet"/>
+      <w:lvlText w:val=""/>
+      <w:lvlJc w:val="left"/>
+      <w:pPr>
+        <w:ind w:left="720" w:hanging="360"/>
+      </w:pPr>
+      <w:rPr>
+        <w:rFonts w:ascii="Symbol" w:hAnsi="Symbol" w:hint="default"/>
+      </w:rPr>
+    </w:lvl>
+    <w:lvl w:ilvl="1" w:tplc="40090003" w:tentative="1">
+      <w:start w:val="1"/>
+      <w:numFmt w:val="bullet"/>
+      <w:lvlText w:val="o"/>
+      <w:lvlJc w:val="left"/>
+      <w:pPr>
+        <w:ind w:left="1440" w:hanging="360"/>
+      </w:pPr>
+      <w:rPr>
+        <w:rFonts w:ascii="Courier New" w:hAnsi="Courier New" w:cs="Courier New" w:hint="default"/>
+      </w:rPr>
+    </w:lvl>
+    <w:lvl w:ilvl="2" w:tplc="40090005" w:tentative="1">
+      <w:start w:val="1"/>
+      <w:numFmt w:val="bullet"/>
+      <w:lvlText w:val=""/>
+      <w:lvlJc w:val="left"/>
+      <w:pPr>
+        <w:ind w:left="2160" w:hanging="360"/>
+      </w:pPr>
+      <w:rPr>
+        <w:rFonts w:ascii="Wingdings" w:hAnsi="Wingdings" w:hint="default"/>
+      </w:rPr>
+    </w:lvl>
+    <w:lvl w:ilvl="3" w:tplc="40090001" w:tentative="1">
+      <w:start w:val="1"/>
+      <w:numFmt w:val="bullet"/>
+      <w:lvlText w:val=""/>
+      <w:lvlJc w:val="left"/>
+      <w:pPr>
+        <w:ind w:left="2880" w:hanging="360"/>
+      </w:pPr>
+      <w:rPr>
+        <w:rFonts w:ascii="Symbol" w:hAnsi="Symbol" w:hint="default"/>
+      </w:rPr>
+    </w:lvl>
+    <w:lvl w:ilvl="4" w:tplc="40090003" w:tentative="1">
+      <w:start w:val="1"/>
+      <w:numFmt w:val="bullet"/>
+      <w:lvlText w:val="o"/>
+      <w:lvlJc w:val="left"/>
+      <w:pPr>
+        <w:ind w:left="3600" w:hanging="360"/>
+      </w:pPr>
+      <w:rPr>
+        <w:rFonts w:ascii="Courier New" w:hAnsi="Courier New" w:cs="Courier New" w:hint="default"/>
+      </w:rPr>
+    </w:lvl>
+    <w:lvl w:ilvl="5" w:tplc="40090005" w:tentative="1">
+      <w:start w:val="1"/>
+      <w:numFmt w:val="bullet"/>
+      <w:lvlText w:val=""/>
+      <w:lvlJc w:val="left"/>
+      <w:pPr>
+        <w:ind w:left="4320" w:hanging="360"/>
+      </w:pPr>
+      <w:rPr>
+        <w:rFonts w:ascii="Wingdings" w:hAnsi="Wingdings" w:hint="default"/>
+      </w:rPr>
+    </w:lvl>
+    <w:lvl w:ilvl="6" w:tplc="40090001" w:tentative="1">
+      <w:start w:val="1"/>
+      <w:numFmt w:val="bullet"/>
+      <w:lvlText w:val=""/>
+      <w:lvlJc w:val="left"/>
+      <w:pPr>
+        <w:ind w:left="5040" w:hanging="360"/>
+      </w:pPr>
+      <w:rPr>
+        <w:rFonts w:ascii="Symbol" w:hAnsi="Symbol" w:hint="default"/>
+      </w:rPr>
+    </w:lvl>
+    <w:lvl w:ilvl="7" w:tplc="40090003" w:tentative="1">
+      <w:start w:val="1"/>
+      <w:numFmt w:val="bullet"/>
+      <w:lvlText w:val="o"/>
+      <w:lvlJc w:val="left"/>
+      <w:pPr>
+        <w:ind w:left="5760" w:hanging="360"/>
+      </w:pPr>
+      <w:rPr>
+        <w:rFonts w:ascii="Courier New" w:hAnsi="Courier New" w:cs="Courier New" w:hint="default"/>
+      </w:rPr>
+    </w:lvl>
+    <w:lvl w:ilvl="8" w:tplc="40090005" w:tentative="1">
+      <w:start w:val="1"/>
+      <w:numFmt w:val="bullet"/>
+      <w:lvlText w:val=""/>
+      <w:lvlJc w:val="left"/>
+      <w:pPr>
+        <w:ind w:left="6480" w:hanging="360"/>
+      </w:pPr>
+      <w:rPr>
+        <w:rFonts w:ascii="Wingdings" w:hAnsi="Wingdings" w:hint="default"/>
+      </w:rPr>
+    </w:lvl>
+  </w:abstractNum>
+  <w:num w:numId="1">
+    <w:abstractNumId w:val="1"/>
+  </w:num>
+  <w:num w:numId="2">
+    <w:abstractNumId w:val="0"/>
+  </w:num>
+</w:numbering>
 </file>
 
 <file path=word/styles.xml><?xml version="1.0" encoding="utf-8"?>
@@ -520,6 +6337,71 @@
       <w:sz w:val="24"/>
     </w:rPr>
   </w:style>
+  <w:style w:type="character" w:styleId="HTMLCode">
+    <w:name w:val="HTML Code"/>
+    <w:basedOn w:val="DefaultParagraphFont"/>
+    <w:uiPriority w:val="99"/>
+    <w:semiHidden/>
+    <w:unhideWhenUsed/>
+    <w:rsid w:val="005A594C"/>
+    <w:rPr>
+      <w:rFonts w:ascii="Courier New" w:eastAsia="Times New Roman" w:hAnsi="Courier New" w:cs="Courier New"/>
+      <w:sz w:val="20"/>
+      <w:szCs w:val="20"/>
+    </w:rPr>
+  </w:style>
+  <w:style w:type="character" w:styleId="Strong">
+    <w:name w:val="Strong"/>
+    <w:basedOn w:val="DefaultParagraphFont"/>
+    <w:uiPriority w:val="22"/>
+    <w:qFormat/>
+    <w:rsid w:val="005A594C"/>
+    <w:rPr>
+      <w:b/>
+      <w:bCs/>
+    </w:rPr>
+  </w:style>
+  <w:style w:type="paragraph" w:styleId="ListParagraph">
+    <w:name w:val="List Paragraph"/>
+    <w:basedOn w:val="Normal"/>
+    <w:uiPriority w:val="34"/>
+    <w:qFormat/>
+    <w:rsid w:val="00CC11A9"/>
+    <w:pPr>
+      <w:ind w:left="720"/>
+      <w:contextualSpacing/>
+    </w:pPr>
+  </w:style>
+  <w:style w:type="character" w:customStyle="1" w:styleId="hljs-keyword">
+    <w:name w:val="hljs-keyword"/>
+    <w:basedOn w:val="DefaultParagraphFont"/>
+    <w:rsid w:val="00A302B2"/>
+  </w:style>
+  <w:style w:type="character" w:customStyle="1" w:styleId="hljs-number">
+    <w:name w:val="hljs-number"/>
+    <w:basedOn w:val="DefaultParagraphFont"/>
+    <w:rsid w:val="00A302B2"/>
+  </w:style>
+  <w:style w:type="character" w:customStyle="1" w:styleId="hljs-function">
+    <w:name w:val="hljs-function"/>
+    <w:basedOn w:val="DefaultParagraphFont"/>
+    <w:rsid w:val="00A302B2"/>
+  </w:style>
+  <w:style w:type="character" w:customStyle="1" w:styleId="hljs-params">
+    <w:name w:val="hljs-params"/>
+    <w:basedOn w:val="DefaultParagraphFont"/>
+    <w:rsid w:val="00A302B2"/>
+  </w:style>
+  <w:style w:type="character" w:customStyle="1" w:styleId="hljs-comment">
+    <w:name w:val="hljs-comment"/>
+    <w:basedOn w:val="DefaultParagraphFont"/>
+    <w:rsid w:val="00A302B2"/>
+  </w:style>
+  <w:style w:type="character" w:customStyle="1" w:styleId="hljs-builtin">
+    <w:name w:val="hljs-built_in"/>
+    <w:basedOn w:val="DefaultParagraphFont"/>
+    <w:rsid w:val="00A302B2"/>
+  </w:style>
 </w:styles>
 </file>
 

--- a/JS Program.docx
+++ b/JS Program.docx
@@ -4385,7 +4385,28 @@
         <w:pStyle w:val="NoSpacing"/>
       </w:pPr>
       <w:r>
-        <w:t xml:space="preserve">const duplicates = </w:t>
+        <w:t xml:space="preserve">const </w:t>
+      </w:r>
+      <w:proofErr w:type="spellStart"/>
+      <w:r>
+        <w:t>repeatedArr</w:t>
+      </w:r>
+      <w:proofErr w:type="spellEnd"/>
+      <w:r>
+        <w:t xml:space="preserve"> = (numbers) =</w:t>
+      </w:r>
+      <w:proofErr w:type="gramStart"/>
+      <w:r>
+        <w:t>&gt;{</w:t>
+      </w:r>
+      <w:proofErr w:type="gramEnd"/>
+    </w:p>
+    <w:p>
+      <w:pPr>
+        <w:pStyle w:val="NoSpacing"/>
+      </w:pPr>
+      <w:r>
+        <w:t xml:space="preserve">   return </w:t>
       </w:r>
       <w:proofErr w:type="spellStart"/>
       <w:proofErr w:type="gramStart"/>
@@ -4403,7 +4424,15 @@
       </w:r>
       <w:proofErr w:type="spellEnd"/>
       <w:r>
-        <w:t xml:space="preserve">, current, index, </w:t>
+        <w:t xml:space="preserve">, </w:t>
+      </w:r>
+      <w:proofErr w:type="spellStart"/>
+      <w:r>
+        <w:t>curr</w:t>
+      </w:r>
+      <w:proofErr w:type="spellEnd"/>
+      <w:r>
+        <w:t xml:space="preserve">, index, </w:t>
       </w:r>
       <w:proofErr w:type="spellStart"/>
       <w:r>
@@ -4411,15 +4440,15 @@
       </w:r>
       <w:proofErr w:type="spellEnd"/>
       <w:r>
-        <w:t>) =&gt; {</w:t>
-      </w:r>
-    </w:p>
-    <w:p>
-      <w:pPr>
-        <w:pStyle w:val="NoSpacing"/>
-      </w:pPr>
-      <w:r>
-        <w:t>  if (</w:t>
+        <w:t>)=&gt;{</w:t>
+      </w:r>
+    </w:p>
+    <w:p>
+      <w:pPr>
+        <w:pStyle w:val="NoSpacing"/>
+      </w:pPr>
+      <w:r>
+        <w:t>    if((</w:t>
       </w:r>
       <w:proofErr w:type="spellStart"/>
       <w:proofErr w:type="gramStart"/>
@@ -4429,7 +4458,23 @@
       <w:proofErr w:type="spellEnd"/>
       <w:proofErr w:type="gramEnd"/>
       <w:r>
-        <w:t>(current) !== index &amp;&amp; !</w:t>
+        <w:t>(</w:t>
+      </w:r>
+      <w:proofErr w:type="spellStart"/>
+      <w:r>
+        <w:t>curr</w:t>
+      </w:r>
+      <w:proofErr w:type="spellEnd"/>
+      <w:r>
+        <w:t>)</w:t>
+      </w:r>
+      <w:r>
+        <w:t>!</w:t>
+      </w:r>
+      <w:bookmarkStart w:id="0" w:name="_GoBack"/>
+      <w:bookmarkEnd w:id="0"/>
+      <w:r>
+        <w:t>==index)&amp;&amp;(!</w:t>
       </w:r>
       <w:proofErr w:type="spellStart"/>
       <w:r>
@@ -4437,15 +4482,23 @@
       </w:r>
       <w:proofErr w:type="spellEnd"/>
       <w:r>
-        <w:t>(current)) {</w:t>
-      </w:r>
-    </w:p>
-    <w:p>
-      <w:pPr>
-        <w:pStyle w:val="NoSpacing"/>
-      </w:pPr>
-      <w:r>
-        <w:t xml:space="preserve">    </w:t>
+        <w:t>(</w:t>
+      </w:r>
+      <w:proofErr w:type="spellStart"/>
+      <w:r>
+        <w:t>curr</w:t>
+      </w:r>
+      <w:proofErr w:type="spellEnd"/>
+      <w:r>
+        <w:t>))){</w:t>
+      </w:r>
+    </w:p>
+    <w:p>
+      <w:pPr>
+        <w:pStyle w:val="NoSpacing"/>
+      </w:pPr>
+      <w:r>
+        <w:t xml:space="preserve">        </w:t>
       </w:r>
       <w:proofErr w:type="spellStart"/>
       <w:proofErr w:type="gramStart"/>
@@ -4455,52 +4508,68 @@
       <w:proofErr w:type="spellEnd"/>
       <w:proofErr w:type="gramEnd"/>
       <w:r>
-        <w:t>(current);</w:t>
-      </w:r>
-    </w:p>
-    <w:p>
-      <w:pPr>
-        <w:pStyle w:val="NoSpacing"/>
-      </w:pPr>
-      <w:r>
-        <w:t>  }</w:t>
-      </w:r>
-    </w:p>
-    <w:p>
-      <w:pPr>
-        <w:pStyle w:val="NoSpacing"/>
-      </w:pPr>
-      <w:r>
-        <w:t xml:space="preserve">  return </w:t>
+        <w:t>(</w:t>
+      </w:r>
+      <w:proofErr w:type="spellStart"/>
+      <w:r>
+        <w:t>curr</w:t>
+      </w:r>
+      <w:proofErr w:type="spellEnd"/>
+      <w:r>
+        <w:t>)</w:t>
+      </w:r>
+    </w:p>
+    <w:p>
+      <w:pPr>
+        <w:pStyle w:val="NoSpacing"/>
+      </w:pPr>
+      <w:r>
+        <w:t>    }</w:t>
+      </w:r>
+    </w:p>
+    <w:p>
+      <w:pPr>
+        <w:pStyle w:val="NoSpacing"/>
+      </w:pPr>
+      <w:r>
+        <w:t xml:space="preserve">return </w:t>
       </w:r>
       <w:proofErr w:type="spellStart"/>
       <w:r>
         <w:t>acc</w:t>
       </w:r>
       <w:proofErr w:type="spellEnd"/>
-      <w:r>
-        <w:t>;</w:t>
-      </w:r>
-    </w:p>
-    <w:p>
-      <w:pPr>
-        <w:pStyle w:val="NoSpacing"/>
-      </w:pPr>
-      <w:r>
-        <w:t>}, []);</w:t>
-      </w:r>
-    </w:p>
-    <w:p>
-      <w:pPr>
-        <w:pStyle w:val="NoSpacing"/>
-      </w:pPr>
-    </w:p>
-    <w:p>
-      <w:pPr>
-        <w:pStyle w:val="NoSpacing"/>
-      </w:pPr>
-      <w:r>
-        <w:t>console.log(duplicates);</w:t>
+    </w:p>
+    <w:p>
+      <w:pPr>
+        <w:pStyle w:val="NoSpacing"/>
+      </w:pPr>
+      <w:r>
+        <w:t>    },[])</w:t>
+      </w:r>
+    </w:p>
+    <w:p>
+      <w:pPr>
+        <w:pStyle w:val="NoSpacing"/>
+      </w:pPr>
+      <w:r>
+        <w:t>}</w:t>
+      </w:r>
+    </w:p>
+    <w:p>
+      <w:pPr>
+        <w:pStyle w:val="NoSpacing"/>
+      </w:pPr>
+      <w:r>
+        <w:t>console.log(</w:t>
+      </w:r>
+      <w:proofErr w:type="spellStart"/>
+      <w:r>
+        <w:t>repeatedArr</w:t>
+      </w:r>
+      <w:proofErr w:type="spellEnd"/>
+      <w:r>
+        <w:t>(numbers))</w:t>
       </w:r>
     </w:p>
     <w:p>
@@ -4812,22 +4881,6 @@
       <w:proofErr w:type="spellEnd"/>
       <w:r>
         <w:t xml:space="preserve"> &gt;= limit) {</w:t>
-      </w:r>
-    </w:p>
-    <w:p>
-      <w:pPr>
-        <w:pStyle w:val="NoSpacing"/>
-      </w:pPr>
-      <w:r>
-        <w:t xml:space="preserve">      </w:t>
-      </w:r>
-      <w:proofErr w:type="spellStart"/>
-      <w:r>
-        <w:t>lastCall</w:t>
-      </w:r>
-      <w:proofErr w:type="spellEnd"/>
-      <w:r>
-        <w:t xml:space="preserve"> = now;</w:t>
       </w:r>
     </w:p>
     <w:p>
@@ -4839,6 +4892,22 @@
         <w:t xml:space="preserve">      </w:t>
       </w:r>
       <w:proofErr w:type="spellStart"/>
+      <w:r>
+        <w:t>lastCall</w:t>
+      </w:r>
+      <w:proofErr w:type="spellEnd"/>
+      <w:r>
+        <w:t xml:space="preserve"> = now;</w:t>
+      </w:r>
+    </w:p>
+    <w:p>
+      <w:pPr>
+        <w:pStyle w:val="NoSpacing"/>
+      </w:pPr>
+      <w:r>
+        <w:t xml:space="preserve">      </w:t>
+      </w:r>
+      <w:proofErr w:type="spellStart"/>
       <w:proofErr w:type="gramStart"/>
       <w:r>
         <w:t>fn.apply</w:t>
@@ -4936,46 +5005,95 @@
         <w:pStyle w:val="NoSpacing"/>
       </w:pPr>
       <w:r>
-        <w:t xml:space="preserve">function </w:t>
-      </w:r>
-      <w:proofErr w:type="spellStart"/>
-      <w:proofErr w:type="gramStart"/>
-      <w:r>
-        <w:t>clickEvent</w:t>
-      </w:r>
-      <w:proofErr w:type="spellEnd"/>
+        <w:t>function pattern(n) {</w:t>
+      </w:r>
+    </w:p>
+    <w:p>
+      <w:pPr>
+        <w:pStyle w:val="NoSpacing"/>
+      </w:pPr>
+      <w:r>
+        <w:t xml:space="preserve">  let result = "";</w:t>
+      </w:r>
+    </w:p>
+    <w:p>
+      <w:pPr>
+        <w:pStyle w:val="NoSpacing"/>
+      </w:pPr>
+      <w:r>
+        <w:t xml:space="preserve">  for (let </w:t>
+      </w:r>
+      <w:proofErr w:type="spellStart"/>
+      <w:r>
+        <w:t>i</w:t>
+      </w:r>
+      <w:proofErr w:type="spellEnd"/>
+      <w:r>
+        <w:t xml:space="preserve"> = 1; </w:t>
+      </w:r>
+      <w:proofErr w:type="spellStart"/>
+      <w:r>
+        <w:t>i</w:t>
+      </w:r>
+      <w:proofErr w:type="spellEnd"/>
+      <w:r>
+        <w:t xml:space="preserve"> &lt;= n; </w:t>
+      </w:r>
+      <w:proofErr w:type="spellStart"/>
+      <w:r>
+        <w:t>i</w:t>
+      </w:r>
+      <w:proofErr w:type="spellEnd"/>
+      <w:r>
+        <w:t>++) {</w:t>
+      </w:r>
+    </w:p>
+    <w:p>
+      <w:pPr>
+        <w:pStyle w:val="NoSpacing"/>
+      </w:pPr>
+      <w:r>
+        <w:t xml:space="preserve">    result += "*</w:t>
+      </w:r>
+      <w:proofErr w:type="gramStart"/>
+      <w:r>
+        <w:t>".repeat</w:t>
+      </w:r>
+      <w:proofErr w:type="gramEnd"/>
       <w:r>
         <w:t>(</w:t>
       </w:r>
-      <w:proofErr w:type="gramEnd"/>
-      <w:r>
-        <w:t>) {</w:t>
-      </w:r>
-    </w:p>
-    <w:p>
-      <w:pPr>
-        <w:pStyle w:val="NoSpacing"/>
-      </w:pPr>
-      <w:r>
-        <w:t xml:space="preserve">  </w:t>
-      </w:r>
-      <w:proofErr w:type="spellStart"/>
-      <w:proofErr w:type="gramStart"/>
-      <w:r>
-        <w:t>document.getElementById</w:t>
-      </w:r>
-      <w:proofErr w:type="spellEnd"/>
-      <w:proofErr w:type="gramEnd"/>
-      <w:r>
-        <w:t>("output").</w:t>
-      </w:r>
-      <w:proofErr w:type="spellStart"/>
-      <w:r>
-        <w:t>innerHTML</w:t>
-      </w:r>
-      <w:proofErr w:type="spellEnd"/>
-      <w:r>
-        <w:t xml:space="preserve"> = pattern(5);</w:t>
+      <w:proofErr w:type="spellStart"/>
+      <w:r>
+        <w:t>i</w:t>
+      </w:r>
+      <w:proofErr w:type="spellEnd"/>
+      <w:r>
+        <w:t>) + "&lt;</w:t>
+      </w:r>
+      <w:proofErr w:type="spellStart"/>
+      <w:r>
+        <w:t>br</w:t>
+      </w:r>
+      <w:proofErr w:type="spellEnd"/>
+      <w:r>
+        <w:t>&gt;";</w:t>
+      </w:r>
+    </w:p>
+    <w:p>
+      <w:pPr>
+        <w:pStyle w:val="NoSpacing"/>
+      </w:pPr>
+      <w:r>
+        <w:t xml:space="preserve">  }</w:t>
+      </w:r>
+    </w:p>
+    <w:p>
+      <w:pPr>
+        <w:pStyle w:val="NoSpacing"/>
+      </w:pPr>
+      <w:r>
+        <w:t xml:space="preserve">  return result;</w:t>
       </w:r>
     </w:p>
     <w:p>
@@ -4990,29 +5108,111 @@
       <w:pPr>
         <w:pStyle w:val="NoSpacing"/>
       </w:pPr>
-    </w:p>
-    <w:p>
-      <w:pPr>
-        <w:pStyle w:val="NoSpacing"/>
-      </w:pPr>
-      <w:r>
-        <w:t>function pattern(n) {</w:t>
-      </w:r>
-    </w:p>
-    <w:p>
-      <w:pPr>
-        <w:pStyle w:val="NoSpacing"/>
-      </w:pPr>
-      <w:r>
-        <w:t xml:space="preserve">  let result = "";</w:t>
-      </w:r>
-    </w:p>
-    <w:p>
-      <w:pPr>
-        <w:pStyle w:val="NoSpacing"/>
-      </w:pPr>
-      <w:r>
-        <w:t xml:space="preserve">  for (let </w:t>
+      <w:r>
+        <w:t>console.log(</w:t>
+      </w:r>
+      <w:proofErr w:type="gramStart"/>
+      <w:r>
+        <w:t>pattern(</w:t>
+      </w:r>
+      <w:proofErr w:type="gramEnd"/>
+      <w:r>
+        <w:t>5))</w:t>
+      </w:r>
+    </w:p>
+    <w:p>
+      <w:pPr>
+        <w:pStyle w:val="NoSpacing"/>
+      </w:pPr>
+    </w:p>
+    <w:p>
+      <w:pPr>
+        <w:pStyle w:val="NoSpacing"/>
+        <w:rPr>
+          <w:b/>
+          <w:color w:val="4472C4" w:themeColor="accent1"/>
+        </w:rPr>
+      </w:pPr>
+      <w:r>
+        <w:rPr>
+          <w:b/>
+          <w:color w:val="4472C4" w:themeColor="accent1"/>
+        </w:rPr>
+        <w:t xml:space="preserve">Merge 2 string </w:t>
+      </w:r>
+    </w:p>
+    <w:p>
+      <w:pPr>
+        <w:pStyle w:val="NoSpacing"/>
+      </w:pPr>
+      <w:r>
+        <w:t>let str1 ="</w:t>
+      </w:r>
+      <w:proofErr w:type="spellStart"/>
+      <w:r>
+        <w:t>abc</w:t>
+      </w:r>
+      <w:proofErr w:type="spellEnd"/>
+      <w:r>
+        <w:t>";</w:t>
+      </w:r>
+    </w:p>
+    <w:p>
+      <w:pPr>
+        <w:pStyle w:val="NoSpacing"/>
+      </w:pPr>
+      <w:r>
+        <w:t>let str2 = "</w:t>
+      </w:r>
+      <w:proofErr w:type="spellStart"/>
+      <w:r>
+        <w:t>xyz</w:t>
+      </w:r>
+      <w:proofErr w:type="spellEnd"/>
+      <w:r>
+        <w:t>";</w:t>
+      </w:r>
+    </w:p>
+    <w:p>
+      <w:pPr>
+        <w:pStyle w:val="NoSpacing"/>
+      </w:pPr>
+    </w:p>
+    <w:p>
+      <w:pPr>
+        <w:pStyle w:val="NoSpacing"/>
+      </w:pPr>
+      <w:r>
+        <w:t xml:space="preserve">const </w:t>
+      </w:r>
+      <w:proofErr w:type="spellStart"/>
+      <w:r>
+        <w:t>mergeStr</w:t>
+      </w:r>
+      <w:proofErr w:type="spellEnd"/>
+      <w:r>
+        <w:t xml:space="preserve"> = (str1, str2) =</w:t>
+      </w:r>
+      <w:proofErr w:type="gramStart"/>
+      <w:r>
+        <w:t>&gt;{</w:t>
+      </w:r>
+      <w:proofErr w:type="gramEnd"/>
+    </w:p>
+    <w:p>
+      <w:pPr>
+        <w:pStyle w:val="NoSpacing"/>
+      </w:pPr>
+      <w:r>
+        <w:t>    let result="";</w:t>
+      </w:r>
+    </w:p>
+    <w:p>
+      <w:pPr>
+        <w:pStyle w:val="NoSpacing"/>
+      </w:pPr>
+      <w:r>
+        <w:t xml:space="preserve">    let </w:t>
       </w:r>
       <w:proofErr w:type="spellStart"/>
       <w:r>
@@ -5020,39 +5220,75 @@
       </w:r>
       <w:proofErr w:type="spellEnd"/>
       <w:r>
-        <w:t xml:space="preserve"> = 1; </w:t>
-      </w:r>
-      <w:proofErr w:type="spellStart"/>
+        <w:t>=0;</w:t>
+      </w:r>
+    </w:p>
+    <w:p>
+      <w:pPr>
+        <w:pStyle w:val="NoSpacing"/>
+      </w:pPr>
+      <w:r>
+        <w:t>    let j=0;</w:t>
+      </w:r>
+    </w:p>
+    <w:p>
+      <w:pPr>
+        <w:pStyle w:val="NoSpacing"/>
+      </w:pPr>
+    </w:p>
+    <w:p>
+      <w:pPr>
+        <w:pStyle w:val="NoSpacing"/>
+      </w:pPr>
+      <w:r>
+        <w:t xml:space="preserve">    </w:t>
+      </w:r>
+      <w:proofErr w:type="gramStart"/>
+      <w:r>
+        <w:t>while(</w:t>
+      </w:r>
+      <w:proofErr w:type="spellStart"/>
+      <w:proofErr w:type="gramEnd"/>
       <w:r>
         <w:t>i</w:t>
       </w:r>
       <w:proofErr w:type="spellEnd"/>
       <w:r>
-        <w:t xml:space="preserve"> &lt;= n; </w:t>
-      </w:r>
-      <w:proofErr w:type="spellStart"/>
+        <w:t>&lt;str1.lenght || j&lt;str2.length){</w:t>
+      </w:r>
+    </w:p>
+    <w:p>
+      <w:pPr>
+        <w:pStyle w:val="NoSpacing"/>
+      </w:pPr>
+    </w:p>
+    <w:p>
+      <w:pPr>
+        <w:pStyle w:val="NoSpacing"/>
+      </w:pPr>
+      <w:r>
+        <w:t xml:space="preserve">        </w:t>
+      </w:r>
+      <w:proofErr w:type="gramStart"/>
+      <w:r>
+        <w:t>if(</w:t>
+      </w:r>
+      <w:proofErr w:type="spellStart"/>
+      <w:proofErr w:type="gramEnd"/>
       <w:r>
         <w:t>i</w:t>
       </w:r>
       <w:proofErr w:type="spellEnd"/>
       <w:r>
-        <w:t>++) {</w:t>
-      </w:r>
-    </w:p>
-    <w:p>
-      <w:pPr>
-        <w:pStyle w:val="NoSpacing"/>
-      </w:pPr>
-      <w:r>
-        <w:t xml:space="preserve">    result += "*</w:t>
-      </w:r>
-      <w:proofErr w:type="gramStart"/>
-      <w:r>
-        <w:t>".repeat</w:t>
-      </w:r>
-      <w:proofErr w:type="gramEnd"/>
-      <w:r>
-        <w:t>(</w:t>
+        <w:t>&lt;str1.length){</w:t>
+      </w:r>
+    </w:p>
+    <w:p>
+      <w:pPr>
+        <w:pStyle w:val="NoSpacing"/>
+      </w:pPr>
+      <w:r>
+        <w:t>            result +=str1[</w:t>
       </w:r>
       <w:proofErr w:type="spellStart"/>
       <w:r>
@@ -5060,31 +5296,97 @@
       </w:r>
       <w:proofErr w:type="spellEnd"/>
       <w:r>
-        <w:t>) + "&lt;</w:t>
-      </w:r>
-      <w:proofErr w:type="spellStart"/>
-      <w:r>
-        <w:t>br</w:t>
-      </w:r>
-      <w:proofErr w:type="spellEnd"/>
-      <w:r>
-        <w:t>&gt;";</w:t>
-      </w:r>
-    </w:p>
-    <w:p>
-      <w:pPr>
-        <w:pStyle w:val="NoSpacing"/>
-      </w:pPr>
-      <w:r>
-        <w:t xml:space="preserve">  }</w:t>
-      </w:r>
-    </w:p>
-    <w:p>
-      <w:pPr>
-        <w:pStyle w:val="NoSpacing"/>
-      </w:pPr>
-      <w:r>
-        <w:t xml:space="preserve">  return result;</w:t>
+        <w:t>];</w:t>
+      </w:r>
+    </w:p>
+    <w:p>
+      <w:pPr>
+        <w:pStyle w:val="NoSpacing"/>
+      </w:pPr>
+      <w:r>
+        <w:t xml:space="preserve">            </w:t>
+      </w:r>
+      <w:proofErr w:type="spellStart"/>
+      <w:r>
+        <w:t>i</w:t>
+      </w:r>
+      <w:proofErr w:type="spellEnd"/>
+      <w:r>
+        <w:t>++</w:t>
+      </w:r>
+    </w:p>
+    <w:p>
+      <w:pPr>
+        <w:pStyle w:val="NoSpacing"/>
+      </w:pPr>
+      <w:r>
+        <w:t>        }</w:t>
+      </w:r>
+    </w:p>
+    <w:p>
+      <w:pPr>
+        <w:pStyle w:val="NoSpacing"/>
+      </w:pPr>
+      <w:r>
+        <w:t xml:space="preserve">        </w:t>
+      </w:r>
+      <w:proofErr w:type="gramStart"/>
+      <w:r>
+        <w:t>if(</w:t>
+      </w:r>
+      <w:proofErr w:type="gramEnd"/>
+      <w:r>
+        <w:t>j&lt;str1.length){</w:t>
+      </w:r>
+    </w:p>
+    <w:p>
+      <w:pPr>
+        <w:pStyle w:val="NoSpacing"/>
+      </w:pPr>
+      <w:r>
+        <w:t>            result+=str2[j];</w:t>
+      </w:r>
+    </w:p>
+    <w:p>
+      <w:pPr>
+        <w:pStyle w:val="NoSpacing"/>
+      </w:pPr>
+      <w:r>
+        <w:t xml:space="preserve">            </w:t>
+      </w:r>
+      <w:proofErr w:type="spellStart"/>
+      <w:r>
+        <w:t>j++</w:t>
+      </w:r>
+      <w:proofErr w:type="spellEnd"/>
+    </w:p>
+    <w:p>
+      <w:pPr>
+        <w:pStyle w:val="NoSpacing"/>
+      </w:pPr>
+      <w:r>
+        <w:t>        }</w:t>
+      </w:r>
+    </w:p>
+    <w:p>
+      <w:pPr>
+        <w:pStyle w:val="NoSpacing"/>
+      </w:pPr>
+    </w:p>
+    <w:p>
+      <w:pPr>
+        <w:pStyle w:val="NoSpacing"/>
+      </w:pPr>
+      <w:r>
+        <w:t>    }</w:t>
+      </w:r>
+    </w:p>
+    <w:p>
+      <w:pPr>
+        <w:pStyle w:val="NoSpacing"/>
+      </w:pPr>
+      <w:r>
+        <w:t>    return result</w:t>
       </w:r>
     </w:p>
     <w:p>
@@ -5098,38 +5400,70 @@
     <w:p>
       <w:pPr>
         <w:pStyle w:val="NoSpacing"/>
-        <w:rPr>
-          <w:b/>
-          <w:lang w:val="en-US"/>
-        </w:rPr>
-      </w:pPr>
-    </w:p>
-    <w:p>
-      <w:pPr>
-        <w:pStyle w:val="NoSpacing"/>
-        <w:rPr>
-          <w:b/>
-          <w:color w:val="4472C4" w:themeColor="accent1"/>
-        </w:rPr>
-      </w:pPr>
-      <w:r>
-        <w:rPr>
-          <w:b/>
-          <w:color w:val="4472C4" w:themeColor="accent1"/>
-        </w:rPr>
-        <w:t xml:space="preserve">Merge 2 string </w:t>
-      </w:r>
-    </w:p>
-    <w:p>
-      <w:pPr>
-        <w:pStyle w:val="NoSpacing"/>
-      </w:pPr>
-      <w:r>
-        <w:t>const str1 = "</w:t>
-      </w:r>
-      <w:proofErr w:type="spellStart"/>
-      <w:r>
-        <w:t>abcd</w:t>
+      </w:pPr>
+    </w:p>
+    <w:p>
+      <w:pPr>
+        <w:pStyle w:val="NoSpacing"/>
+      </w:pPr>
+      <w:proofErr w:type="gramStart"/>
+      <w:r>
+        <w:t>console.log(</w:t>
+      </w:r>
+      <w:proofErr w:type="spellStart"/>
+      <w:proofErr w:type="gramEnd"/>
+      <w:r>
+        <w:t>mergeStr</w:t>
+      </w:r>
+      <w:proofErr w:type="spellEnd"/>
+      <w:r>
+        <w:t>(str1, str2))</w:t>
+      </w:r>
+    </w:p>
+    <w:p>
+      <w:pPr>
+        <w:pStyle w:val="NoSpacing"/>
+      </w:pPr>
+    </w:p>
+    <w:p>
+      <w:pPr>
+        <w:pStyle w:val="NoSpacing"/>
+      </w:pPr>
+    </w:p>
+    <w:p>
+      <w:pPr>
+        <w:pStyle w:val="NoSpacing"/>
+      </w:pPr>
+    </w:p>
+    <w:p>
+      <w:pPr>
+        <w:pStyle w:val="NoSpacing"/>
+      </w:pPr>
+    </w:p>
+    <w:p>
+      <w:pPr>
+        <w:pStyle w:val="NoSpacing"/>
+        <w:rPr>
+          <w:b/>
+        </w:rPr>
+      </w:pPr>
+      <w:r>
+        <w:rPr>
+          <w:b/>
+        </w:rPr>
+        <w:t>OR</w:t>
+      </w:r>
+    </w:p>
+    <w:p>
+      <w:pPr>
+        <w:pStyle w:val="NoSpacing"/>
+      </w:pPr>
+      <w:r>
+        <w:t>let str1 = "</w:t>
+      </w:r>
+      <w:proofErr w:type="spellStart"/>
+      <w:r>
+        <w:t>abc</w:t>
       </w:r>
       <w:proofErr w:type="spellEnd"/>
       <w:r>
@@ -5141,11 +5475,11 @@
         <w:pStyle w:val="NoSpacing"/>
       </w:pPr>
       <w:r>
-        <w:t>const str2 = "</w:t>
-      </w:r>
-      <w:proofErr w:type="spellStart"/>
-      <w:r>
-        <w:t>wxyz</w:t>
+        <w:t>let str2 = "</w:t>
+      </w:r>
+      <w:proofErr w:type="spellStart"/>
+      <w:r>
+        <w:t>xyz</w:t>
       </w:r>
       <w:proofErr w:type="spellEnd"/>
       <w:r>
@@ -5166,27 +5500,69 @@
       </w:r>
       <w:proofErr w:type="spellStart"/>
       <w:r>
-        <w:t>mergeData</w:t>
-      </w:r>
-      <w:proofErr w:type="spellEnd"/>
-      <w:r>
-        <w:t xml:space="preserve"> = (word1, word2) =&gt; {</w:t>
-      </w:r>
-    </w:p>
-    <w:p>
-      <w:pPr>
-        <w:pStyle w:val="NoSpacing"/>
-      </w:pPr>
-      <w:r>
-        <w:t xml:space="preserve">    let result = "";</w:t>
-      </w:r>
-    </w:p>
-    <w:p>
-      <w:pPr>
-        <w:pStyle w:val="NoSpacing"/>
-      </w:pPr>
-      <w:r>
-        <w:t xml:space="preserve">    let </w:t>
+        <w:t>mergeStr</w:t>
+      </w:r>
+      <w:proofErr w:type="spellEnd"/>
+      <w:r>
+        <w:t xml:space="preserve"> = (str1, str2) =&gt; {</w:t>
+      </w:r>
+    </w:p>
+    <w:p>
+      <w:pPr>
+        <w:pStyle w:val="NoSpacing"/>
+      </w:pPr>
+      <w:r>
+        <w:t>    let result = "";</w:t>
+      </w:r>
+    </w:p>
+    <w:p>
+      <w:pPr>
+        <w:pStyle w:val="NoSpacing"/>
+      </w:pPr>
+      <w:r>
+        <w:t xml:space="preserve">    let </w:t>
+      </w:r>
+      <w:proofErr w:type="spellStart"/>
+      <w:r>
+        <w:t>maxLength</w:t>
+      </w:r>
+      <w:proofErr w:type="spellEnd"/>
+      <w:r>
+        <w:t xml:space="preserve"> </w:t>
+      </w:r>
+      <w:proofErr w:type="gramStart"/>
+      <w:r>
+        <w:t>=  </w:t>
+      </w:r>
+      <w:proofErr w:type="spellStart"/>
+      <w:r>
+        <w:t>Math.max</w:t>
+      </w:r>
+      <w:proofErr w:type="spellEnd"/>
+      <w:proofErr w:type="gramEnd"/>
+      <w:r>
+        <w:t>(str1.length, str2.length);</w:t>
+      </w:r>
+    </w:p>
+    <w:p>
+      <w:pPr>
+        <w:pStyle w:val="NoSpacing"/>
+      </w:pPr>
+    </w:p>
+    <w:p>
+      <w:pPr>
+        <w:pStyle w:val="NoSpacing"/>
+      </w:pPr>
+      <w:r>
+        <w:t xml:space="preserve">    </w:t>
+      </w:r>
+      <w:proofErr w:type="gramStart"/>
+      <w:r>
+        <w:t>for(</w:t>
+      </w:r>
+      <w:proofErr w:type="gramEnd"/>
+      <w:r>
+        <w:t xml:space="preserve">let </w:t>
       </w:r>
       <w:proofErr w:type="spellStart"/>
       <w:r>
@@ -5194,320 +5570,14 @@
       </w:r>
       <w:proofErr w:type="spellEnd"/>
       <w:r>
-        <w:t>=0;</w:t>
-      </w:r>
-    </w:p>
-    <w:p>
-      <w:pPr>
-        <w:pStyle w:val="NoSpacing"/>
-      </w:pPr>
-      <w:r>
-        <w:t xml:space="preserve">    let j=0;</w:t>
-      </w:r>
-    </w:p>
-    <w:p>
-      <w:pPr>
-        <w:pStyle w:val="NoSpacing"/>
-      </w:pPr>
-      <w:r>
-        <w:t xml:space="preserve">    </w:t>
-      </w:r>
-      <w:proofErr w:type="gramStart"/>
-      <w:r>
-        <w:t>while(</w:t>
-      </w:r>
-      <w:proofErr w:type="spellStart"/>
-      <w:proofErr w:type="gramEnd"/>
+        <w:t xml:space="preserve">=0; </w:t>
+      </w:r>
+      <w:proofErr w:type="spellStart"/>
       <w:r>
         <w:t>i</w:t>
       </w:r>
       <w:proofErr w:type="spellEnd"/>
       <w:r>
-        <w:t xml:space="preserve"> &lt; word1.length || j &lt; word2.length){</w:t>
-      </w:r>
-    </w:p>
-    <w:p>
-      <w:pPr>
-        <w:pStyle w:val="NoSpacing"/>
-      </w:pPr>
-      <w:r>
-        <w:t xml:space="preserve">        </w:t>
-      </w:r>
-      <w:proofErr w:type="gramStart"/>
-      <w:r>
-        <w:t>if(</w:t>
-      </w:r>
-      <w:proofErr w:type="spellStart"/>
-      <w:proofErr w:type="gramEnd"/>
-      <w:r>
-        <w:t>i</w:t>
-      </w:r>
-      <w:proofErr w:type="spellEnd"/>
-      <w:r>
-        <w:t xml:space="preserve"> &lt; word1.length){</w:t>
-      </w:r>
-      <w:bookmarkStart w:id="0" w:name="_GoBack"/>
-      <w:bookmarkEnd w:id="0"/>
-    </w:p>
-    <w:p>
-      <w:pPr>
-        <w:pStyle w:val="NoSpacing"/>
-      </w:pPr>
-      <w:r>
-        <w:t xml:space="preserve">            result += word1[</w:t>
-      </w:r>
-      <w:proofErr w:type="spellStart"/>
-      <w:r>
-        <w:t>i</w:t>
-      </w:r>
-      <w:proofErr w:type="spellEnd"/>
-      <w:r>
-        <w:t>];</w:t>
-      </w:r>
-    </w:p>
-    <w:p>
-      <w:pPr>
-        <w:pStyle w:val="NoSpacing"/>
-      </w:pPr>
-      <w:r>
-        <w:t xml:space="preserve">            </w:t>
-      </w:r>
-      <w:proofErr w:type="spellStart"/>
-      <w:r>
-        <w:t>i</w:t>
-      </w:r>
-      <w:proofErr w:type="spellEnd"/>
-      <w:r>
-        <w:t>++;</w:t>
-      </w:r>
-    </w:p>
-    <w:p>
-      <w:pPr>
-        <w:pStyle w:val="NoSpacing"/>
-      </w:pPr>
-      <w:r>
-        <w:t xml:space="preserve">        }</w:t>
-      </w:r>
-    </w:p>
-    <w:p>
-      <w:pPr>
-        <w:pStyle w:val="NoSpacing"/>
-      </w:pPr>
-      <w:r>
-        <w:t xml:space="preserve">        </w:t>
-      </w:r>
-      <w:proofErr w:type="gramStart"/>
-      <w:r>
-        <w:t>if(</w:t>
-      </w:r>
-      <w:proofErr w:type="gramEnd"/>
-      <w:r>
-        <w:t>j &lt;word2.length){</w:t>
-      </w:r>
-    </w:p>
-    <w:p>
-      <w:pPr>
-        <w:pStyle w:val="NoSpacing"/>
-      </w:pPr>
-      <w:r>
-        <w:t xml:space="preserve">            result +=word2[j];</w:t>
-      </w:r>
-    </w:p>
-    <w:p>
-      <w:pPr>
-        <w:pStyle w:val="NoSpacing"/>
-      </w:pPr>
-      <w:r>
-        <w:t xml:space="preserve">            </w:t>
-      </w:r>
-      <w:proofErr w:type="spellStart"/>
-      <w:r>
-        <w:t>j++</w:t>
-      </w:r>
-      <w:proofErr w:type="spellEnd"/>
-      <w:r>
-        <w:t>;</w:t>
-      </w:r>
-    </w:p>
-    <w:p>
-      <w:pPr>
-        <w:pStyle w:val="NoSpacing"/>
-      </w:pPr>
-      <w:r>
-        <w:t xml:space="preserve">        }</w:t>
-      </w:r>
-    </w:p>
-    <w:p>
-      <w:pPr>
-        <w:pStyle w:val="NoSpacing"/>
-      </w:pPr>
-      <w:r>
-        <w:t xml:space="preserve">    }</w:t>
-      </w:r>
-    </w:p>
-    <w:p>
-      <w:pPr>
-        <w:pStyle w:val="NoSpacing"/>
-      </w:pPr>
-      <w:r>
-        <w:t xml:space="preserve">    return result;    </w:t>
-      </w:r>
-    </w:p>
-    <w:p>
-      <w:pPr>
-        <w:pStyle w:val="NoSpacing"/>
-      </w:pPr>
-      <w:r>
-        <w:t>}</w:t>
-      </w:r>
-    </w:p>
-    <w:p>
-      <w:pPr>
-        <w:pStyle w:val="NoSpacing"/>
-      </w:pPr>
-      <w:proofErr w:type="gramStart"/>
-      <w:r>
-        <w:t>console.log(</w:t>
-      </w:r>
-      <w:proofErr w:type="spellStart"/>
-      <w:proofErr w:type="gramEnd"/>
-      <w:r>
-        <w:t>mergeData</w:t>
-      </w:r>
-      <w:proofErr w:type="spellEnd"/>
-      <w:r>
-        <w:t>(str1, str2));</w:t>
-      </w:r>
-    </w:p>
-    <w:p>
-      <w:pPr>
-        <w:pStyle w:val="NoSpacing"/>
-      </w:pPr>
-    </w:p>
-    <w:p>
-      <w:pPr>
-        <w:pStyle w:val="NoSpacing"/>
-      </w:pPr>
-      <w:r>
-        <w:t>let str1 = "</w:t>
-      </w:r>
-      <w:proofErr w:type="spellStart"/>
-      <w:r>
-        <w:t>abc</w:t>
-      </w:r>
-      <w:proofErr w:type="spellEnd"/>
-      <w:r>
-        <w:t>";</w:t>
-      </w:r>
-    </w:p>
-    <w:p>
-      <w:pPr>
-        <w:pStyle w:val="NoSpacing"/>
-      </w:pPr>
-      <w:r>
-        <w:t>let str2 = "</w:t>
-      </w:r>
-      <w:proofErr w:type="spellStart"/>
-      <w:r>
-        <w:t>xyz</w:t>
-      </w:r>
-      <w:proofErr w:type="spellEnd"/>
-      <w:r>
-        <w:t>";</w:t>
-      </w:r>
-    </w:p>
-    <w:p>
-      <w:pPr>
-        <w:pStyle w:val="NoSpacing"/>
-      </w:pPr>
-    </w:p>
-    <w:p>
-      <w:pPr>
-        <w:pStyle w:val="NoSpacing"/>
-      </w:pPr>
-      <w:r>
-        <w:t xml:space="preserve">const </w:t>
-      </w:r>
-      <w:proofErr w:type="spellStart"/>
-      <w:r>
-        <w:t>mergeStr</w:t>
-      </w:r>
-      <w:proofErr w:type="spellEnd"/>
-      <w:r>
-        <w:t xml:space="preserve"> = (str1, str2) =&gt; {</w:t>
-      </w:r>
-    </w:p>
-    <w:p>
-      <w:pPr>
-        <w:pStyle w:val="NoSpacing"/>
-      </w:pPr>
-      <w:r>
-        <w:t>    let result = "";</w:t>
-      </w:r>
-    </w:p>
-    <w:p>
-      <w:pPr>
-        <w:pStyle w:val="NoSpacing"/>
-      </w:pPr>
-      <w:r>
-        <w:t xml:space="preserve">    let </w:t>
-      </w:r>
-      <w:proofErr w:type="spellStart"/>
-      <w:r>
-        <w:t>maxLength</w:t>
-      </w:r>
-      <w:proofErr w:type="spellEnd"/>
-      <w:r>
-        <w:t xml:space="preserve"> </w:t>
-      </w:r>
-      <w:proofErr w:type="gramStart"/>
-      <w:r>
-        <w:t>=  </w:t>
-      </w:r>
-      <w:proofErr w:type="spellStart"/>
-      <w:r>
-        <w:t>Math.max</w:t>
-      </w:r>
-      <w:proofErr w:type="spellEnd"/>
-      <w:proofErr w:type="gramEnd"/>
-      <w:r>
-        <w:t>(str1.length, str2.length);</w:t>
-      </w:r>
-    </w:p>
-    <w:p>
-      <w:pPr>
-        <w:pStyle w:val="NoSpacing"/>
-      </w:pPr>
-    </w:p>
-    <w:p>
-      <w:pPr>
-        <w:pStyle w:val="NoSpacing"/>
-      </w:pPr>
-      <w:r>
-        <w:t xml:space="preserve">    </w:t>
-      </w:r>
-      <w:proofErr w:type="gramStart"/>
-      <w:r>
-        <w:t>for(</w:t>
-      </w:r>
-      <w:proofErr w:type="gramEnd"/>
-      <w:r>
-        <w:t xml:space="preserve">let </w:t>
-      </w:r>
-      <w:proofErr w:type="spellStart"/>
-      <w:r>
-        <w:t>i</w:t>
-      </w:r>
-      <w:proofErr w:type="spellEnd"/>
-      <w:r>
-        <w:t xml:space="preserve">=0; </w:t>
-      </w:r>
-      <w:proofErr w:type="spellStart"/>
-      <w:r>
-        <w:t>i</w:t>
-      </w:r>
-      <w:proofErr w:type="spellEnd"/>
-      <w:r>
         <w:t>&lt;</w:t>
       </w:r>
       <w:proofErr w:type="spellStart"/>
@@ -5524,7 +5594,6 @@
         <w:pStyle w:val="NoSpacing"/>
       </w:pPr>
       <w:r>
-        <w:lastRenderedPageBreak/>
         <w:t xml:space="preserve">        </w:t>
       </w:r>
       <w:proofErr w:type="gramStart"/>

--- a/JS Program.docx
+++ b/JS Program.docx
@@ -3020,21 +3020,18 @@
       <w:pPr>
         <w:pStyle w:val="NoSpacing"/>
       </w:pPr>
-      <w:r>
-        <w:t xml:space="preserve">  let n = </w:t>
-      </w:r>
-      <w:proofErr w:type="spellStart"/>
-      <w:proofErr w:type="gramStart"/>
+      <w:bookmarkStart w:id="0" w:name="_GoBack"/>
+      <w:bookmarkEnd w:id="0"/>
+      <w:r>
+        <w:t xml:space="preserve">let n = </w:t>
+      </w:r>
+      <w:proofErr w:type="spellStart"/>
       <w:r>
         <w:t>Math.max</w:t>
       </w:r>
       <w:proofErr w:type="spellEnd"/>
       <w:r>
-        <w:t>(</w:t>
-      </w:r>
-      <w:proofErr w:type="gramEnd"/>
-      <w:r>
-        <w:t>...</w:t>
+        <w:t>(...</w:t>
       </w:r>
       <w:proofErr w:type="spellStart"/>
       <w:r>
@@ -4471,8 +4468,6 @@
       <w:r>
         <w:t>!</w:t>
       </w:r>
-      <w:bookmarkStart w:id="0" w:name="_GoBack"/>
-      <w:bookmarkEnd w:id="0"/>
       <w:r>
         <w:t>==index)&amp;&amp;(!</w:t>
       </w:r>
